--- a/templates/CHA TI.docx
+++ b/templates/CHA TI.docx
@@ -1828,7 +1828,8 @@
                 <w:sz w:val="16"/>
                 <w:szCs w:val="16"/>
               </w:rPr>
-              <w:t>{% for it in items %}{{ "%02d" % it.sr_start }} TO {{ "%02d" % it.sr_end }} {% endfor %}</w:t>
+              <w:t xml:space="preserve">{% for it in items %}{{ "%02d" % it.sr_start }} TO {{ "%02d" % it.sr_end }}
+{% endfor %}</w:t>
             </w:r>
           </w:p>
         </w:tc>
@@ -1858,7 +1859,8 @@
                 <w:sz w:val="16"/>
                 <w:szCs w:val="16"/>
               </w:rPr>
-              <w:t>{% for it in items %}{{ it.hsn_code }} {% endfor %}</w:t>
+              <w:t xml:space="preserve">{% for it in items %}{{ it.hsn_code }}
+{% endfor %}</w:t>
             </w:r>
           </w:p>
         </w:tc>
@@ -1889,7 +1891,8 @@
                 <w:sz w:val="16"/>
                 <w:szCs w:val="16"/>
               </w:rPr>
-              <w:t>{% for it in items %}{{ it.description }} {% endfor %}</w:t>
+              <w:t xml:space="preserve">{% for it in items %}{{ it.description }}
+{% endfor %}</w:t>
             </w:r>
           </w:p>
         </w:tc>
@@ -1920,7 +1923,8 @@
                 <w:sz w:val="16"/>
                 <w:szCs w:val="16"/>
               </w:rPr>
-              <w:t>{% for it in items %}{{ it.quantity }} {% endfor %}</w:t>
+              <w:t xml:space="preserve">{% for it in items %}{{ it.quantity }}
+{% endfor %}</w:t>
             </w:r>
           </w:p>
         </w:tc>
@@ -1950,7 +1954,8 @@
                 <w:sz w:val="16"/>
                 <w:szCs w:val="16"/>
               </w:rPr>
-              <w:t>{% for it in items %}${{ it.rate_per_unit }} {% endfor %}</w:t>
+              <w:t xml:space="preserve">{% for it in items %}${{ it.rate_per_unit }}
+{% endfor %}</w:t>
             </w:r>
           </w:p>
         </w:tc>
@@ -1981,7 +1986,8 @@
                 <w:sz w:val="16"/>
                 <w:szCs w:val="16"/>
               </w:rPr>
-              <w:t>{% for it in items %}${{ it.amount_usd }} {% endfor %}</w:t>
+              <w:t xml:space="preserve">{% for it in items %}${{ it.amount_usd }}
+{% endfor %}</w:t>
             </w:r>
           </w:p>
         </w:tc>

--- a/templates/CHA TI.docx
+++ b/templates/CHA TI.docx
@@ -59,7 +59,7 @@
         <w:tblOverlap w:val="never"/>
         <w:tblW w:w="9912" w:type="dxa"/>
         <w:jc w:val="left"/>
-        <w:tblInd w:w="-5" w:type="dxa"/>
+        <w:tblInd w:w="5" w:type="dxa"/>
         <w:tblLayout w:type="fixed"/>
         <w:tblCellMar>
           <w:top w:w="0" w:type="dxa"/>
@@ -77,8 +77,8 @@
         <w:gridCol w:w="791"/>
         <w:gridCol w:w="923"/>
         <w:gridCol w:w="180"/>
-        <w:gridCol w:w="1549"/>
-        <w:gridCol w:w="340"/>
+        <w:gridCol w:w="1264"/>
+        <w:gridCol w:w="625"/>
         <w:gridCol w:w="381"/>
         <w:gridCol w:w="989"/>
         <w:gridCol w:w="1187"/>
@@ -578,7 +578,7 @@
                 <w:sz w:val="18"/>
                 <w:szCs w:val="18"/>
               </w:rPr>
-              <w:t>{{ notify_1 }}</w:t>
+              <w:t>TO ORDER</w:t>
             </w:r>
           </w:p>
           <w:p>
@@ -600,7 +600,7 @@
                 <w:sz w:val="18"/>
                 <w:szCs w:val="18"/>
               </w:rPr>
-              <w:t>NOTIFY 1:</w:t>
+              <w:t>NOTIFY 1:{{ notify_1 }}</w:t>
             </w:r>
           </w:p>
           <w:p>
@@ -621,28 +621,6 @@
                 <w:sz w:val="18"/>
                 <w:szCs w:val="18"/>
               </w:rPr>
-              <w:t>{{ buyer.name }}</w:t>
-            </w:r>
-          </w:p>
-          <w:p>
-            <w:pPr>
-              <w:pStyle w:val="TableParagraph"/>
-              <w:ind w:left="90"/>
-              <w:rPr>
-                <w:rFonts w:ascii="Arial" w:hAnsi="Arial" w:cs="Arial"/>
-                <w:bCs/>
-                <w:sz w:val="18"/>
-                <w:szCs w:val="18"/>
-              </w:rPr>
-            </w:pPr>
-            <w:r>
-              <w:rPr>
-                <w:rFonts w:cs="Arial" w:ascii="Arial" w:hAnsi="Arial"/>
-                <w:bCs/>
-                <w:sz w:val="18"/>
-                <w:szCs w:val="18"/>
-              </w:rPr>
-              <w:t>{{ buyer.address }}</w:t>
             </w:r>
           </w:p>
         </w:tc>
@@ -759,16 +737,6 @@
               </w:rPr>
               <w:t>PLACE OF RECEIPT BY</w:t>
             </w:r>
-            <w:r>
-              <w:rPr>
-                <w:rFonts w:cs="Arial" w:ascii="Arial" w:hAnsi="Arial"/>
-                <w:b/>
-                <w:spacing w:val="-59"/>
-                <w:sz w:val="18"/>
-                <w:szCs w:val="18"/>
-              </w:rPr>
-              <w:t xml:space="preserve"> </w:t>
-            </w:r>
           </w:p>
           <w:p>
             <w:pPr>
@@ -1273,17 +1241,7 @@
                 <w:sz w:val="18"/>
                 <w:szCs w:val="18"/>
               </w:rPr>
-              <w:t>PORT OF DISCHARG</w:t>
-            </w:r>
-            <w:r>
-              <w:rPr>
-                <w:rFonts w:cs="Arial" w:ascii="Arial" w:hAnsi="Arial"/>
-                <w:b/>
-                <w:bCs/>
-                <w:sz w:val="18"/>
-                <w:szCs w:val="18"/>
-              </w:rPr>
-              <w:t>E</w:t>
+              <w:t>PORT OF DISCHARGE</w:t>
             </w:r>
           </w:p>
           <w:p>
@@ -1433,16 +1391,6 @@
               </w:rPr>
               <w:t>MARKS</w:t>
             </w:r>
-            <w:r>
-              <w:rPr>
-                <w:rFonts w:cs="Arial" w:ascii="Arial" w:hAnsi="Arial"/>
-                <w:b/>
-                <w:spacing w:val="-59"/>
-                <w:sz w:val="18"/>
-                <w:szCs w:val="18"/>
-              </w:rPr>
-              <w:t xml:space="preserve"> </w:t>
-            </w:r>
           </w:p>
           <w:p>
             <w:pPr>
@@ -1524,7 +1472,7 @@
         </w:tc>
         <w:tc>
           <w:tcPr>
-            <w:tcW w:w="5129" w:type="dxa"/>
+            <w:tcW w:w="4844" w:type="dxa"/>
             <w:gridSpan w:val="6"/>
             <w:tcBorders>
               <w:top w:val="single" w:sz="4" w:space="0" w:color="000000"/>
@@ -1598,7 +1546,7 @@
         </w:tc>
         <w:tc>
           <w:tcPr>
-            <w:tcW w:w="721" w:type="dxa"/>
+            <w:tcW w:w="1006" w:type="dxa"/>
             <w:gridSpan w:val="2"/>
             <w:tcBorders>
               <w:top w:val="single" w:sz="4" w:space="0" w:color="000000"/>
@@ -1638,16 +1586,15 @@
               <w:ind w:firstLine="90" w:right="135"/>
               <w:jc w:val="center"/>
               <w:rPr>
-                <w:rFonts w:ascii="Arial" w:hAnsi="Arial" w:cs="Arial"/>
-                <w:b/>
-                <w:sz w:val="18"/>
-                <w:szCs w:val="18"/>
-              </w:rPr>
-            </w:pPr>
-            <w:r>
-              <w:rPr>
-                <w:rFonts w:cs="Arial" w:ascii="Arial" w:hAnsi="Arial"/>
-                <w:b/>
+                <w:b w:val="false"/>
+                <w:bCs w:val="false"/>
+              </w:rPr>
+            </w:pPr>
+            <w:r>
+              <w:rPr>
+                <w:rFonts w:cs="Arial" w:ascii="Arial" w:hAnsi="Arial"/>
+                <w:b w:val="false"/>
+                <w:bCs w:val="false"/>
                 <w:sz w:val="18"/>
                 <w:szCs w:val="18"/>
               </w:rPr>
@@ -1688,16 +1635,6 @@
                 <w:szCs w:val="18"/>
               </w:rPr>
               <w:t>RATE</w:t>
-            </w:r>
-            <w:r>
-              <w:rPr>
-                <w:rFonts w:cs="Arial" w:ascii="Arial" w:hAnsi="Arial"/>
-                <w:b/>
-                <w:spacing w:val="1"/>
-                <w:sz w:val="18"/>
-                <w:szCs w:val="18"/>
-              </w:rPr>
-              <w:t xml:space="preserve">   </w:t>
             </w:r>
           </w:p>
           <w:p>
@@ -1828,8 +1765,7 @@
                 <w:sz w:val="16"/>
                 <w:szCs w:val="16"/>
               </w:rPr>
-              <w:t xml:space="preserve">{% for it in items %}{{ "%02d" % it.sr_start }} TO {{ "%02d" % it.sr_end }}
-{% endfor %}</w:t>
+              <w:t>{{ "%02d" % items[0].sr_start }} to {{ total_quantity }}</w:t>
             </w:r>
           </w:p>
         </w:tc>
@@ -1859,14 +1795,29 @@
                 <w:sz w:val="16"/>
                 <w:szCs w:val="16"/>
               </w:rPr>
-              <w:t xml:space="preserve">{% for it in items %}{{ it.hsn_code }}
-{% endfor %}</w:t>
-            </w:r>
-          </w:p>
-        </w:tc>
-        <w:tc>
-          <w:tcPr>
-            <w:tcW w:w="5129" w:type="dxa"/>
+              <w:t xml:space="preserve">{% for it in items %}{{ it.hsn_code }}</w:t>
+            </w:r>
+            <w:r>
+              <w:rPr>
+                <w:rFonts w:cs="Arial" w:ascii="Arial" w:hAnsi="Arial"/>
+                <w:sz w:val="16"/>
+                <w:szCs w:val="16"/>
+              </w:rPr>
+              <w:br/>
+            </w:r>
+            <w:r>
+              <w:rPr>
+                <w:rFonts w:cs="Arial" w:ascii="Arial" w:hAnsi="Arial"/>
+                <w:sz w:val="16"/>
+                <w:szCs w:val="16"/>
+              </w:rPr>
+              <w:t xml:space="preserve">{% endfor %}</w:t>
+            </w:r>
+          </w:p>
+        </w:tc>
+        <w:tc>
+          <w:tcPr>
+            <w:tcW w:w="4844" w:type="dxa"/>
             <w:gridSpan w:val="6"/>
             <w:tcBorders>
               <w:top w:val="single" w:sz="4" w:space="0" w:color="000000"/>
@@ -1891,14 +1842,29 @@
                 <w:sz w:val="16"/>
                 <w:szCs w:val="16"/>
               </w:rPr>
-              <w:t xml:space="preserve">{% for it in items %}{{ it.description }}
-{% endfor %}</w:t>
-            </w:r>
-          </w:p>
-        </w:tc>
-        <w:tc>
-          <w:tcPr>
-            <w:tcW w:w="721" w:type="dxa"/>
+              <w:t xml:space="preserve">{% for it in items %}{{ it.description }}</w:t>
+            </w:r>
+            <w:r>
+              <w:rPr>
+                <w:rFonts w:cs="Arial" w:ascii="Arial" w:hAnsi="Arial"/>
+                <w:sz w:val="16"/>
+                <w:szCs w:val="16"/>
+              </w:rPr>
+              <w:br/>
+            </w:r>
+            <w:r>
+              <w:rPr>
+                <w:rFonts w:cs="Arial" w:ascii="Arial" w:hAnsi="Arial"/>
+                <w:sz w:val="16"/>
+                <w:szCs w:val="16"/>
+              </w:rPr>
+              <w:t xml:space="preserve">{% endfor %}</w:t>
+            </w:r>
+          </w:p>
+        </w:tc>
+        <w:tc>
+          <w:tcPr>
+            <w:tcW w:w="1006" w:type="dxa"/>
             <w:gridSpan w:val="2"/>
             <w:tcBorders>
               <w:top w:val="single" w:sz="4" w:space="0" w:color="000000"/>
@@ -1923,8 +1889,23 @@
                 <w:sz w:val="16"/>
                 <w:szCs w:val="16"/>
               </w:rPr>
-              <w:t xml:space="preserve">{% for it in items %}{{ it.quantity }}
-{% endfor %}</w:t>
+              <w:t xml:space="preserve">{% for it in items %}{{ it.quantity }}</w:t>
+            </w:r>
+            <w:r>
+              <w:rPr>
+                <w:rFonts w:cs="Arial" w:ascii="Arial" w:hAnsi="Arial"/>
+                <w:sz w:val="16"/>
+                <w:szCs w:val="16"/>
+              </w:rPr>
+              <w:br/>
+            </w:r>
+            <w:r>
+              <w:rPr>
+                <w:rFonts w:cs="Arial" w:ascii="Arial" w:hAnsi="Arial"/>
+                <w:sz w:val="16"/>
+                <w:szCs w:val="16"/>
+              </w:rPr>
+              <w:t xml:space="preserve">{% endfor %}</w:t>
             </w:r>
           </w:p>
         </w:tc>
@@ -1954,8 +1935,23 @@
                 <w:sz w:val="16"/>
                 <w:szCs w:val="16"/>
               </w:rPr>
-              <w:t xml:space="preserve">{% for it in items %}${{ it.rate_per_unit }}
-{% endfor %}</w:t>
+              <w:t xml:space="preserve">{% for it in items %}${{ it.rate_per_unit }}</w:t>
+            </w:r>
+            <w:r>
+              <w:rPr>
+                <w:rFonts w:cs="Arial" w:ascii="Arial" w:hAnsi="Arial"/>
+                <w:sz w:val="16"/>
+                <w:szCs w:val="16"/>
+              </w:rPr>
+              <w:br/>
+            </w:r>
+            <w:r>
+              <w:rPr>
+                <w:rFonts w:cs="Arial" w:ascii="Arial" w:hAnsi="Arial"/>
+                <w:sz w:val="16"/>
+                <w:szCs w:val="16"/>
+              </w:rPr>
+              <w:t xml:space="preserve">{% endfor %}</w:t>
             </w:r>
           </w:p>
         </w:tc>
@@ -1986,8 +1982,23 @@
                 <w:sz w:val="16"/>
                 <w:szCs w:val="16"/>
               </w:rPr>
-              <w:t xml:space="preserve">{% for it in items %}${{ it.amount_usd }}
-{% endfor %}</w:t>
+              <w:t xml:space="preserve">{% for it in items %}${{ it.amount_usd }}</w:t>
+            </w:r>
+            <w:r>
+              <w:rPr>
+                <w:rFonts w:cs="Arial" w:ascii="Arial" w:hAnsi="Arial"/>
+                <w:sz w:val="16"/>
+                <w:szCs w:val="16"/>
+              </w:rPr>
+              <w:br/>
+            </w:r>
+            <w:r>
+              <w:rPr>
+                <w:rFonts w:cs="Arial" w:ascii="Arial" w:hAnsi="Arial"/>
+                <w:sz w:val="16"/>
+                <w:szCs w:val="16"/>
+              </w:rPr>
+              <w:t xml:space="preserve">{% endfor %}</w:t>
             </w:r>
           </w:p>
         </w:tc>
@@ -2066,7 +2077,7 @@
                 <w:sz w:val="16"/>
                 <w:szCs w:val="16"/>
               </w:rPr>
-              <w:t>TOTAL CFR COLOMBO SRI LANKA (USD)</w:t>
+              <w:t>TOTAL {{total_quantity}} UNITS CIF (USD)</w:t>
             </w:r>
           </w:p>
         </w:tc>
@@ -2548,7 +2559,7 @@
                 <w:sz w:val="16"/>
                 <w:szCs w:val="16"/>
               </w:rPr>
-              <w:t>TOTAL AMOUNT (INR)</w:t>
+              <w:t>TOTAL VALUE (INR)</w:t>
             </w:r>
           </w:p>
         </w:tc>
@@ -2620,22 +2631,17 @@
               <w:pStyle w:val="TableParagraph"/>
               <w:spacing w:before="88" w:after="0"/>
               <w:ind w:hanging="2610" w:left="2610"/>
-              <w:jc w:val="center"/>
-              <w:rPr>
-                <w:rFonts w:ascii="Arial" w:hAnsi="Arial" w:cs="Arial"/>
-                <w:b/>
-                <w:sz w:val="20"/>
-                <w:szCs w:val="20"/>
-              </w:rPr>
-            </w:pPr>
-            <w:r>
-              <w:rPr>
-                <w:rFonts w:cs="Arial" w:ascii="Arial" w:hAnsi="Arial"/>
-                <w:b/>
-                <w:sz w:val="16"/>
-                <w:szCs w:val="16"/>
-              </w:rPr>
-              <w:t>AMOUNT CHARGEABLE INR: {{ amount_inr_words }}</w:t>
+              <w:jc w:val="both"/>
+              <w:rPr/>
+            </w:pPr>
+            <w:r>
+              <w:rPr>
+                <w:rFonts w:cs="Arial" w:ascii="Arial" w:hAnsi="Arial"/>
+                <w:b/>
+                <w:sz w:val="16"/>
+                <w:szCs w:val="16"/>
+              </w:rPr>
+              <w:t>AMOUNT CHARGEABLE INR: {{ amount_inr_words.replace("INR Rupees ", "") }}</w:t>
             </w:r>
           </w:p>
         </w:tc>
@@ -3223,7 +3229,7 @@
     <w:hyperlink r:id="rId1">
       <w:r>
         <w:rPr>
-          <w:rStyle w:val="ListLabel334"/>
+          <w:rStyle w:val="ListLabel1"/>
           <w:rFonts w:eastAsia="Times New Roman" w:cs="Times New Roman" w:ascii="Times New Roman" w:hAnsi="Times New Roman"/>
           <w:lang w:eastAsia="en-GB"/>
         </w:rPr>
@@ -3312,7 +3318,7 @@
     <w:hyperlink r:id="rId1">
       <w:r>
         <w:rPr>
-          <w:rStyle w:val="ListLabel334"/>
+          <w:rStyle w:val="ListLabel1"/>
           <w:rFonts w:eastAsia="Times New Roman" w:cs="Times New Roman" w:ascii="Times New Roman" w:hAnsi="Times New Roman"/>
           <w:lang w:eastAsia="en-GB"/>
         </w:rPr>
@@ -3465,7 +3471,7 @@
   <w:docDefaults>
     <w:rPrDefault>
       <w:rPr>
-        <w:rFonts w:ascii="Calibri" w:hAnsi="Calibri" w:eastAsia="Calibri" w:cs="Mangal" w:asciiTheme="minorHAnsi" w:cstheme="minorBidi" w:eastAsiaTheme="minorHAnsi" w:hAnsiTheme="minorHAnsi"/>
+        <w:rFonts w:ascii="Calibri" w:hAnsi="Calibri" w:eastAsia="Calibri" w:cs="" w:asciiTheme="minorHAnsi" w:cstheme="minorBidi" w:eastAsiaTheme="minorHAnsi" w:hAnsiTheme="minorHAnsi"/>
         <w:sz w:val="24"/>
         <w:szCs w:val="24"/>
         <w:lang w:val="en-IN" w:eastAsia="en-US" w:bidi="ar-SA"/>
@@ -3861,6 +3867,7 @@
     <w:rsid w:val="00531b87"/>
     <w:pPr>
       <w:widowControl/>
+      <w:suppressAutoHyphens w:val="true"/>
       <w:bidi w:val="0"/>
       <w:spacing w:before="0" w:after="0"/>
       <w:jc w:val="left"/>
@@ -4090,7 +4097,7 @@
       </w:tabs>
     </w:pPr>
     <w:rPr>
-      <w:rFonts w:ascii="Calibri" w:hAnsi="Calibri" w:eastAsia="Calibri" w:cs="Mangal" w:asciiTheme="minorHAnsi" w:cstheme="minorBidi" w:eastAsiaTheme="minorHAnsi" w:hAnsiTheme="minorHAnsi"/>
+      <w:rFonts w:ascii="Calibri" w:hAnsi="Calibri" w:eastAsia="Calibri" w:cs="" w:asciiTheme="minorHAnsi" w:cstheme="minorBidi" w:eastAsiaTheme="minorHAnsi" w:hAnsiTheme="minorHAnsi"/>
     </w:rPr>
   </w:style>
   <w:style w:type="paragraph" w:styleId="Footer">
@@ -4108,7 +4115,7 @@
       </w:tabs>
     </w:pPr>
     <w:rPr>
-      <w:rFonts w:ascii="Calibri" w:hAnsi="Calibri" w:eastAsia="Calibri" w:cs="Mangal" w:asciiTheme="minorHAnsi" w:cstheme="minorBidi" w:eastAsiaTheme="minorHAnsi" w:hAnsiTheme="minorHAnsi"/>
+      <w:rFonts w:ascii="Calibri" w:hAnsi="Calibri" w:eastAsia="Calibri" w:cs="" w:asciiTheme="minorHAnsi" w:cstheme="minorBidi" w:eastAsiaTheme="minorHAnsi" w:hAnsiTheme="minorHAnsi"/>
     </w:rPr>
   </w:style>
   <w:style w:type="paragraph" w:styleId="TableParagraph" w:customStyle="1">
@@ -4213,6 +4220,7 @@
     <w:rsid w:val="00fc7678"/>
     <w:pPr>
       <w:widowControl/>
+      <w:suppressAutoHyphens w:val="true"/>
       <w:bidi w:val="0"/>
       <w:spacing w:before="0" w:after="0"/>
       <w:jc w:val="left"/>
@@ -4232,6 +4240,29 @@
     <w:qFormat/>
     <w:pPr/>
     <w:rPr/>
+  </w:style>
+  <w:style w:type="paragraph" w:styleId="TableContents">
+    <w:name w:val="Table Contents"/>
+    <w:basedOn w:val="Normal"/>
+    <w:qFormat/>
+    <w:pPr>
+      <w:widowControl w:val="false"/>
+      <w:suppressLineNumbers/>
+    </w:pPr>
+    <w:rPr/>
+  </w:style>
+  <w:style w:type="paragraph" w:styleId="TableHeading">
+    <w:name w:val="Table Heading"/>
+    <w:basedOn w:val="TableContents"/>
+    <w:qFormat/>
+    <w:pPr>
+      <w:suppressLineNumbers/>
+      <w:jc w:val="center"/>
+    </w:pPr>
+    <w:rPr>
+      <w:b/>
+      <w:bCs/>
+    </w:rPr>
   </w:style>
   <w:style w:type="numbering" w:styleId="NoList" w:default="1">
     <w:name w:val="No List"/>

--- a/templates/CHA TI.docx
+++ b/templates/CHA TI.docx
@@ -103,20 +103,18 @@
               <w:pStyle w:val="TableParagraph"/>
               <w:ind w:left="65"/>
               <w:rPr>
-                <w:rFonts w:ascii="Arial" w:hAnsi="Arial" w:cs="Arial"/>
+                <w:rFonts w:ascii="Arial" w:hAnsi="Arial"/>
+                <w:sz w:val="20"/>
+                <w:szCs w:val="20"/>
+              </w:rPr>
+            </w:pPr>
+            <w:r>
+              <w:rPr>
+                <w:rFonts w:cs="Arial" w:ascii="Arial" w:hAnsi="Arial"/>
                 <w:b/>
                 <w:bCs/>
-                <w:sz w:val="18"/>
-                <w:szCs w:val="18"/>
-              </w:rPr>
-            </w:pPr>
-            <w:r>
-              <w:rPr>
-                <w:rFonts w:cs="Arial" w:ascii="Arial" w:hAnsi="Arial"/>
-                <w:b/>
-                <w:bCs/>
-                <w:sz w:val="18"/>
-                <w:szCs w:val="18"/>
+                <w:sz w:val="20"/>
+                <w:szCs w:val="20"/>
               </w:rPr>
               <w:t>EXPORTER / MANUFACTURER</w:t>
             </w:r>
@@ -127,19 +125,17 @@
               <w:spacing w:lineRule="auto" w:line="252" w:before="23" w:after="0"/>
               <w:ind w:left="52" w:right="-4"/>
               <w:rPr>
-                <w:rFonts w:ascii="Arial" w:hAnsi="Arial" w:cs="Arial"/>
-                <w:b/>
-                <w:spacing w:val="1"/>
-                <w:sz w:val="18"/>
-                <w:szCs w:val="18"/>
-              </w:rPr>
-            </w:pPr>
-            <w:r>
-              <w:rPr>
-                <w:rFonts w:cs="Arial" w:ascii="Arial" w:hAnsi="Arial"/>
-                <w:b/>
-                <w:sz w:val="18"/>
-                <w:szCs w:val="18"/>
+                <w:rFonts w:ascii="Arial" w:hAnsi="Arial"/>
+                <w:sz w:val="20"/>
+                <w:szCs w:val="20"/>
+              </w:rPr>
+            </w:pPr>
+            <w:r>
+              <w:rPr>
+                <w:rFonts w:cs="Arial" w:ascii="Arial" w:hAnsi="Arial"/>
+                <w:b/>
+                <w:sz w:val="20"/>
+                <w:szCs w:val="20"/>
               </w:rPr>
               <w:t>{{ exporter.company_name }}</w:t>
             </w:r>
@@ -150,17 +146,16 @@
               <w:spacing w:lineRule="auto" w:line="252" w:before="23" w:after="0"/>
               <w:ind w:left="52" w:right="-4"/>
               <w:rPr>
-                <w:rFonts w:ascii="Arial" w:hAnsi="Arial" w:cs="Arial"/>
-                <w:spacing w:val="-59"/>
-                <w:sz w:val="18"/>
-                <w:szCs w:val="18"/>
-              </w:rPr>
-            </w:pPr>
-            <w:r>
-              <w:rPr>
-                <w:rFonts w:cs="Arial" w:ascii="Arial" w:hAnsi="Arial"/>
-                <w:sz w:val="18"/>
-                <w:szCs w:val="18"/>
+                <w:rFonts w:ascii="Arial" w:hAnsi="Arial"/>
+                <w:sz w:val="20"/>
+                <w:szCs w:val="20"/>
+              </w:rPr>
+            </w:pPr>
+            <w:r>
+              <w:rPr>
+                <w:rFonts w:cs="Arial" w:ascii="Arial" w:hAnsi="Arial"/>
+                <w:sz w:val="20"/>
+                <w:szCs w:val="20"/>
               </w:rPr>
               <w:t>{{ exporter.address }}</w:t>
             </w:r>
@@ -171,16 +166,16 @@
               <w:spacing w:lineRule="auto" w:line="252" w:before="23" w:after="0"/>
               <w:ind w:left="52" w:right="-4"/>
               <w:rPr>
-                <w:rFonts w:ascii="Arial" w:hAnsi="Arial" w:cs="Arial"/>
-                <w:sz w:val="18"/>
-                <w:szCs w:val="18"/>
-              </w:rPr>
-            </w:pPr>
-            <w:r>
-              <w:rPr>
-                <w:rFonts w:cs="Arial" w:ascii="Arial" w:hAnsi="Arial"/>
-                <w:sz w:val="18"/>
-                <w:szCs w:val="18"/>
+                <w:rFonts w:ascii="Arial" w:hAnsi="Arial"/>
+                <w:sz w:val="20"/>
+                <w:szCs w:val="20"/>
+              </w:rPr>
+            </w:pPr>
+            <w:r>
+              <w:rPr>
+                <w:rFonts w:cs="Arial" w:ascii="Arial" w:hAnsi="Arial"/>
+                <w:sz w:val="20"/>
+                <w:szCs w:val="20"/>
               </w:rPr>
               <w:t>INDIA</w:t>
             </w:r>
@@ -191,16 +186,16 @@
               <w:spacing w:lineRule="exact" w:line="247" w:before="2" w:after="0"/>
               <w:ind w:left="52"/>
               <w:rPr>
-                <w:rFonts w:ascii="Arial" w:hAnsi="Arial" w:cs="Arial"/>
-                <w:sz w:val="18"/>
-                <w:szCs w:val="18"/>
-              </w:rPr>
-            </w:pPr>
-            <w:r>
-              <w:rPr>
-                <w:rFonts w:cs="Arial" w:ascii="Arial" w:hAnsi="Arial"/>
-                <w:sz w:val="18"/>
-                <w:szCs w:val="18"/>
+                <w:rFonts w:ascii="Arial" w:hAnsi="Arial"/>
+                <w:sz w:val="20"/>
+                <w:szCs w:val="20"/>
+              </w:rPr>
+            </w:pPr>
+            <w:r>
+              <w:rPr>
+                <w:rFonts w:cs="Arial" w:ascii="Arial" w:hAnsi="Arial"/>
+                <w:sz w:val="20"/>
+                <w:szCs w:val="20"/>
               </w:rPr>
               <w:t>{{ exporter.phone }}</w:t>
             </w:r>
@@ -224,18 +219,17 @@
               <w:ind w:left="197" w:right="127"/>
               <w:jc w:val="center"/>
               <w:rPr>
-                <w:rFonts w:ascii="Arial" w:hAnsi="Arial" w:cs="Arial"/>
-                <w:b/>
-                <w:sz w:val="18"/>
-                <w:szCs w:val="18"/>
-              </w:rPr>
-            </w:pPr>
-            <w:r>
-              <w:rPr>
-                <w:rFonts w:cs="Arial" w:ascii="Arial" w:hAnsi="Arial"/>
-                <w:b/>
-                <w:sz w:val="18"/>
-                <w:szCs w:val="18"/>
+                <w:rFonts w:ascii="Arial" w:hAnsi="Arial"/>
+                <w:sz w:val="20"/>
+                <w:szCs w:val="20"/>
+              </w:rPr>
+            </w:pPr>
+            <w:r>
+              <w:rPr>
+                <w:rFonts w:cs="Arial" w:ascii="Arial" w:hAnsi="Arial"/>
+                <w:b/>
+                <w:sz w:val="20"/>
+                <w:szCs w:val="20"/>
               </w:rPr>
               <w:t>INVOICE NO. &amp; DATE</w:t>
             </w:r>
@@ -247,18 +241,17 @@
               <w:ind w:right="90"/>
               <w:jc w:val="center"/>
               <w:rPr>
-                <w:rFonts w:ascii="Arial" w:hAnsi="Arial" w:cs="Arial"/>
+                <w:rFonts w:ascii="Arial" w:hAnsi="Arial"/>
+                <w:sz w:val="20"/>
+                <w:szCs w:val="20"/>
+              </w:rPr>
+            </w:pPr>
+            <w:r>
+              <w:rPr>
+                <w:rFonts w:cs="Arial" w:ascii="Arial" w:hAnsi="Arial"/>
                 <w:bCs/>
-                <w:sz w:val="18"/>
-                <w:szCs w:val="18"/>
-              </w:rPr>
-            </w:pPr>
-            <w:r>
-              <w:rPr>
-                <w:rFonts w:cs="Arial" w:ascii="Arial" w:hAnsi="Arial"/>
-                <w:bCs/>
-                <w:sz w:val="18"/>
-                <w:szCs w:val="18"/>
+                <w:sz w:val="20"/>
+                <w:szCs w:val="20"/>
               </w:rPr>
               <w:t>{{ invoice_no }}</w:t>
             </w:r>
@@ -270,17 +263,17 @@
               <w:ind w:left="4"/>
               <w:jc w:val="center"/>
               <w:rPr>
-                <w:rFonts w:ascii="Arial" w:hAnsi="Arial" w:cs="Arial"/>
-                <w:sz w:val="18"/>
-                <w:szCs w:val="18"/>
+                <w:rFonts w:ascii="Arial" w:hAnsi="Arial"/>
+                <w:sz w:val="20"/>
+                <w:szCs w:val="20"/>
               </w:rPr>
             </w:pPr>
             <w:r>
               <w:rPr>
                 <w:rFonts w:cs="Arial" w:ascii="Arial" w:hAnsi="Arial"/>
                 <w:bCs/>
-                <w:sz w:val="18"/>
-                <w:szCs w:val="18"/>
+                <w:sz w:val="20"/>
+                <w:szCs w:val="20"/>
               </w:rPr>
               <w:t>DT: {{ invoice_date }}</w:t>
             </w:r>
@@ -303,18 +296,17 @@
               <w:spacing w:before="60" w:after="0"/>
               <w:ind w:left="59"/>
               <w:rPr>
-                <w:rFonts w:ascii="Arial" w:hAnsi="Arial" w:cs="Arial"/>
-                <w:b/>
-                <w:sz w:val="18"/>
-                <w:szCs w:val="18"/>
-              </w:rPr>
-            </w:pPr>
-            <w:r>
-              <w:rPr>
-                <w:rFonts w:cs="Arial" w:ascii="Arial" w:hAnsi="Arial"/>
-                <w:b/>
-                <w:sz w:val="18"/>
-                <w:szCs w:val="18"/>
+                <w:rFonts w:ascii="Arial" w:hAnsi="Arial"/>
+                <w:sz w:val="20"/>
+                <w:szCs w:val="20"/>
+              </w:rPr>
+            </w:pPr>
+            <w:r>
+              <w:rPr>
+                <w:rFonts w:cs="Arial" w:ascii="Arial" w:hAnsi="Arial"/>
+                <w:b/>
+                <w:sz w:val="20"/>
+                <w:szCs w:val="20"/>
               </w:rPr>
               <w:t>EXPORTER'S REF.</w:t>
             </w:r>
@@ -325,17 +317,16 @@
               <w:spacing w:before="92" w:after="0"/>
               <w:ind w:left="68" w:right="1460"/>
               <w:rPr>
-                <w:rFonts w:ascii="Arial" w:hAnsi="Arial" w:cs="Arial"/>
-                <w:spacing w:val="1"/>
-                <w:sz w:val="18"/>
-                <w:szCs w:val="18"/>
-              </w:rPr>
-            </w:pPr>
-            <w:r>
-              <w:rPr>
-                <w:rFonts w:cs="Arial" w:ascii="Arial" w:hAnsi="Arial"/>
-                <w:sz w:val="18"/>
-                <w:szCs w:val="18"/>
+                <w:rFonts w:ascii="Arial" w:hAnsi="Arial"/>
+                <w:sz w:val="20"/>
+                <w:szCs w:val="20"/>
+              </w:rPr>
+            </w:pPr>
+            <w:r>
+              <w:rPr>
+                <w:rFonts w:cs="Arial" w:ascii="Arial" w:hAnsi="Arial"/>
+                <w:sz w:val="20"/>
+                <w:szCs w:val="20"/>
               </w:rPr>
               <w:t>IEC No: {{ exporter.iec }}</w:t>
             </w:r>
@@ -346,16 +337,16 @@
               <w:spacing w:before="92" w:after="0"/>
               <w:ind w:left="68" w:right="1460"/>
               <w:rPr>
-                <w:rFonts w:ascii="Arial" w:hAnsi="Arial" w:cs="Arial"/>
-                <w:sz w:val="18"/>
-                <w:szCs w:val="18"/>
-              </w:rPr>
-            </w:pPr>
-            <w:r>
-              <w:rPr>
-                <w:rFonts w:cs="Arial" w:ascii="Arial" w:hAnsi="Arial"/>
-                <w:sz w:val="18"/>
-                <w:szCs w:val="18"/>
+                <w:rFonts w:ascii="Arial" w:hAnsi="Arial"/>
+                <w:sz w:val="20"/>
+                <w:szCs w:val="20"/>
+              </w:rPr>
+            </w:pPr>
+            <w:r>
+              <w:rPr>
+                <w:rFonts w:cs="Arial" w:ascii="Arial" w:hAnsi="Arial"/>
+                <w:sz w:val="20"/>
+                <w:szCs w:val="20"/>
               </w:rPr>
               <w:t>PAN No: {{ exporter.pan }}</w:t>
             </w:r>
@@ -366,16 +357,16 @@
               <w:spacing w:lineRule="exact" w:line="244" w:before="29" w:after="0"/>
               <w:ind w:left="68"/>
               <w:rPr>
-                <w:rFonts w:ascii="Arial" w:hAnsi="Arial" w:cs="Arial"/>
-                <w:sz w:val="18"/>
-                <w:szCs w:val="18"/>
-              </w:rPr>
-            </w:pPr>
-            <w:r>
-              <w:rPr>
-                <w:rFonts w:cs="Arial" w:ascii="Arial" w:hAnsi="Arial"/>
-                <w:sz w:val="18"/>
-                <w:szCs w:val="18"/>
+                <w:rFonts w:ascii="Arial" w:hAnsi="Arial"/>
+                <w:sz w:val="20"/>
+                <w:szCs w:val="20"/>
+              </w:rPr>
+            </w:pPr>
+            <w:r>
+              <w:rPr>
+                <w:rFonts w:cs="Arial" w:ascii="Arial" w:hAnsi="Arial"/>
+                <w:sz w:val="20"/>
+                <w:szCs w:val="20"/>
               </w:rPr>
               <w:t>GST No: {{ exporter.gstin }}</w:t>
             </w:r>
@@ -401,15 +392,15 @@
               <w:pStyle w:val="Normal"/>
               <w:rPr>
                 <w:rFonts w:ascii="Arial" w:hAnsi="Arial" w:cs="Arial"/>
-                <w:sz w:val="18"/>
-                <w:szCs w:val="18"/>
-              </w:rPr>
-            </w:pPr>
-            <w:r>
-              <w:rPr>
-                <w:rFonts w:cs="Arial" w:ascii="Arial" w:hAnsi="Arial"/>
-                <w:sz w:val="18"/>
-                <w:szCs w:val="18"/>
+                <w:sz w:val="20"/>
+                <w:szCs w:val="20"/>
+              </w:rPr>
+            </w:pPr>
+            <w:r>
+              <w:rPr>
+                <w:rFonts w:cs="Arial" w:ascii="Arial" w:hAnsi="Arial"/>
+                <w:sz w:val="20"/>
+                <w:szCs w:val="20"/>
               </w:rPr>
             </w:r>
           </w:p>
@@ -430,18 +421,17 @@
               <w:spacing w:before="57" w:after="0"/>
               <w:ind w:left="66"/>
               <w:rPr>
-                <w:rFonts w:ascii="Arial" w:hAnsi="Arial" w:cs="Arial"/>
-                <w:b/>
-                <w:sz w:val="18"/>
-                <w:szCs w:val="18"/>
-              </w:rPr>
-            </w:pPr>
-            <w:r>
-              <w:rPr>
-                <w:rFonts w:cs="Arial" w:ascii="Arial" w:hAnsi="Arial"/>
-                <w:b/>
-                <w:sz w:val="18"/>
-                <w:szCs w:val="18"/>
+                <w:rFonts w:ascii="Arial" w:hAnsi="Arial"/>
+                <w:sz w:val="20"/>
+                <w:szCs w:val="20"/>
+              </w:rPr>
+            </w:pPr>
+            <w:r>
+              <w:rPr>
+                <w:rFonts w:cs="Arial" w:ascii="Arial" w:hAnsi="Arial"/>
+                <w:b/>
+                <w:sz w:val="20"/>
+                <w:szCs w:val="20"/>
               </w:rPr>
               <w:t>BUYER'S ORDER NO:</w:t>
             </w:r>
@@ -450,18 +440,17 @@
             <w:pPr>
               <w:pStyle w:val="TableParagraph"/>
               <w:rPr>
-                <w:rFonts w:ascii="Arial" w:hAnsi="Arial" w:cs="Arial"/>
+                <w:rFonts w:ascii="Arial" w:hAnsi="Arial"/>
+                <w:sz w:val="20"/>
+                <w:szCs w:val="20"/>
+              </w:rPr>
+            </w:pPr>
+            <w:r>
+              <w:rPr>
+                <w:rFonts w:cs="Arial" w:ascii="Arial" w:hAnsi="Arial"/>
                 <w:bCs/>
-                <w:sz w:val="18"/>
-                <w:szCs w:val="18"/>
-              </w:rPr>
-            </w:pPr>
-            <w:r>
-              <w:rPr>
-                <w:rFonts w:cs="Arial" w:ascii="Arial" w:hAnsi="Arial"/>
-                <w:bCs/>
-                <w:sz w:val="18"/>
-                <w:szCs w:val="18"/>
+                <w:sz w:val="20"/>
+                <w:szCs w:val="20"/>
               </w:rPr>
               <w:t>{{ buyers_order_no }}</w:t>
             </w:r>
@@ -483,18 +472,17 @@
               <w:spacing w:before="57" w:after="0"/>
               <w:ind w:left="24"/>
               <w:rPr>
-                <w:rFonts w:ascii="Arial" w:hAnsi="Arial" w:cs="Arial"/>
-                <w:b/>
-                <w:sz w:val="18"/>
-                <w:szCs w:val="18"/>
-              </w:rPr>
-            </w:pPr>
-            <w:r>
-              <w:rPr>
-                <w:rFonts w:cs="Arial" w:ascii="Arial" w:hAnsi="Arial"/>
-                <w:b/>
-                <w:sz w:val="18"/>
-                <w:szCs w:val="18"/>
+                <w:rFonts w:ascii="Arial" w:hAnsi="Arial"/>
+                <w:sz w:val="20"/>
+                <w:szCs w:val="20"/>
+              </w:rPr>
+            </w:pPr>
+            <w:r>
+              <w:rPr>
+                <w:rFonts w:cs="Arial" w:ascii="Arial" w:hAnsi="Arial"/>
+                <w:b/>
+                <w:sz w:val="20"/>
+                <w:szCs w:val="20"/>
               </w:rPr>
               <w:t>INSURANCE REF NO:</w:t>
             </w:r>
@@ -505,18 +493,17 @@
               <w:spacing w:before="57" w:after="0"/>
               <w:ind w:left="24"/>
               <w:rPr>
-                <w:rFonts w:ascii="Arial" w:hAnsi="Arial" w:cs="Arial"/>
-                <w:b/>
-                <w:sz w:val="18"/>
-                <w:szCs w:val="18"/>
-              </w:rPr>
-            </w:pPr>
-            <w:r>
-              <w:rPr>
-                <w:rFonts w:cs="Arial" w:ascii="Arial" w:hAnsi="Arial"/>
-                <w:b/>
-                <w:sz w:val="18"/>
-                <w:szCs w:val="18"/>
+                <w:rFonts w:ascii="Arial" w:hAnsi="Arial"/>
+                <w:sz w:val="20"/>
+                <w:szCs w:val="20"/>
+              </w:rPr>
+            </w:pPr>
+            <w:r>
+              <w:rPr>
+                <w:rFonts w:cs="Arial" w:ascii="Arial" w:hAnsi="Arial"/>
+                <w:b/>
+                <w:sz w:val="20"/>
+                <w:szCs w:val="20"/>
               </w:rPr>
               <w:t>{{ insurance_ref_no }}</w:t>
             </w:r>
@@ -544,82 +531,78 @@
               <w:spacing w:before="30" w:after="0"/>
               <w:ind w:firstLine="5" w:left="60"/>
               <w:rPr>
+                <w:rFonts w:ascii="Arial" w:hAnsi="Arial"/>
+                <w:sz w:val="20"/>
+                <w:szCs w:val="20"/>
+              </w:rPr>
+            </w:pPr>
+            <w:r>
+              <w:rPr>
+                <w:rFonts w:cs="Arial" w:ascii="Arial" w:hAnsi="Arial"/>
+                <w:b/>
+                <w:sz w:val="20"/>
+                <w:szCs w:val="20"/>
+              </w:rPr>
+              <w:t>CONSIGNEE:</w:t>
+            </w:r>
+          </w:p>
+          <w:p>
+            <w:pPr>
+              <w:pStyle w:val="TableParagraph"/>
+              <w:ind w:left="90"/>
+              <w:rPr>
+                <w:rFonts w:ascii="Arial" w:hAnsi="Arial"/>
+                <w:sz w:val="20"/>
+                <w:szCs w:val="20"/>
+              </w:rPr>
+            </w:pPr>
+            <w:r>
+              <w:rPr>
+                <w:rFonts w:cs="Arial" w:ascii="Arial" w:hAnsi="Arial"/>
+                <w:bCs/>
+                <w:sz w:val="20"/>
+                <w:szCs w:val="20"/>
+              </w:rPr>
+              <w:t>TO ORDER</w:t>
+            </w:r>
+          </w:p>
+          <w:p>
+            <w:pPr>
+              <w:pStyle w:val="TableParagraph"/>
+              <w:ind w:left="90"/>
+              <w:rPr>
+                <w:rFonts w:ascii="Arial" w:hAnsi="Arial"/>
+                <w:sz w:val="20"/>
+                <w:szCs w:val="20"/>
+              </w:rPr>
+            </w:pPr>
+            <w:r>
+              <w:rPr>
+                <w:rFonts w:cs="Arial" w:ascii="Arial" w:hAnsi="Arial"/>
+                <w:bCs/>
+                <w:sz w:val="20"/>
+                <w:szCs w:val="20"/>
+              </w:rPr>
+              <w:t>NOTIFY 1:{{ notify_1 }}</w:t>
+            </w:r>
+          </w:p>
+          <w:p>
+            <w:pPr>
+              <w:pStyle w:val="TableParagraph"/>
+              <w:ind w:left="90"/>
+              <w:rPr>
                 <w:rFonts w:ascii="Arial" w:hAnsi="Arial" w:cs="Arial"/>
-                <w:bCs/>
-                <w:sz w:val="18"/>
-                <w:szCs w:val="18"/>
-              </w:rPr>
-            </w:pPr>
-            <w:r>
-              <w:rPr>
-                <w:rFonts w:cs="Arial" w:ascii="Arial" w:hAnsi="Arial"/>
-                <w:b/>
-                <w:sz w:val="18"/>
-                <w:szCs w:val="18"/>
-              </w:rPr>
-              <w:t>CONSIGNEE:</w:t>
-            </w:r>
-          </w:p>
-          <w:p>
-            <w:pPr>
-              <w:pStyle w:val="TableParagraph"/>
-              <w:ind w:left="90"/>
-              <w:rPr>
-                <w:rFonts w:ascii="Arial" w:hAnsi="Arial" w:cs="Arial"/>
-                <w:bCs/>
-                <w:sz w:val="18"/>
-                <w:szCs w:val="18"/>
-              </w:rPr>
-            </w:pPr>
-            <w:r>
-              <w:rPr>
-                <w:rFonts w:cs="Arial" w:ascii="Arial" w:hAnsi="Arial"/>
-                <w:bCs/>
-                <w:sz w:val="18"/>
-                <w:szCs w:val="18"/>
-              </w:rPr>
-              <w:t>TO ORDER</w:t>
-            </w:r>
-          </w:p>
-          <w:p>
-            <w:pPr>
-              <w:pStyle w:val="TableParagraph"/>
-              <w:ind w:left="90"/>
-              <w:rPr>
-                <w:rFonts w:ascii="Arial" w:hAnsi="Arial" w:cs="Arial"/>
-                <w:b/>
-                <w:bCs/>
-                <w:sz w:val="18"/>
-                <w:szCs w:val="18"/>
-              </w:rPr>
-            </w:pPr>
-            <w:r>
-              <w:rPr>
-                <w:rFonts w:cs="Arial" w:ascii="Arial" w:hAnsi="Arial"/>
-                <w:bCs/>
-                <w:sz w:val="18"/>
-                <w:szCs w:val="18"/>
-              </w:rPr>
-              <w:t>NOTIFY 1:{{ notify_1 }}</w:t>
-            </w:r>
-          </w:p>
-          <w:p>
-            <w:pPr>
-              <w:pStyle w:val="TableParagraph"/>
-              <w:ind w:left="90"/>
-              <w:rPr>
-                <w:rFonts w:ascii="Arial" w:hAnsi="Arial" w:cs="Arial"/>
-                <w:b/>
-                <w:sz w:val="18"/>
-                <w:szCs w:val="18"/>
-              </w:rPr>
-            </w:pPr>
-            <w:r>
-              <w:rPr>
-                <w:rFonts w:cs="Arial" w:ascii="Arial" w:hAnsi="Arial"/>
-                <w:b/>
-                <w:sz w:val="18"/>
-                <w:szCs w:val="18"/>
+                <w:b/>
+                <w:sz w:val="20"/>
+                <w:szCs w:val="20"/>
+              </w:rPr>
+            </w:pPr>
+            <w:r>
+              <w:rPr>
+                <w:rFonts w:cs="Arial" w:ascii="Arial" w:hAnsi="Arial"/>
+                <w:b/>
+                <w:sz w:val="20"/>
+                <w:szCs w:val="20"/>
               </w:rPr>
             </w:r>
           </w:p>
@@ -647,18 +630,17 @@
               <w:ind w:left="152" w:right="94"/>
               <w:jc w:val="center"/>
               <w:rPr>
-                <w:rFonts w:ascii="Arial" w:hAnsi="Arial" w:cs="Arial"/>
-                <w:b/>
-                <w:sz w:val="18"/>
-                <w:szCs w:val="18"/>
-              </w:rPr>
-            </w:pPr>
-            <w:r>
-              <w:rPr>
-                <w:rFonts w:cs="Arial" w:ascii="Arial" w:hAnsi="Arial"/>
-                <w:b/>
-                <w:sz w:val="18"/>
-                <w:szCs w:val="18"/>
+                <w:rFonts w:ascii="Arial" w:hAnsi="Arial"/>
+                <w:sz w:val="20"/>
+                <w:szCs w:val="20"/>
+              </w:rPr>
+            </w:pPr>
+            <w:r>
+              <w:rPr>
+                <w:rFonts w:cs="Arial" w:ascii="Arial" w:hAnsi="Arial"/>
+                <w:b/>
+                <w:sz w:val="20"/>
+                <w:szCs w:val="20"/>
               </w:rPr>
               <w:t>PRE-CARRIEGE</w:t>
             </w:r>
@@ -667,8 +649,8 @@
                 <w:rFonts w:cs="Arial" w:ascii="Arial" w:hAnsi="Arial"/>
                 <w:b/>
                 <w:spacing w:val="-4"/>
-                <w:sz w:val="18"/>
-                <w:szCs w:val="18"/>
+                <w:sz w:val="20"/>
+                <w:szCs w:val="20"/>
               </w:rPr>
               <w:t xml:space="preserve"> </w:t>
             </w:r>
@@ -676,8 +658,8 @@
               <w:rPr>
                 <w:rFonts w:cs="Arial" w:ascii="Arial" w:hAnsi="Arial"/>
                 <w:b/>
-                <w:sz w:val="18"/>
-                <w:szCs w:val="18"/>
+                <w:sz w:val="20"/>
+                <w:szCs w:val="20"/>
               </w:rPr>
               <w:t>BY:</w:t>
             </w:r>
@@ -689,16 +671,16 @@
               <w:ind w:left="152" w:right="92"/>
               <w:jc w:val="center"/>
               <w:rPr>
-                <w:rFonts w:ascii="Arial" w:hAnsi="Arial" w:cs="Arial"/>
-                <w:sz w:val="18"/>
-                <w:szCs w:val="18"/>
-              </w:rPr>
-            </w:pPr>
-            <w:r>
-              <w:rPr>
-                <w:rFonts w:cs="Arial" w:ascii="Arial" w:hAnsi="Arial"/>
-                <w:sz w:val="18"/>
-                <w:szCs w:val="18"/>
+                <w:rFonts w:ascii="Arial" w:hAnsi="Arial"/>
+                <w:sz w:val="20"/>
+                <w:szCs w:val="20"/>
+              </w:rPr>
+            </w:pPr>
+            <w:r>
+              <w:rPr>
+                <w:rFonts w:cs="Arial" w:ascii="Arial" w:hAnsi="Arial"/>
+                <w:sz w:val="20"/>
+                <w:szCs w:val="20"/>
               </w:rPr>
               <w:t>{{ pre_carriage_by }}</w:t>
             </w:r>
@@ -721,19 +703,17 @@
               <w:spacing w:lineRule="auto" w:line="259" w:before="24" w:after="0"/>
               <w:jc w:val="center"/>
               <w:rPr>
-                <w:rFonts w:ascii="Arial" w:hAnsi="Arial" w:cs="Arial"/>
-                <w:b/>
-                <w:spacing w:val="-59"/>
-                <w:sz w:val="18"/>
-                <w:szCs w:val="18"/>
-              </w:rPr>
-            </w:pPr>
-            <w:r>
-              <w:rPr>
-                <w:rFonts w:cs="Arial" w:ascii="Arial" w:hAnsi="Arial"/>
-                <w:b/>
-                <w:sz w:val="18"/>
-                <w:szCs w:val="18"/>
+                <w:rFonts w:ascii="Arial" w:hAnsi="Arial"/>
+                <w:sz w:val="20"/>
+                <w:szCs w:val="20"/>
+              </w:rPr>
+            </w:pPr>
+            <w:r>
+              <w:rPr>
+                <w:rFonts w:cs="Arial" w:ascii="Arial" w:hAnsi="Arial"/>
+                <w:b/>
+                <w:sz w:val="20"/>
+                <w:szCs w:val="20"/>
               </w:rPr>
               <w:t>PLACE OF RECEIPT BY</w:t>
             </w:r>
@@ -744,18 +724,17 @@
               <w:spacing w:lineRule="auto" w:line="259" w:before="24" w:after="0"/>
               <w:jc w:val="center"/>
               <w:rPr>
-                <w:rFonts w:ascii="Arial" w:hAnsi="Arial" w:cs="Arial"/>
-                <w:b/>
-                <w:sz w:val="18"/>
-                <w:szCs w:val="18"/>
-              </w:rPr>
-            </w:pPr>
-            <w:r>
-              <w:rPr>
-                <w:rFonts w:cs="Arial" w:ascii="Arial" w:hAnsi="Arial"/>
-                <w:b/>
-                <w:sz w:val="18"/>
-                <w:szCs w:val="18"/>
+                <w:rFonts w:ascii="Arial" w:hAnsi="Arial"/>
+                <w:sz w:val="20"/>
+                <w:szCs w:val="20"/>
+              </w:rPr>
+            </w:pPr>
+            <w:r>
+              <w:rPr>
+                <w:rFonts w:cs="Arial" w:ascii="Arial" w:hAnsi="Arial"/>
+                <w:b/>
+                <w:sz w:val="20"/>
+                <w:szCs w:val="20"/>
               </w:rPr>
               <w:t>{{ place_of_receipt }}</w:t>
             </w:r>
@@ -779,18 +758,17 @@
               <w:ind w:hanging="1" w:left="81" w:right="180"/>
               <w:jc w:val="center"/>
               <w:rPr>
-                <w:rFonts w:ascii="Arial" w:hAnsi="Arial" w:cs="Arial"/>
-                <w:b/>
-                <w:sz w:val="18"/>
-                <w:szCs w:val="18"/>
-              </w:rPr>
-            </w:pPr>
-            <w:r>
-              <w:rPr>
-                <w:rFonts w:cs="Arial" w:ascii="Arial" w:hAnsi="Arial"/>
-                <w:b/>
-                <w:sz w:val="18"/>
-                <w:szCs w:val="18"/>
+                <w:rFonts w:ascii="Arial" w:hAnsi="Arial"/>
+                <w:sz w:val="20"/>
+                <w:szCs w:val="20"/>
+              </w:rPr>
+            </w:pPr>
+            <w:r>
+              <w:rPr>
+                <w:rFonts w:cs="Arial" w:ascii="Arial" w:hAnsi="Arial"/>
+                <w:b/>
+                <w:sz w:val="20"/>
+                <w:szCs w:val="20"/>
               </w:rPr>
               <w:t>COUNTRY</w:t>
             </w:r>
@@ -799,8 +777,8 @@
                 <w:rFonts w:cs="Arial" w:ascii="Arial" w:hAnsi="Arial"/>
                 <w:b/>
                 <w:spacing w:val="1"/>
-                <w:sz w:val="18"/>
-                <w:szCs w:val="18"/>
+                <w:sz w:val="20"/>
+                <w:szCs w:val="20"/>
               </w:rPr>
               <w:t xml:space="preserve"> </w:t>
             </w:r>
@@ -808,8 +786,8 @@
               <w:rPr>
                 <w:rFonts w:cs="Arial" w:ascii="Arial" w:hAnsi="Arial"/>
                 <w:b/>
-                <w:sz w:val="18"/>
-                <w:szCs w:val="18"/>
+                <w:sz w:val="20"/>
+                <w:szCs w:val="20"/>
               </w:rPr>
               <w:t>OF</w:t>
             </w:r>
@@ -818,8 +796,8 @@
                 <w:rFonts w:cs="Arial" w:ascii="Arial" w:hAnsi="Arial"/>
                 <w:b/>
                 <w:spacing w:val="1"/>
-                <w:sz w:val="18"/>
-                <w:szCs w:val="18"/>
+                <w:sz w:val="20"/>
+                <w:szCs w:val="20"/>
               </w:rPr>
               <w:t xml:space="preserve"> </w:t>
             </w:r>
@@ -827,8 +805,8 @@
               <w:rPr>
                 <w:rFonts w:cs="Arial" w:ascii="Arial" w:hAnsi="Arial"/>
                 <w:b/>
-                <w:sz w:val="18"/>
-                <w:szCs w:val="18"/>
+                <w:sz w:val="20"/>
+                <w:szCs w:val="20"/>
               </w:rPr>
               <w:t>ORIGIN</w:t>
             </w:r>
@@ -840,16 +818,16 @@
               <w:ind w:hanging="24" w:left="24"/>
               <w:jc w:val="center"/>
               <w:rPr>
-                <w:rFonts w:ascii="Arial" w:hAnsi="Arial" w:cs="Arial"/>
-                <w:sz w:val="18"/>
-                <w:szCs w:val="18"/>
-              </w:rPr>
-            </w:pPr>
-            <w:r>
-              <w:rPr>
-                <w:rFonts w:cs="Arial" w:ascii="Arial" w:hAnsi="Arial"/>
-                <w:sz w:val="18"/>
-                <w:szCs w:val="18"/>
+                <w:rFonts w:ascii="Arial" w:hAnsi="Arial"/>
+                <w:sz w:val="20"/>
+                <w:szCs w:val="20"/>
+              </w:rPr>
+            </w:pPr>
+            <w:r>
+              <w:rPr>
+                <w:rFonts w:cs="Arial" w:ascii="Arial" w:hAnsi="Arial"/>
+                <w:sz w:val="20"/>
+                <w:szCs w:val="20"/>
               </w:rPr>
               <w:t>{{ country_of_origin }}</w:t>
             </w:r>
@@ -873,18 +851,17 @@
               <w:ind w:right="16"/>
               <w:jc w:val="center"/>
               <w:rPr>
-                <w:rFonts w:ascii="Arial" w:hAnsi="Arial" w:cs="Arial"/>
-                <w:b/>
-                <w:sz w:val="18"/>
-                <w:szCs w:val="18"/>
-              </w:rPr>
-            </w:pPr>
-            <w:r>
-              <w:rPr>
-                <w:rFonts w:cs="Arial" w:ascii="Arial" w:hAnsi="Arial"/>
-                <w:b/>
-                <w:sz w:val="18"/>
-                <w:szCs w:val="18"/>
+                <w:rFonts w:ascii="Arial" w:hAnsi="Arial"/>
+                <w:sz w:val="20"/>
+                <w:szCs w:val="20"/>
+              </w:rPr>
+            </w:pPr>
+            <w:r>
+              <w:rPr>
+                <w:rFonts w:cs="Arial" w:ascii="Arial" w:hAnsi="Arial"/>
+                <w:b/>
+                <w:sz w:val="20"/>
+                <w:szCs w:val="20"/>
               </w:rPr>
               <w:t>COUNTRY OF FINAL</w:t>
             </w:r>
@@ -893,8 +870,8 @@
                 <w:rFonts w:cs="Arial" w:ascii="Arial" w:hAnsi="Arial"/>
                 <w:b/>
                 <w:spacing w:val="-59"/>
-                <w:sz w:val="18"/>
-                <w:szCs w:val="18"/>
+                <w:sz w:val="20"/>
+                <w:szCs w:val="20"/>
               </w:rPr>
               <w:t xml:space="preserve"> </w:t>
             </w:r>
@@ -902,8 +879,8 @@
               <w:rPr>
                 <w:rFonts w:cs="Arial" w:ascii="Arial" w:hAnsi="Arial"/>
                 <w:b/>
-                <w:sz w:val="18"/>
-                <w:szCs w:val="18"/>
+                <w:sz w:val="20"/>
+                <w:szCs w:val="20"/>
               </w:rPr>
               <w:t>DESTINATION</w:t>
             </w:r>
@@ -915,16 +892,16 @@
               <w:ind w:left="265" w:right="180"/>
               <w:jc w:val="center"/>
               <w:rPr>
-                <w:rFonts w:ascii="Arial" w:hAnsi="Arial" w:cs="Arial"/>
-                <w:sz w:val="18"/>
-                <w:szCs w:val="18"/>
-              </w:rPr>
-            </w:pPr>
-            <w:r>
-              <w:rPr>
-                <w:rFonts w:cs="Arial" w:ascii="Arial" w:hAnsi="Arial"/>
-                <w:sz w:val="18"/>
-                <w:szCs w:val="18"/>
+                <w:rFonts w:ascii="Arial" w:hAnsi="Arial"/>
+                <w:sz w:val="20"/>
+                <w:szCs w:val="20"/>
+              </w:rPr>
+            </w:pPr>
+            <w:r>
+              <w:rPr>
+                <w:rFonts w:cs="Arial" w:ascii="Arial" w:hAnsi="Arial"/>
+                <w:sz w:val="20"/>
+                <w:szCs w:val="20"/>
               </w:rPr>
               <w:t>{{ country_of_destination }}</w:t>
             </w:r>
@@ -951,18 +928,17 @@
               <w:spacing w:lineRule="exact" w:line="243" w:before="21" w:after="0"/>
               <w:ind w:left="367"/>
               <w:rPr>
-                <w:rFonts w:ascii="Arial" w:hAnsi="Arial" w:cs="Arial"/>
-                <w:b/>
-                <w:sz w:val="18"/>
-                <w:szCs w:val="18"/>
-              </w:rPr>
-            </w:pPr>
-            <w:r>
-              <w:rPr>
-                <w:rFonts w:cs="Arial" w:ascii="Arial" w:hAnsi="Arial"/>
-                <w:b/>
-                <w:sz w:val="18"/>
-                <w:szCs w:val="18"/>
+                <w:rFonts w:ascii="Arial" w:hAnsi="Arial"/>
+                <w:sz w:val="20"/>
+                <w:szCs w:val="20"/>
+              </w:rPr>
+            </w:pPr>
+            <w:r>
+              <w:rPr>
+                <w:rFonts w:cs="Arial" w:ascii="Arial" w:hAnsi="Arial"/>
+                <w:b/>
+                <w:sz w:val="20"/>
+                <w:szCs w:val="20"/>
               </w:rPr>
               <w:t>CARTING</w:t>
             </w:r>
@@ -971,8 +947,8 @@
                 <w:rFonts w:cs="Arial" w:ascii="Arial" w:hAnsi="Arial"/>
                 <w:b/>
                 <w:spacing w:val="-2"/>
-                <w:sz w:val="18"/>
-                <w:szCs w:val="18"/>
+                <w:sz w:val="20"/>
+                <w:szCs w:val="20"/>
               </w:rPr>
               <w:t xml:space="preserve"> </w:t>
             </w:r>
@@ -980,8 +956,8 @@
               <w:rPr>
                 <w:rFonts w:cs="Arial" w:ascii="Arial" w:hAnsi="Arial"/>
                 <w:b/>
-                <w:sz w:val="18"/>
-                <w:szCs w:val="18"/>
+                <w:sz w:val="20"/>
+                <w:szCs w:val="20"/>
               </w:rPr>
               <w:t>POINT</w:t>
             </w:r>
@@ -1004,18 +980,17 @@
               <w:ind w:firstLine="15" w:left="-15"/>
               <w:jc w:val="center"/>
               <w:rPr>
-                <w:rFonts w:ascii="Arial" w:hAnsi="Arial" w:cs="Arial"/>
-                <w:b/>
-                <w:sz w:val="18"/>
-                <w:szCs w:val="18"/>
-              </w:rPr>
-            </w:pPr>
-            <w:r>
-              <w:rPr>
-                <w:rFonts w:cs="Arial" w:ascii="Arial" w:hAnsi="Arial"/>
-                <w:b/>
-                <w:sz w:val="18"/>
-                <w:szCs w:val="18"/>
+                <w:rFonts w:ascii="Arial" w:hAnsi="Arial"/>
+                <w:sz w:val="20"/>
+                <w:szCs w:val="20"/>
+              </w:rPr>
+            </w:pPr>
+            <w:r>
+              <w:rPr>
+                <w:rFonts w:cs="Arial" w:ascii="Arial" w:hAnsi="Arial"/>
+                <w:b/>
+                <w:sz w:val="20"/>
+                <w:szCs w:val="20"/>
               </w:rPr>
               <w:t>PORT</w:t>
             </w:r>
@@ -1024,8 +999,8 @@
                 <w:rFonts w:cs="Arial" w:ascii="Arial" w:hAnsi="Arial"/>
                 <w:b/>
                 <w:spacing w:val="-3"/>
-                <w:sz w:val="18"/>
-                <w:szCs w:val="18"/>
+                <w:sz w:val="20"/>
+                <w:szCs w:val="20"/>
               </w:rPr>
               <w:t xml:space="preserve"> </w:t>
             </w:r>
@@ -1033,8 +1008,8 @@
               <w:rPr>
                 <w:rFonts w:cs="Arial" w:ascii="Arial" w:hAnsi="Arial"/>
                 <w:b/>
-                <w:sz w:val="18"/>
-                <w:szCs w:val="18"/>
+                <w:sz w:val="20"/>
+                <w:szCs w:val="20"/>
               </w:rPr>
               <w:t>OF</w:t>
             </w:r>
@@ -1043,8 +1018,8 @@
                 <w:rFonts w:cs="Arial" w:ascii="Arial" w:hAnsi="Arial"/>
                 <w:b/>
                 <w:spacing w:val="-1"/>
-                <w:sz w:val="18"/>
-                <w:szCs w:val="18"/>
+                <w:sz w:val="20"/>
+                <w:szCs w:val="20"/>
               </w:rPr>
               <w:t xml:space="preserve"> </w:t>
             </w:r>
@@ -1052,8 +1027,8 @@
               <w:rPr>
                 <w:rFonts w:cs="Arial" w:ascii="Arial" w:hAnsi="Arial"/>
                 <w:b/>
-                <w:sz w:val="18"/>
-                <w:szCs w:val="18"/>
+                <w:sz w:val="20"/>
+                <w:szCs w:val="20"/>
               </w:rPr>
               <w:t>LOADING</w:t>
             </w:r>
@@ -1076,18 +1051,17 @@
               <w:pStyle w:val="TableParagraph"/>
               <w:jc w:val="center"/>
               <w:rPr>
-                <w:rFonts w:ascii="Arial" w:hAnsi="Arial" w:cs="Arial"/>
-                <w:b/>
-                <w:sz w:val="18"/>
-                <w:szCs w:val="18"/>
-              </w:rPr>
-            </w:pPr>
-            <w:r>
-              <w:rPr>
-                <w:rFonts w:cs="Arial" w:ascii="Arial" w:hAnsi="Arial"/>
-                <w:b/>
-                <w:sz w:val="18"/>
-                <w:szCs w:val="18"/>
+                <w:rFonts w:ascii="Arial" w:hAnsi="Arial"/>
+                <w:sz w:val="20"/>
+                <w:szCs w:val="20"/>
+              </w:rPr>
+            </w:pPr>
+            <w:r>
+              <w:rPr>
+                <w:rFonts w:cs="Arial" w:ascii="Arial" w:hAnsi="Arial"/>
+                <w:b/>
+                <w:sz w:val="20"/>
+                <w:szCs w:val="20"/>
               </w:rPr>
               <w:t>TERMS OF PAYMENT &amp; DELIVERY</w:t>
             </w:r>
@@ -1097,16 +1071,16 @@
               <w:pStyle w:val="TableParagraph"/>
               <w:jc w:val="center"/>
               <w:rPr>
-                <w:rFonts w:ascii="Arial" w:hAnsi="Arial" w:cs="Arial"/>
-                <w:sz w:val="18"/>
-                <w:szCs w:val="18"/>
-              </w:rPr>
-            </w:pPr>
-            <w:r>
-              <w:rPr>
-                <w:rFonts w:cs="Arial" w:ascii="Arial" w:hAnsi="Arial"/>
-                <w:sz w:val="18"/>
-                <w:szCs w:val="18"/>
+                <w:rFonts w:ascii="Arial" w:hAnsi="Arial"/>
+                <w:sz w:val="20"/>
+                <w:szCs w:val="20"/>
+              </w:rPr>
+            </w:pPr>
+            <w:r>
+              <w:rPr>
+                <w:rFonts w:cs="Arial" w:ascii="Arial" w:hAnsi="Arial"/>
+                <w:sz w:val="20"/>
+                <w:szCs w:val="20"/>
               </w:rPr>
               <w:t>{{ terms_of_payment }}</w:t>
             </w:r>
@@ -1132,15 +1106,15 @@
               <w:pStyle w:val="TableParagraph"/>
               <w:rPr>
                 <w:rFonts w:ascii="Arial" w:hAnsi="Arial" w:cs="Arial"/>
-                <w:sz w:val="18"/>
-                <w:szCs w:val="18"/>
-              </w:rPr>
-            </w:pPr>
-            <w:r>
-              <w:rPr>
-                <w:rFonts w:cs="Arial" w:ascii="Arial" w:hAnsi="Arial"/>
-                <w:sz w:val="18"/>
-                <w:szCs w:val="18"/>
+                <w:sz w:val="20"/>
+                <w:szCs w:val="20"/>
+              </w:rPr>
+            </w:pPr>
+            <w:r>
+              <w:rPr>
+                <w:rFonts w:cs="Arial" w:ascii="Arial" w:hAnsi="Arial"/>
+                <w:sz w:val="20"/>
+                <w:szCs w:val="20"/>
               </w:rPr>
             </w:r>
           </w:p>
@@ -1162,9 +1136,9 @@
               <w:ind w:left="-15"/>
               <w:jc w:val="center"/>
               <w:rPr>
-                <w:rFonts w:ascii="Arial" w:hAnsi="Arial" w:cs="Arial"/>
-                <w:sz w:val="18"/>
-                <w:szCs w:val="18"/>
+                <w:rFonts w:ascii="Arial" w:hAnsi="Arial"/>
+                <w:sz w:val="20"/>
+                <w:szCs w:val="20"/>
               </w:rPr>
             </w:pPr>
             <w:r>
@@ -1193,15 +1167,15 @@
               <w:pStyle w:val="Normal"/>
               <w:rPr>
                 <w:rFonts w:ascii="Arial" w:hAnsi="Arial" w:cs="Arial"/>
-                <w:sz w:val="18"/>
-                <w:szCs w:val="18"/>
-              </w:rPr>
-            </w:pPr>
-            <w:r>
-              <w:rPr>
-                <w:rFonts w:cs="Arial" w:ascii="Arial" w:hAnsi="Arial"/>
-                <w:sz w:val="18"/>
-                <w:szCs w:val="18"/>
+                <w:sz w:val="20"/>
+                <w:szCs w:val="20"/>
+              </w:rPr>
+            </w:pPr>
+            <w:r>
+              <w:rPr>
+                <w:rFonts w:cs="Arial" w:ascii="Arial" w:hAnsi="Arial"/>
+                <w:sz w:val="20"/>
+                <w:szCs w:val="20"/>
               </w:rPr>
             </w:r>
           </w:p>
@@ -1228,9 +1202,9 @@
               <w:ind w:left="88"/>
               <w:jc w:val="center"/>
               <w:rPr>
-                <w:rFonts w:ascii="Arial" w:hAnsi="Arial" w:cs="Arial"/>
-                <w:sz w:val="18"/>
-                <w:szCs w:val="18"/>
+                <w:rFonts w:ascii="Arial" w:hAnsi="Arial"/>
+                <w:sz w:val="20"/>
+                <w:szCs w:val="20"/>
               </w:rPr>
             </w:pPr>
             <w:r>
@@ -1238,8 +1212,8 @@
                 <w:rFonts w:cs="Arial" w:ascii="Arial" w:hAnsi="Arial"/>
                 <w:b/>
                 <w:bCs/>
-                <w:sz w:val="18"/>
-                <w:szCs w:val="18"/>
+                <w:sz w:val="20"/>
+                <w:szCs w:val="20"/>
               </w:rPr>
               <w:t>PORT OF DISCHARGE</w:t>
             </w:r>
@@ -1251,17 +1225,16 @@
               <w:ind w:hanging="25" w:left="90"/>
               <w:jc w:val="center"/>
               <w:rPr>
-                <w:rFonts w:ascii="Arial" w:hAnsi="Arial" w:cs="Arial"/>
-                <w:b/>
-                <w:sz w:val="18"/>
-                <w:szCs w:val="18"/>
-              </w:rPr>
-            </w:pPr>
-            <w:r>
-              <w:rPr>
-                <w:rFonts w:cs="Arial" w:ascii="Arial" w:hAnsi="Arial"/>
-                <w:sz w:val="18"/>
-                <w:szCs w:val="18"/>
+                <w:rFonts w:ascii="Arial" w:hAnsi="Arial"/>
+                <w:sz w:val="20"/>
+                <w:szCs w:val="20"/>
+              </w:rPr>
+            </w:pPr>
+            <w:r>
+              <w:rPr>
+                <w:rFonts w:cs="Arial" w:ascii="Arial" w:hAnsi="Arial"/>
+                <w:sz w:val="20"/>
+                <w:szCs w:val="20"/>
               </w:rPr>
               <w:t>{{ port_of_discharge }}</w:t>
             </w:r>
@@ -1284,9 +1257,9 @@
               <w:ind w:left="103"/>
               <w:jc w:val="center"/>
               <w:rPr>
-                <w:rFonts w:ascii="Arial" w:hAnsi="Arial" w:cs="Arial"/>
-                <w:sz w:val="18"/>
-                <w:szCs w:val="18"/>
+                <w:rFonts w:ascii="Arial" w:hAnsi="Arial"/>
+                <w:sz w:val="20"/>
+                <w:szCs w:val="20"/>
               </w:rPr>
             </w:pPr>
             <w:r>
@@ -1294,8 +1267,8 @@
                 <w:rFonts w:cs="Arial" w:ascii="Arial" w:hAnsi="Arial"/>
                 <w:b/>
                 <w:bCs/>
-                <w:sz w:val="18"/>
-                <w:szCs w:val="18"/>
+                <w:sz w:val="20"/>
+                <w:szCs w:val="20"/>
               </w:rPr>
               <w:t>FINAL DESTINATION</w:t>
             </w:r>
@@ -1307,17 +1280,16 @@
               <w:ind w:firstLine="15" w:left="-15"/>
               <w:jc w:val="center"/>
               <w:rPr>
-                <w:rFonts w:ascii="Arial" w:hAnsi="Arial" w:cs="Arial"/>
-                <w:b/>
-                <w:sz w:val="18"/>
-                <w:szCs w:val="18"/>
-              </w:rPr>
-            </w:pPr>
-            <w:r>
-              <w:rPr>
-                <w:rFonts w:cs="Arial" w:ascii="Arial" w:hAnsi="Arial"/>
-                <w:sz w:val="18"/>
-                <w:szCs w:val="18"/>
+                <w:rFonts w:ascii="Arial" w:hAnsi="Arial"/>
+                <w:sz w:val="20"/>
+                <w:szCs w:val="20"/>
+              </w:rPr>
+            </w:pPr>
+            <w:r>
+              <w:rPr>
+                <w:rFonts w:cs="Arial" w:ascii="Arial" w:hAnsi="Arial"/>
+                <w:sz w:val="20"/>
+                <w:szCs w:val="20"/>
               </w:rPr>
               <w:t>{{ final_destination }}</w:t>
             </w:r>
@@ -1339,15 +1311,15 @@
               <w:pStyle w:val="Normal"/>
               <w:rPr>
                 <w:rFonts w:ascii="Arial" w:hAnsi="Arial" w:cs="Arial"/>
-                <w:sz w:val="18"/>
-                <w:szCs w:val="18"/>
-              </w:rPr>
-            </w:pPr>
-            <w:r>
-              <w:rPr>
-                <w:rFonts w:cs="Arial" w:ascii="Arial" w:hAnsi="Arial"/>
-                <w:sz w:val="18"/>
-                <w:szCs w:val="18"/>
+                <w:sz w:val="20"/>
+                <w:szCs w:val="20"/>
+              </w:rPr>
+            </w:pPr>
+            <w:r>
+              <w:rPr>
+                <w:rFonts w:cs="Arial" w:ascii="Arial" w:hAnsi="Arial"/>
+                <w:sz w:val="20"/>
+                <w:szCs w:val="20"/>
               </w:rPr>
             </w:r>
           </w:p>
@@ -1375,19 +1347,17 @@
               <w:ind w:hanging="27" w:left="170" w:right="71"/>
               <w:jc w:val="center"/>
               <w:rPr>
-                <w:rFonts w:ascii="Arial" w:hAnsi="Arial" w:cs="Arial"/>
-                <w:b/>
-                <w:spacing w:val="-59"/>
-                <w:sz w:val="18"/>
-                <w:szCs w:val="18"/>
-              </w:rPr>
-            </w:pPr>
-            <w:r>
-              <w:rPr>
-                <w:rFonts w:cs="Arial" w:ascii="Arial" w:hAnsi="Arial"/>
-                <w:b/>
-                <w:sz w:val="18"/>
-                <w:szCs w:val="18"/>
+                <w:rFonts w:ascii="Arial" w:hAnsi="Arial"/>
+                <w:sz w:val="20"/>
+                <w:szCs w:val="20"/>
+              </w:rPr>
+            </w:pPr>
+            <w:r>
+              <w:rPr>
+                <w:rFonts w:cs="Arial" w:ascii="Arial" w:hAnsi="Arial"/>
+                <w:b/>
+                <w:sz w:val="20"/>
+                <w:szCs w:val="20"/>
               </w:rPr>
               <w:t>MARKS</w:t>
             </w:r>
@@ -1399,18 +1369,17 @@
               <w:ind w:hanging="27" w:left="170" w:right="71"/>
               <w:jc w:val="center"/>
               <w:rPr>
-                <w:rFonts w:ascii="Arial" w:hAnsi="Arial" w:cs="Arial"/>
-                <w:b/>
-                <w:sz w:val="18"/>
-                <w:szCs w:val="18"/>
-              </w:rPr>
-            </w:pPr>
-            <w:r>
-              <w:rPr>
-                <w:rFonts w:cs="Arial" w:ascii="Arial" w:hAnsi="Arial"/>
-                <w:b/>
-                <w:sz w:val="18"/>
-                <w:szCs w:val="18"/>
+                <w:rFonts w:ascii="Arial" w:hAnsi="Arial"/>
+                <w:sz w:val="20"/>
+                <w:szCs w:val="20"/>
+              </w:rPr>
+            </w:pPr>
+            <w:r>
+              <w:rPr>
+                <w:rFonts w:cs="Arial" w:ascii="Arial" w:hAnsi="Arial"/>
+                <w:b/>
+                <w:sz w:val="20"/>
+                <w:szCs w:val="20"/>
               </w:rPr>
               <w:t>&amp; NOS.</w:t>
             </w:r>
@@ -1434,18 +1403,17 @@
               <w:ind w:right="32"/>
               <w:jc w:val="center"/>
               <w:rPr>
-                <w:rFonts w:ascii="Arial" w:hAnsi="Arial" w:cs="Arial"/>
-                <w:b/>
-                <w:sz w:val="18"/>
-                <w:szCs w:val="18"/>
-              </w:rPr>
-            </w:pPr>
-            <w:r>
-              <w:rPr>
-                <w:rFonts w:cs="Arial" w:ascii="Arial" w:hAnsi="Arial"/>
-                <w:b/>
-                <w:sz w:val="18"/>
-                <w:szCs w:val="18"/>
+                <w:rFonts w:ascii="Arial" w:hAnsi="Arial"/>
+                <w:sz w:val="20"/>
+                <w:szCs w:val="20"/>
+              </w:rPr>
+            </w:pPr>
+            <w:r>
+              <w:rPr>
+                <w:rFonts w:cs="Arial" w:ascii="Arial" w:hAnsi="Arial"/>
+                <w:b/>
+                <w:sz w:val="20"/>
+                <w:szCs w:val="20"/>
               </w:rPr>
               <w:t>HSN</w:t>
             </w:r>
@@ -1454,8 +1422,8 @@
                 <w:rFonts w:cs="Arial" w:ascii="Arial" w:hAnsi="Arial"/>
                 <w:b/>
                 <w:spacing w:val="1"/>
-                <w:sz w:val="18"/>
-                <w:szCs w:val="18"/>
+                <w:sz w:val="20"/>
+                <w:szCs w:val="20"/>
               </w:rPr>
               <w:t xml:space="preserve"> </w:t>
             </w:r>
@@ -1463,8 +1431,8 @@
               <w:rPr>
                 <w:rFonts w:cs="Arial" w:ascii="Arial" w:hAnsi="Arial"/>
                 <w:b/>
-                <w:sz w:val="18"/>
-                <w:szCs w:val="18"/>
+                <w:sz w:val="20"/>
+                <w:szCs w:val="20"/>
               </w:rPr>
               <w:t>CODE</w:t>
             </w:r>
@@ -1489,18 +1457,17 @@
               <w:ind w:left="-30"/>
               <w:jc w:val="center"/>
               <w:rPr>
-                <w:rFonts w:ascii="Arial" w:hAnsi="Arial" w:cs="Arial"/>
-                <w:b/>
-                <w:sz w:val="18"/>
-                <w:szCs w:val="18"/>
-              </w:rPr>
-            </w:pPr>
-            <w:r>
-              <w:rPr>
-                <w:rFonts w:cs="Arial" w:ascii="Arial" w:hAnsi="Arial"/>
-                <w:b/>
-                <w:sz w:val="18"/>
-                <w:szCs w:val="18"/>
+                <w:rFonts w:ascii="Arial" w:hAnsi="Arial"/>
+                <w:sz w:val="20"/>
+                <w:szCs w:val="20"/>
+              </w:rPr>
+            </w:pPr>
+            <w:r>
+              <w:rPr>
+                <w:rFonts w:cs="Arial" w:ascii="Arial" w:hAnsi="Arial"/>
+                <w:b/>
+                <w:sz w:val="20"/>
+                <w:szCs w:val="20"/>
               </w:rPr>
               <w:t>DESCRIPTION</w:t>
             </w:r>
@@ -1509,8 +1476,8 @@
                 <w:rFonts w:cs="Arial" w:ascii="Arial" w:hAnsi="Arial"/>
                 <w:b/>
                 <w:spacing w:val="-2"/>
-                <w:sz w:val="18"/>
-                <w:szCs w:val="18"/>
+                <w:sz w:val="20"/>
+                <w:szCs w:val="20"/>
               </w:rPr>
               <w:t xml:space="preserve"> </w:t>
             </w:r>
@@ -1518,8 +1485,8 @@
               <w:rPr>
                 <w:rFonts w:cs="Arial" w:ascii="Arial" w:hAnsi="Arial"/>
                 <w:b/>
-                <w:sz w:val="18"/>
-                <w:szCs w:val="18"/>
+                <w:sz w:val="20"/>
+                <w:szCs w:val="20"/>
               </w:rPr>
               <w:t>OF</w:t>
             </w:r>
@@ -1528,8 +1495,8 @@
                 <w:rFonts w:cs="Arial" w:ascii="Arial" w:hAnsi="Arial"/>
                 <w:b/>
                 <w:spacing w:val="-2"/>
-                <w:sz w:val="18"/>
-                <w:szCs w:val="18"/>
+                <w:sz w:val="20"/>
+                <w:szCs w:val="20"/>
               </w:rPr>
               <w:t xml:space="preserve"> </w:t>
             </w:r>
@@ -1537,8 +1504,8 @@
               <w:rPr>
                 <w:rFonts w:cs="Arial" w:ascii="Arial" w:hAnsi="Arial"/>
                 <w:b/>
-                <w:sz w:val="18"/>
-                <w:szCs w:val="18"/>
+                <w:sz w:val="20"/>
+                <w:szCs w:val="20"/>
               </w:rPr>
               <w:t>GOODS</w:t>
             </w:r>
@@ -1563,18 +1530,17 @@
               <w:ind w:firstLine="90" w:right="135"/>
               <w:jc w:val="center"/>
               <w:rPr>
-                <w:rFonts w:ascii="Arial" w:hAnsi="Arial" w:cs="Arial"/>
-                <w:b/>
-                <w:sz w:val="18"/>
-                <w:szCs w:val="18"/>
-              </w:rPr>
-            </w:pPr>
-            <w:r>
-              <w:rPr>
-                <w:rFonts w:cs="Arial" w:ascii="Arial" w:hAnsi="Arial"/>
-                <w:b/>
-                <w:sz w:val="18"/>
-                <w:szCs w:val="18"/>
+                <w:rFonts w:ascii="Arial" w:hAnsi="Arial"/>
+                <w:sz w:val="20"/>
+                <w:szCs w:val="20"/>
+              </w:rPr>
+            </w:pPr>
+            <w:r>
+              <w:rPr>
+                <w:rFonts w:cs="Arial" w:ascii="Arial" w:hAnsi="Arial"/>
+                <w:b/>
+                <w:sz w:val="20"/>
+                <w:szCs w:val="20"/>
               </w:rPr>
               <w:t>QTY</w:t>
             </w:r>
@@ -1586,17 +1552,18 @@
               <w:ind w:firstLine="90" w:right="135"/>
               <w:jc w:val="center"/>
               <w:rPr>
+                <w:rFonts w:ascii="Arial" w:hAnsi="Arial"/>
+                <w:sz w:val="20"/>
+                <w:szCs w:val="20"/>
+              </w:rPr>
+            </w:pPr>
+            <w:r>
+              <w:rPr>
+                <w:rFonts w:cs="Arial" w:ascii="Arial" w:hAnsi="Arial"/>
                 <w:b w:val="false"/>
                 <w:bCs w:val="false"/>
-              </w:rPr>
-            </w:pPr>
-            <w:r>
-              <w:rPr>
-                <w:rFonts w:cs="Arial" w:ascii="Arial" w:hAnsi="Arial"/>
-                <w:b w:val="false"/>
-                <w:bCs w:val="false"/>
-                <w:sz w:val="18"/>
-                <w:szCs w:val="18"/>
+                <w:sz w:val="20"/>
+                <w:szCs w:val="20"/>
               </w:rPr>
               <w:t>(IN NO)</w:t>
             </w:r>
@@ -1620,19 +1587,17 @@
               <w:ind w:firstLine="90" w:right="135"/>
               <w:jc w:val="center"/>
               <w:rPr>
-                <w:rFonts w:ascii="Arial" w:hAnsi="Arial" w:cs="Arial"/>
-                <w:b/>
-                <w:spacing w:val="1"/>
-                <w:sz w:val="18"/>
-                <w:szCs w:val="18"/>
-              </w:rPr>
-            </w:pPr>
-            <w:r>
-              <w:rPr>
-                <w:rFonts w:cs="Arial" w:ascii="Arial" w:hAnsi="Arial"/>
-                <w:b/>
-                <w:sz w:val="18"/>
-                <w:szCs w:val="18"/>
+                <w:rFonts w:ascii="Arial" w:hAnsi="Arial"/>
+                <w:sz w:val="20"/>
+                <w:szCs w:val="20"/>
+              </w:rPr>
+            </w:pPr>
+            <w:r>
+              <w:rPr>
+                <w:rFonts w:cs="Arial" w:ascii="Arial" w:hAnsi="Arial"/>
+                <w:b/>
+                <w:sz w:val="20"/>
+                <w:szCs w:val="20"/>
               </w:rPr>
               <w:t>RATE</w:t>
             </w:r>
@@ -1644,18 +1609,17 @@
               <w:ind w:firstLine="90" w:right="135"/>
               <w:jc w:val="center"/>
               <w:rPr>
-                <w:rFonts w:ascii="Arial" w:hAnsi="Arial" w:cs="Arial"/>
-                <w:b/>
-                <w:sz w:val="18"/>
-                <w:szCs w:val="18"/>
-              </w:rPr>
-            </w:pPr>
-            <w:r>
-              <w:rPr>
-                <w:rFonts w:cs="Arial" w:ascii="Arial" w:hAnsi="Arial"/>
-                <w:b/>
-                <w:sz w:val="18"/>
-                <w:szCs w:val="18"/>
+                <w:rFonts w:ascii="Arial" w:hAnsi="Arial"/>
+                <w:sz w:val="20"/>
+                <w:szCs w:val="20"/>
+              </w:rPr>
+            </w:pPr>
+            <w:r>
+              <w:rPr>
+                <w:rFonts w:cs="Arial" w:ascii="Arial" w:hAnsi="Arial"/>
+                <w:b/>
+                <w:sz w:val="20"/>
+                <w:szCs w:val="20"/>
               </w:rPr>
               <w:t>PER</w:t>
             </w:r>
@@ -1664,8 +1628,8 @@
                 <w:rFonts w:cs="Arial" w:ascii="Arial" w:hAnsi="Arial"/>
                 <w:b/>
                 <w:spacing w:val="-13"/>
-                <w:sz w:val="18"/>
-                <w:szCs w:val="18"/>
+                <w:sz w:val="20"/>
+                <w:szCs w:val="20"/>
               </w:rPr>
               <w:t xml:space="preserve"> </w:t>
             </w:r>
@@ -1673,8 +1637,8 @@
               <w:rPr>
                 <w:rFonts w:cs="Arial" w:ascii="Arial" w:hAnsi="Arial"/>
                 <w:b/>
-                <w:sz w:val="18"/>
-                <w:szCs w:val="18"/>
+                <w:sz w:val="20"/>
+                <w:szCs w:val="20"/>
               </w:rPr>
               <w:t>UNIT</w:t>
             </w:r>
@@ -1698,18 +1662,17 @@
               <w:ind w:firstLine="3" w:left="90" w:right="166"/>
               <w:jc w:val="center"/>
               <w:rPr>
-                <w:rFonts w:ascii="Arial" w:hAnsi="Arial" w:cs="Arial"/>
-                <w:b/>
-                <w:sz w:val="18"/>
-                <w:szCs w:val="18"/>
-              </w:rPr>
-            </w:pPr>
-            <w:r>
-              <w:rPr>
-                <w:rFonts w:cs="Arial" w:ascii="Arial" w:hAnsi="Arial"/>
-                <w:b/>
-                <w:sz w:val="18"/>
-                <w:szCs w:val="18"/>
+                <w:rFonts w:ascii="Arial" w:hAnsi="Arial"/>
+                <w:sz w:val="20"/>
+                <w:szCs w:val="20"/>
+              </w:rPr>
+            </w:pPr>
+            <w:r>
+              <w:rPr>
+                <w:rFonts w:cs="Arial" w:ascii="Arial" w:hAnsi="Arial"/>
+                <w:b/>
+                <w:sz w:val="20"/>
+                <w:szCs w:val="20"/>
               </w:rPr>
               <w:t>AMOUNT</w:t>
             </w:r>
@@ -1718,8 +1681,8 @@
                 <w:rFonts w:cs="Arial" w:ascii="Arial" w:hAnsi="Arial"/>
                 <w:b/>
                 <w:spacing w:val="-59"/>
-                <w:sz w:val="18"/>
-                <w:szCs w:val="18"/>
+                <w:sz w:val="20"/>
+                <w:szCs w:val="20"/>
               </w:rPr>
               <w:t xml:space="preserve"> </w:t>
             </w:r>
@@ -1727,8 +1690,8 @@
               <w:rPr>
                 <w:rFonts w:cs="Arial" w:ascii="Arial" w:hAnsi="Arial"/>
                 <w:b/>
-                <w:sz w:val="18"/>
-                <w:szCs w:val="18"/>
+                <w:sz w:val="20"/>
+                <w:szCs w:val="20"/>
               </w:rPr>
               <w:t>USD</w:t>
             </w:r>
@@ -1754,16 +1717,16 @@
               <w:pStyle w:val="Normal"/>
               <w:jc w:val="center"/>
               <w:rPr>
-                <w:rFonts w:ascii="Arial" w:hAnsi="Arial" w:cs="Arial"/>
-                <w:sz w:val="16"/>
-                <w:szCs w:val="16"/>
-              </w:rPr>
-            </w:pPr>
-            <w:r>
-              <w:rPr>
-                <w:rFonts w:cs="Arial" w:ascii="Arial" w:hAnsi="Arial"/>
-                <w:sz w:val="16"/>
-                <w:szCs w:val="16"/>
+                <w:rFonts w:ascii="Arial" w:hAnsi="Arial"/>
+                <w:sz w:val="20"/>
+                <w:szCs w:val="20"/>
+              </w:rPr>
+            </w:pPr>
+            <w:r>
+              <w:rPr>
+                <w:rFonts w:cs="Arial" w:ascii="Arial" w:hAnsi="Arial"/>
+                <w:sz w:val="20"/>
+                <w:szCs w:val="20"/>
               </w:rPr>
               <w:t>{{ "%02d" % items[0].sr_start }} to {{ total_quantity }}</w:t>
             </w:r>
@@ -1784,34 +1747,20 @@
               <w:pStyle w:val="Normal"/>
               <w:jc w:val="center"/>
               <w:rPr>
-                <w:rFonts w:ascii="Arial" w:hAnsi="Arial" w:cs="Arial"/>
-                <w:sz w:val="16"/>
-                <w:szCs w:val="16"/>
-              </w:rPr>
-            </w:pPr>
-            <w:r>
-              <w:rPr>
-                <w:rFonts w:cs="Arial" w:ascii="Arial" w:hAnsi="Arial"/>
-                <w:sz w:val="16"/>
-                <w:szCs w:val="16"/>
-              </w:rPr>
-              <w:t xml:space="preserve">{% for it in items %}{{ it.hsn_code }}</w:t>
-            </w:r>
-            <w:r>
-              <w:rPr>
-                <w:rFonts w:cs="Arial" w:ascii="Arial" w:hAnsi="Arial"/>
-                <w:sz w:val="16"/>
-                <w:szCs w:val="16"/>
-              </w:rPr>
+                <w:rFonts w:ascii="Arial" w:hAnsi="Arial"/>
+                <w:sz w:val="20"/>
+                <w:szCs w:val="20"/>
+              </w:rPr>
+            </w:pPr>
+            <w:r>
+              <w:rPr>
+                <w:rFonts w:cs="Arial" w:ascii="Arial" w:hAnsi="Arial"/>
+                <w:sz w:val="20"/>
+                <w:szCs w:val="20"/>
+              </w:rPr>
+              <w:t>{% for it in items %}{{ it.hsn_code }}</w:t>
               <w:br/>
-            </w:r>
-            <w:r>
-              <w:rPr>
-                <w:rFonts w:cs="Arial" w:ascii="Arial" w:hAnsi="Arial"/>
-                <w:sz w:val="16"/>
-                <w:szCs w:val="16"/>
-              </w:rPr>
-              <w:t xml:space="preserve">{% endfor %}</w:t>
+              <w:t>{% endfor %}</w:t>
             </w:r>
           </w:p>
         </w:tc>
@@ -1830,35 +1779,20 @@
             <w:pPr>
               <w:pStyle w:val="Normal"/>
               <w:rPr>
-                <w:rFonts w:ascii="Arial" w:hAnsi="Arial" w:cs="Arial"/>
-                <w:bCs/>
-                <w:sz w:val="16"/>
-                <w:szCs w:val="16"/>
-              </w:rPr>
-            </w:pPr>
-            <w:r>
-              <w:rPr>
-                <w:rFonts w:cs="Arial" w:ascii="Arial" w:hAnsi="Arial"/>
-                <w:sz w:val="16"/>
-                <w:szCs w:val="16"/>
-              </w:rPr>
-              <w:t xml:space="preserve">{% for it in items %}{{ it.description }}</w:t>
-            </w:r>
-            <w:r>
-              <w:rPr>
-                <w:rFonts w:cs="Arial" w:ascii="Arial" w:hAnsi="Arial"/>
-                <w:sz w:val="16"/>
-                <w:szCs w:val="16"/>
-              </w:rPr>
+                <w:rFonts w:ascii="Arial" w:hAnsi="Arial"/>
+                <w:sz w:val="20"/>
+                <w:szCs w:val="20"/>
+              </w:rPr>
+            </w:pPr>
+            <w:r>
+              <w:rPr>
+                <w:rFonts w:cs="Arial" w:ascii="Arial" w:hAnsi="Arial"/>
+                <w:sz w:val="20"/>
+                <w:szCs w:val="20"/>
+              </w:rPr>
+              <w:t>{% for it in items %}{{ it.description }}</w:t>
               <w:br/>
-            </w:r>
-            <w:r>
-              <w:rPr>
-                <w:rFonts w:cs="Arial" w:ascii="Arial" w:hAnsi="Arial"/>
-                <w:sz w:val="16"/>
-                <w:szCs w:val="16"/>
-              </w:rPr>
-              <w:t xml:space="preserve">{% endfor %}</w:t>
+              <w:t>{% endfor %}</w:t>
             </w:r>
           </w:p>
         </w:tc>
@@ -1878,34 +1812,20 @@
               <w:pStyle w:val="Normal"/>
               <w:jc w:val="center"/>
               <w:rPr>
-                <w:rFonts w:ascii="Arial" w:hAnsi="Arial" w:cs="Arial"/>
-                <w:sz w:val="16"/>
-                <w:szCs w:val="16"/>
-              </w:rPr>
-            </w:pPr>
-            <w:r>
-              <w:rPr>
-                <w:rFonts w:cs="Arial" w:ascii="Arial" w:hAnsi="Arial"/>
-                <w:sz w:val="16"/>
-                <w:szCs w:val="16"/>
-              </w:rPr>
-              <w:t xml:space="preserve">{% for it in items %}{{ it.quantity }}</w:t>
-            </w:r>
-            <w:r>
-              <w:rPr>
-                <w:rFonts w:cs="Arial" w:ascii="Arial" w:hAnsi="Arial"/>
-                <w:sz w:val="16"/>
-                <w:szCs w:val="16"/>
-              </w:rPr>
+                <w:rFonts w:ascii="Arial" w:hAnsi="Arial"/>
+                <w:sz w:val="20"/>
+                <w:szCs w:val="20"/>
+              </w:rPr>
+            </w:pPr>
+            <w:r>
+              <w:rPr>
+                <w:rFonts w:cs="Arial" w:ascii="Arial" w:hAnsi="Arial"/>
+                <w:sz w:val="20"/>
+                <w:szCs w:val="20"/>
+              </w:rPr>
+              <w:t>{% for it in items %}{{ it.quantity }}</w:t>
               <w:br/>
-            </w:r>
-            <w:r>
-              <w:rPr>
-                <w:rFonts w:cs="Arial" w:ascii="Arial" w:hAnsi="Arial"/>
-                <w:sz w:val="16"/>
-                <w:szCs w:val="16"/>
-              </w:rPr>
-              <w:t xml:space="preserve">{% endfor %}</w:t>
+              <w:t>{% endfor %}</w:t>
             </w:r>
           </w:p>
         </w:tc>
@@ -1924,34 +1844,20 @@
               <w:pStyle w:val="Normal"/>
               <w:jc w:val="center"/>
               <w:rPr>
-                <w:rFonts w:ascii="Arial" w:hAnsi="Arial" w:cs="Arial"/>
-                <w:sz w:val="16"/>
-                <w:szCs w:val="16"/>
-              </w:rPr>
-            </w:pPr>
-            <w:r>
-              <w:rPr>
-                <w:rFonts w:cs="Arial" w:ascii="Arial" w:hAnsi="Arial"/>
-                <w:sz w:val="16"/>
-                <w:szCs w:val="16"/>
-              </w:rPr>
-              <w:t xml:space="preserve">{% for it in items %}${{ it.rate_per_unit }}</w:t>
-            </w:r>
-            <w:r>
-              <w:rPr>
-                <w:rFonts w:cs="Arial" w:ascii="Arial" w:hAnsi="Arial"/>
-                <w:sz w:val="16"/>
-                <w:szCs w:val="16"/>
-              </w:rPr>
+                <w:rFonts w:ascii="Arial" w:hAnsi="Arial"/>
+                <w:sz w:val="20"/>
+                <w:szCs w:val="20"/>
+              </w:rPr>
+            </w:pPr>
+            <w:r>
+              <w:rPr>
+                <w:rFonts w:cs="Arial" w:ascii="Arial" w:hAnsi="Arial"/>
+                <w:sz w:val="20"/>
+                <w:szCs w:val="20"/>
+              </w:rPr>
+              <w:t>{% for it in items %}${{ it.rate_per_unit }}</w:t>
               <w:br/>
-            </w:r>
-            <w:r>
-              <w:rPr>
-                <w:rFonts w:cs="Arial" w:ascii="Arial" w:hAnsi="Arial"/>
-                <w:sz w:val="16"/>
-                <w:szCs w:val="16"/>
-              </w:rPr>
-              <w:t xml:space="preserve">{% endfor %}</w:t>
+              <w:t>{% endfor %}</w:t>
             </w:r>
           </w:p>
         </w:tc>
@@ -1971,34 +1877,20 @@
               <w:ind w:right="134"/>
               <w:jc w:val="right"/>
               <w:rPr>
-                <w:rFonts w:ascii="Arial" w:hAnsi="Arial" w:cs="Arial"/>
-                <w:sz w:val="16"/>
-                <w:szCs w:val="16"/>
-              </w:rPr>
-            </w:pPr>
-            <w:r>
-              <w:rPr>
-                <w:rFonts w:cs="Arial" w:ascii="Arial" w:hAnsi="Arial"/>
-                <w:sz w:val="16"/>
-                <w:szCs w:val="16"/>
-              </w:rPr>
-              <w:t xml:space="preserve">{% for it in items %}${{ it.amount_usd }}</w:t>
-            </w:r>
-            <w:r>
-              <w:rPr>
-                <w:rFonts w:cs="Arial" w:ascii="Arial" w:hAnsi="Arial"/>
-                <w:sz w:val="16"/>
-                <w:szCs w:val="16"/>
-              </w:rPr>
+                <w:rFonts w:ascii="Arial" w:hAnsi="Arial"/>
+                <w:sz w:val="20"/>
+                <w:szCs w:val="20"/>
+              </w:rPr>
+            </w:pPr>
+            <w:r>
+              <w:rPr>
+                <w:rFonts w:cs="Arial" w:ascii="Arial" w:hAnsi="Arial"/>
+                <w:sz w:val="20"/>
+                <w:szCs w:val="20"/>
+              </w:rPr>
+              <w:t>{% for it in items %}${{ it.amount_usd }}</w:t>
               <w:br/>
-            </w:r>
-            <w:r>
-              <w:rPr>
-                <w:rFonts w:cs="Arial" w:ascii="Arial" w:hAnsi="Arial"/>
-                <w:sz w:val="16"/>
-                <w:szCs w:val="16"/>
-              </w:rPr>
-              <w:t xml:space="preserve">{% endfor %}</w:t>
+              <w:t>{% endfor %}</w:t>
             </w:r>
           </w:p>
         </w:tc>
@@ -2029,8 +1921,8 @@
                 <w:rFonts w:ascii="Arial" w:hAnsi="Arial" w:cs="Arial"/>
                 <w:b/>
                 <w:bCs/>
-                <w:sz w:val="16"/>
-                <w:szCs w:val="16"/>
+                <w:sz w:val="20"/>
+                <w:szCs w:val="20"/>
               </w:rPr>
             </w:pPr>
             <w:r>
@@ -2038,8 +1930,8 @@
                 <w:rFonts w:cs="Arial" w:ascii="Arial" w:hAnsi="Arial"/>
                 <w:b/>
                 <w:bCs/>
-                <w:sz w:val="16"/>
-                <w:szCs w:val="16"/>
+                <w:sz w:val="20"/>
+                <w:szCs w:val="20"/>
               </w:rPr>
             </w:r>
           </w:p>
@@ -2062,20 +1954,18 @@
               <w:ind w:right="192"/>
               <w:jc w:val="right"/>
               <w:rPr>
-                <w:rFonts w:ascii="Arial" w:hAnsi="Arial" w:cs="Arial"/>
+                <w:rFonts w:ascii="Arial" w:hAnsi="Arial"/>
+                <w:sz w:val="20"/>
+                <w:szCs w:val="20"/>
+              </w:rPr>
+            </w:pPr>
+            <w:r>
+              <w:rPr>
+                <w:rFonts w:cs="Arial" w:ascii="Arial" w:hAnsi="Arial"/>
                 <w:b/>
                 <w:bCs/>
-                <w:sz w:val="16"/>
-                <w:szCs w:val="16"/>
-              </w:rPr>
-            </w:pPr>
-            <w:r>
-              <w:rPr>
-                <w:rFonts w:cs="Arial" w:ascii="Arial" w:hAnsi="Arial"/>
-                <w:b/>
-                <w:bCs/>
-                <w:sz w:val="16"/>
-                <w:szCs w:val="16"/>
+                <w:sz w:val="20"/>
+                <w:szCs w:val="20"/>
               </w:rPr>
               <w:t>TOTAL {{total_quantity}} UNITS CIF (USD)</w:t>
             </w:r>
@@ -2099,20 +1989,18 @@
               <w:ind w:right="192"/>
               <w:jc w:val="right"/>
               <w:rPr>
-                <w:rFonts w:ascii="Arial" w:hAnsi="Arial" w:cs="Arial"/>
+                <w:rFonts w:ascii="Arial" w:hAnsi="Arial"/>
+                <w:sz w:val="20"/>
+                <w:szCs w:val="20"/>
+              </w:rPr>
+            </w:pPr>
+            <w:r>
+              <w:rPr>
+                <w:rFonts w:cs="Arial" w:ascii="Arial" w:hAnsi="Arial"/>
                 <w:b/>
                 <w:bCs/>
-                <w:sz w:val="16"/>
-                <w:szCs w:val="16"/>
-              </w:rPr>
-            </w:pPr>
-            <w:r>
-              <w:rPr>
-                <w:rFonts w:cs="Arial" w:ascii="Arial" w:hAnsi="Arial"/>
-                <w:b/>
-                <w:bCs/>
-                <w:sz w:val="16"/>
-                <w:szCs w:val="16"/>
+                <w:sz w:val="20"/>
+                <w:szCs w:val="20"/>
               </w:rPr>
               <w:t>${{ total_cif_usd }}</w:t>
             </w:r>
@@ -2145,8 +2033,8 @@
                 <w:rFonts w:ascii="Arial" w:hAnsi="Arial" w:cs="Arial"/>
                 <w:b/>
                 <w:bCs/>
-                <w:sz w:val="16"/>
-                <w:szCs w:val="16"/>
+                <w:sz w:val="20"/>
+                <w:szCs w:val="20"/>
               </w:rPr>
             </w:pPr>
             <w:r>
@@ -2154,8 +2042,8 @@
                 <w:rFonts w:cs="Arial" w:ascii="Arial" w:hAnsi="Arial"/>
                 <w:b/>
                 <w:bCs/>
-                <w:sz w:val="16"/>
-                <w:szCs w:val="16"/>
+                <w:sz w:val="20"/>
+                <w:szCs w:val="20"/>
               </w:rPr>
             </w:r>
           </w:p>
@@ -2178,20 +2066,18 @@
               <w:ind w:right="192"/>
               <w:jc w:val="right"/>
               <w:rPr>
-                <w:rFonts w:ascii="Arial" w:hAnsi="Arial" w:cs="Arial"/>
+                <w:rFonts w:ascii="Arial" w:hAnsi="Arial"/>
+                <w:sz w:val="20"/>
+                <w:szCs w:val="20"/>
+              </w:rPr>
+            </w:pPr>
+            <w:r>
+              <w:rPr>
+                <w:rFonts w:cs="Arial" w:ascii="Arial" w:hAnsi="Arial"/>
                 <w:b/>
                 <w:bCs/>
-                <w:sz w:val="16"/>
-                <w:szCs w:val="16"/>
-              </w:rPr>
-            </w:pPr>
-            <w:r>
-              <w:rPr>
-                <w:rFonts w:cs="Arial" w:ascii="Arial" w:hAnsi="Arial"/>
-                <w:b/>
-                <w:bCs/>
-                <w:sz w:val="16"/>
-                <w:szCs w:val="16"/>
+                <w:sz w:val="20"/>
+                <w:szCs w:val="20"/>
               </w:rPr>
               <w:t>CUS. EXCHANGE RATE</w:t>
             </w:r>
@@ -2215,20 +2101,18 @@
               <w:ind w:right="192"/>
               <w:jc w:val="right"/>
               <w:rPr>
-                <w:rFonts w:ascii="Arial" w:hAnsi="Arial" w:cs="Arial"/>
+                <w:rFonts w:ascii="Arial" w:hAnsi="Arial"/>
+                <w:sz w:val="20"/>
+                <w:szCs w:val="20"/>
+              </w:rPr>
+            </w:pPr>
+            <w:r>
+              <w:rPr>
+                <w:rFonts w:cs="Arial" w:ascii="Arial" w:hAnsi="Arial"/>
                 <w:b/>
                 <w:bCs/>
-                <w:sz w:val="16"/>
-                <w:szCs w:val="16"/>
-              </w:rPr>
-            </w:pPr>
-            <w:r>
-              <w:rPr>
-                <w:rFonts w:cs="Arial" w:ascii="Arial" w:hAnsi="Arial"/>
-                <w:b/>
-                <w:bCs/>
-                <w:sz w:val="16"/>
-                <w:szCs w:val="16"/>
+                <w:sz w:val="20"/>
+                <w:szCs w:val="20"/>
               </w:rPr>
               <w:t>{{ exchange_rate }}</w:t>
             </w:r>
@@ -2261,8 +2145,8 @@
                 <w:rFonts w:ascii="Arial" w:hAnsi="Arial" w:cs="Arial"/>
                 <w:b/>
                 <w:bCs/>
-                <w:sz w:val="16"/>
-                <w:szCs w:val="16"/>
+                <w:sz w:val="20"/>
+                <w:szCs w:val="20"/>
               </w:rPr>
             </w:pPr>
             <w:r>
@@ -2270,8 +2154,8 @@
                 <w:rFonts w:cs="Arial" w:ascii="Arial" w:hAnsi="Arial"/>
                 <w:b/>
                 <w:bCs/>
-                <w:sz w:val="16"/>
-                <w:szCs w:val="16"/>
+                <w:sz w:val="20"/>
+                <w:szCs w:val="20"/>
               </w:rPr>
             </w:r>
           </w:p>
@@ -2294,20 +2178,18 @@
               <w:ind w:right="192"/>
               <w:jc w:val="right"/>
               <w:rPr>
-                <w:rFonts w:ascii="Arial" w:hAnsi="Arial" w:cs="Arial"/>
+                <w:rFonts w:ascii="Arial" w:hAnsi="Arial"/>
+                <w:sz w:val="20"/>
+                <w:szCs w:val="20"/>
+              </w:rPr>
+            </w:pPr>
+            <w:r>
+              <w:rPr>
+                <w:rFonts w:cs="Arial" w:ascii="Arial" w:hAnsi="Arial"/>
                 <w:b/>
                 <w:bCs/>
-                <w:sz w:val="16"/>
-                <w:szCs w:val="16"/>
-              </w:rPr>
-            </w:pPr>
-            <w:r>
-              <w:rPr>
-                <w:rFonts w:cs="Arial" w:ascii="Arial" w:hAnsi="Arial"/>
-                <w:b/>
-                <w:bCs/>
-                <w:sz w:val="16"/>
-                <w:szCs w:val="16"/>
+                <w:sz w:val="20"/>
+                <w:szCs w:val="20"/>
               </w:rPr>
               <w:t>TAXABLE VALUE (INR)</w:t>
             </w:r>
@@ -2330,30 +2212,28 @@
               <w:ind w:right="192"/>
               <w:jc w:val="right"/>
               <w:rPr>
-                <w:rFonts w:ascii="Arial" w:hAnsi="Arial" w:cs="Arial"/>
+                <w:rFonts w:ascii="Arial" w:hAnsi="Arial"/>
+                <w:sz w:val="20"/>
+                <w:szCs w:val="20"/>
+              </w:rPr>
+            </w:pPr>
+            <w:r>
+              <w:rPr>
+                <w:rFonts w:cs="Arial" w:ascii="Arial" w:hAnsi="Arial"/>
                 <w:b/>
                 <w:bCs/>
-                <w:sz w:val="16"/>
-                <w:szCs w:val="16"/>
-              </w:rPr>
-            </w:pPr>
+                <w:sz w:val="20"/>
+                <w:szCs w:val="20"/>
+              </w:rPr>
+              <w:t>₹</w:t>
+            </w:r>
             <w:r>
               <w:rPr>
                 <w:rFonts w:cs="Arial" w:ascii="Arial" w:hAnsi="Arial"/>
                 <w:b/>
                 <w:bCs/>
-                <w:sz w:val="16"/>
-                <w:szCs w:val="16"/>
-              </w:rPr>
-              <w:t>₹</w:t>
-            </w:r>
-            <w:r>
-              <w:rPr>
-                <w:rFonts w:cs="Arial" w:ascii="Arial" w:hAnsi="Arial"/>
-                <w:b/>
-                <w:bCs/>
-                <w:sz w:val="16"/>
-                <w:szCs w:val="16"/>
+                <w:sz w:val="20"/>
+                <w:szCs w:val="20"/>
               </w:rPr>
               <w:t>{{ total_taxable_inr }}</w:t>
             </w:r>
@@ -2386,8 +2266,8 @@
                 <w:rFonts w:ascii="Arial" w:hAnsi="Arial" w:cs="Arial"/>
                 <w:b/>
                 <w:bCs/>
-                <w:sz w:val="16"/>
-                <w:szCs w:val="16"/>
+                <w:sz w:val="20"/>
+                <w:szCs w:val="20"/>
               </w:rPr>
             </w:pPr>
             <w:r>
@@ -2395,8 +2275,8 @@
                 <w:rFonts w:cs="Arial" w:ascii="Arial" w:hAnsi="Arial"/>
                 <w:b/>
                 <w:bCs/>
-                <w:sz w:val="16"/>
-                <w:szCs w:val="16"/>
+                <w:sz w:val="20"/>
+                <w:szCs w:val="20"/>
               </w:rPr>
             </w:r>
           </w:p>
@@ -2419,20 +2299,18 @@
               <w:ind w:right="192"/>
               <w:jc w:val="right"/>
               <w:rPr>
-                <w:rFonts w:ascii="Arial" w:hAnsi="Arial" w:cs="Arial"/>
+                <w:rFonts w:ascii="Arial" w:hAnsi="Arial"/>
+                <w:sz w:val="20"/>
+                <w:szCs w:val="20"/>
+              </w:rPr>
+            </w:pPr>
+            <w:r>
+              <w:rPr>
+                <w:rFonts w:cs="Arial" w:ascii="Arial" w:hAnsi="Arial"/>
                 <w:b/>
                 <w:bCs/>
-                <w:sz w:val="16"/>
-                <w:szCs w:val="16"/>
-              </w:rPr>
-            </w:pPr>
-            <w:r>
-              <w:rPr>
-                <w:rFonts w:cs="Arial" w:ascii="Arial" w:hAnsi="Arial"/>
-                <w:b/>
-                <w:bCs/>
-                <w:sz w:val="16"/>
-                <w:szCs w:val="16"/>
+                <w:sz w:val="20"/>
+                <w:szCs w:val="20"/>
               </w:rPr>
               <w:t>IGST {{ igst_percent }}% (INR)</w:t>
             </w:r>
@@ -2455,30 +2333,28 @@
               <w:ind w:right="192"/>
               <w:jc w:val="right"/>
               <w:rPr>
-                <w:rFonts w:ascii="Arial" w:hAnsi="Arial" w:cs="Arial"/>
+                <w:rFonts w:ascii="Arial" w:hAnsi="Arial"/>
+                <w:sz w:val="20"/>
+                <w:szCs w:val="20"/>
+              </w:rPr>
+            </w:pPr>
+            <w:r>
+              <w:rPr>
+                <w:rFonts w:cs="Arial" w:ascii="Arial" w:hAnsi="Arial"/>
                 <w:b/>
                 <w:bCs/>
-                <w:sz w:val="16"/>
-                <w:szCs w:val="16"/>
-              </w:rPr>
-            </w:pPr>
+                <w:sz w:val="20"/>
+                <w:szCs w:val="20"/>
+              </w:rPr>
+              <w:t>₹</w:t>
+            </w:r>
             <w:r>
               <w:rPr>
                 <w:rFonts w:cs="Arial" w:ascii="Arial" w:hAnsi="Arial"/>
                 <w:b/>
                 <w:bCs/>
-                <w:sz w:val="16"/>
-                <w:szCs w:val="16"/>
-              </w:rPr>
-              <w:t>₹</w:t>
-            </w:r>
-            <w:r>
-              <w:rPr>
-                <w:rFonts w:cs="Arial" w:ascii="Arial" w:hAnsi="Arial"/>
-                <w:b/>
-                <w:bCs/>
-                <w:sz w:val="16"/>
-                <w:szCs w:val="16"/>
+                <w:sz w:val="20"/>
+                <w:szCs w:val="20"/>
               </w:rPr>
               <w:t>{{ igst_amount_inr }}</w:t>
             </w:r>
@@ -2511,8 +2387,8 @@
                 <w:rFonts w:ascii="Arial" w:hAnsi="Arial" w:cs="Arial"/>
                 <w:b/>
                 <w:bCs/>
-                <w:sz w:val="16"/>
-                <w:szCs w:val="16"/>
+                <w:sz w:val="20"/>
+                <w:szCs w:val="20"/>
               </w:rPr>
             </w:pPr>
             <w:r>
@@ -2520,8 +2396,8 @@
                 <w:rFonts w:cs="Arial" w:ascii="Arial" w:hAnsi="Arial"/>
                 <w:b/>
                 <w:bCs/>
-                <w:sz w:val="16"/>
-                <w:szCs w:val="16"/>
+                <w:sz w:val="20"/>
+                <w:szCs w:val="20"/>
               </w:rPr>
             </w:r>
           </w:p>
@@ -2544,20 +2420,18 @@
               <w:ind w:right="192"/>
               <w:jc w:val="right"/>
               <w:rPr>
-                <w:rFonts w:ascii="Arial" w:hAnsi="Arial" w:cs="Arial"/>
+                <w:rFonts w:ascii="Arial" w:hAnsi="Arial"/>
+                <w:sz w:val="20"/>
+                <w:szCs w:val="20"/>
+              </w:rPr>
+            </w:pPr>
+            <w:r>
+              <w:rPr>
+                <w:rFonts w:cs="Arial" w:ascii="Arial" w:hAnsi="Arial"/>
                 <w:b/>
                 <w:bCs/>
-                <w:sz w:val="16"/>
-                <w:szCs w:val="16"/>
-              </w:rPr>
-            </w:pPr>
-            <w:r>
-              <w:rPr>
-                <w:rFonts w:cs="Arial" w:ascii="Arial" w:hAnsi="Arial"/>
-                <w:b/>
-                <w:bCs/>
-                <w:sz w:val="16"/>
-                <w:szCs w:val="16"/>
+                <w:sz w:val="20"/>
+                <w:szCs w:val="20"/>
               </w:rPr>
               <w:t>TOTAL VALUE (INR)</w:t>
             </w:r>
@@ -2580,30 +2454,28 @@
               <w:ind w:right="192"/>
               <w:jc w:val="right"/>
               <w:rPr>
-                <w:rFonts w:ascii="Arial" w:hAnsi="Arial" w:cs="Arial"/>
+                <w:rFonts w:ascii="Arial" w:hAnsi="Arial"/>
+                <w:sz w:val="20"/>
+                <w:szCs w:val="20"/>
+              </w:rPr>
+            </w:pPr>
+            <w:r>
+              <w:rPr>
+                <w:rFonts w:cs="Arial" w:ascii="Arial" w:hAnsi="Arial"/>
                 <w:b/>
                 <w:bCs/>
-                <w:sz w:val="16"/>
-                <w:szCs w:val="16"/>
-              </w:rPr>
-            </w:pPr>
+                <w:sz w:val="20"/>
+                <w:szCs w:val="20"/>
+              </w:rPr>
+              <w:t>₹</w:t>
+            </w:r>
             <w:r>
               <w:rPr>
                 <w:rFonts w:cs="Arial" w:ascii="Arial" w:hAnsi="Arial"/>
                 <w:b/>
                 <w:bCs/>
-                <w:sz w:val="16"/>
-                <w:szCs w:val="16"/>
-              </w:rPr>
-              <w:t>₹</w:t>
-            </w:r>
-            <w:r>
-              <w:rPr>
-                <w:rFonts w:cs="Arial" w:ascii="Arial" w:hAnsi="Arial"/>
-                <w:b/>
-                <w:bCs/>
-                <w:sz w:val="16"/>
-                <w:szCs w:val="16"/>
+                <w:sz w:val="20"/>
+                <w:szCs w:val="20"/>
               </w:rPr>
               <w:t>{{ total_value_inr }}</w:t>
             </w:r>
@@ -2632,14 +2504,18 @@
               <w:spacing w:before="88" w:after="0"/>
               <w:ind w:hanging="2610" w:left="2610"/>
               <w:jc w:val="both"/>
-              <w:rPr/>
-            </w:pPr>
-            <w:r>
-              <w:rPr>
-                <w:rFonts w:cs="Arial" w:ascii="Arial" w:hAnsi="Arial"/>
-                <w:b/>
-                <w:sz w:val="16"/>
-                <w:szCs w:val="16"/>
+              <w:rPr>
+                <w:rFonts w:ascii="Arial" w:hAnsi="Arial"/>
+                <w:sz w:val="20"/>
+                <w:szCs w:val="20"/>
+              </w:rPr>
+            </w:pPr>
+            <w:r>
+              <w:rPr>
+                <w:rFonts w:cs="Arial" w:ascii="Arial" w:hAnsi="Arial"/>
+                <w:b/>
+                <w:sz w:val="20"/>
+                <w:szCs w:val="20"/>
               </w:rPr>
               <w:t>AMOUNT CHARGEABLE INR: {{ amount_inr_words.replace("INR Rupees ", "") }}</w:t>
             </w:r>
@@ -2666,7 +2542,7 @@
               <w:pStyle w:val="TableParagraph"/>
               <w:ind w:left="4" w:right="404"/>
               <w:rPr>
-                <w:rFonts w:ascii="Arial" w:hAnsi="Arial" w:cs="Arial"/>
+                <w:rFonts w:ascii="Arial" w:hAnsi="Arial"/>
                 <w:sz w:val="20"/>
                 <w:szCs w:val="20"/>
               </w:rPr>
@@ -2804,7 +2680,7 @@
               <w:pStyle w:val="TableParagraph"/>
               <w:ind w:left="4" w:right="193"/>
               <w:rPr>
-                <w:rFonts w:ascii="Arial" w:hAnsi="Arial" w:cs="Arial"/>
+                <w:rFonts w:ascii="Arial" w:hAnsi="Arial"/>
                 <w:sz w:val="20"/>
                 <w:szCs w:val="20"/>
               </w:rPr>
@@ -2922,17 +2798,17 @@
               <w:pStyle w:val="TableParagraph"/>
               <w:ind w:left="68"/>
               <w:rPr>
-                <w:rFonts w:ascii="Arial" w:hAnsi="Arial" w:cs="Arial"/>
-                <w:sz w:val="10"/>
-                <w:szCs w:val="22"/>
-              </w:rPr>
-            </w:pPr>
-            <w:r>
-              <w:rPr>
-                <w:rFonts w:cs="Arial" w:ascii="Arial" w:hAnsi="Arial"/>
-                <w:b/>
-                <w:sz w:val="22"/>
-                <w:szCs w:val="22"/>
+                <w:rFonts w:ascii="Arial" w:hAnsi="Arial"/>
+                <w:sz w:val="20"/>
+                <w:szCs w:val="20"/>
+              </w:rPr>
+            </w:pPr>
+            <w:r>
+              <w:rPr>
+                <w:rFonts w:cs="Arial" w:ascii="Arial" w:hAnsi="Arial"/>
+                <w:b/>
+                <w:sz w:val="20"/>
+                <w:szCs w:val="20"/>
               </w:rPr>
               <w:t>For {{ exporter.company_name }}</w:t>
             </w:r>
@@ -2942,14 +2818,17 @@
               <w:pStyle w:val="TableParagraph"/>
               <w:ind w:left="188"/>
               <w:rPr>
-                <w:rFonts w:ascii="Arial" w:hAnsi="Arial" w:cs="Arial"/>
-                <w:b/>
-                <w:sz w:val="22"/>
-                <w:szCs w:val="22"/>
-              </w:rPr>
-            </w:pPr>
-            <w:r>
-              <w:rPr/>
+                <w:rFonts w:ascii="Arial" w:hAnsi="Arial"/>
+                <w:sz w:val="20"/>
+                <w:szCs w:val="20"/>
+              </w:rPr>
+            </w:pPr>
+            <w:r>
+              <w:rPr>
+                <w:rFonts w:ascii="Arial" w:hAnsi="Arial"/>
+                <w:sz w:val="20"/>
+                <w:szCs w:val="20"/>
+              </w:rPr>
               <w:drawing>
                 <wp:inline distT="0" distB="0" distL="0" distR="0">
                   <wp:extent cx="2178050" cy="868680"/>
@@ -2994,17 +2873,17 @@
             <w:pPr>
               <w:pStyle w:val="TableParagraph"/>
               <w:rPr>
-                <w:rFonts w:ascii="Arial" w:hAnsi="Arial" w:cs="Arial"/>
-                <w:sz w:val="22"/>
-                <w:szCs w:val="22"/>
-              </w:rPr>
-            </w:pPr>
-            <w:r>
-              <w:rPr>
-                <w:rFonts w:cs="Arial" w:ascii="Arial" w:hAnsi="Arial"/>
-                <w:b/>
-                <w:sz w:val="22"/>
-                <w:szCs w:val="22"/>
+                <w:rFonts w:ascii="Arial" w:hAnsi="Arial"/>
+                <w:sz w:val="20"/>
+                <w:szCs w:val="20"/>
+              </w:rPr>
+            </w:pPr>
+            <w:r>
+              <w:rPr>
+                <w:rFonts w:cs="Arial" w:ascii="Arial" w:hAnsi="Arial"/>
+                <w:b/>
+                <w:sz w:val="20"/>
+                <w:szCs w:val="20"/>
               </w:rPr>
               <w:t xml:space="preserve"> </w:t>
             </w:r>
@@ -3012,8 +2891,8 @@
               <w:rPr>
                 <w:rFonts w:cs="Arial" w:ascii="Arial" w:hAnsi="Arial"/>
                 <w:b/>
-                <w:sz w:val="22"/>
-                <w:szCs w:val="22"/>
+                <w:sz w:val="20"/>
+                <w:szCs w:val="20"/>
               </w:rPr>
               <w:t>Authorized Signatory</w:t>
             </w:r>

--- a/templates/CHA TI.docx
+++ b/templates/CHA TI.docx
@@ -71,13 +71,13 @@
       </w:tblPr>
       <w:tblGrid>
         <w:gridCol w:w="985"/>
-        <w:gridCol w:w="900"/>
-        <w:gridCol w:w="900"/>
-        <w:gridCol w:w="786"/>
-        <w:gridCol w:w="791"/>
+        <w:gridCol w:w="1083"/>
+        <w:gridCol w:w="717"/>
+        <w:gridCol w:w="451"/>
+        <w:gridCol w:w="1126"/>
         <w:gridCol w:w="923"/>
-        <w:gridCol w:w="180"/>
-        <w:gridCol w:w="1264"/>
+        <w:gridCol w:w="565"/>
+        <w:gridCol w:w="879"/>
         <w:gridCol w:w="625"/>
         <w:gridCol w:w="381"/>
         <w:gridCol w:w="989"/>
@@ -89,7 +89,7 @@
         </w:trPr>
         <w:tc>
           <w:tcPr>
-            <w:tcW w:w="3571" w:type="dxa"/>
+            <w:tcW w:w="3236" w:type="dxa"/>
             <w:gridSpan w:val="4"/>
             <w:vMerge w:val="restart"/>
             <w:tcBorders>
@@ -203,7 +203,7 @@
         </w:tc>
         <w:tc>
           <w:tcPr>
-            <w:tcW w:w="1894" w:type="dxa"/>
+            <w:tcW w:w="2614" w:type="dxa"/>
             <w:gridSpan w:val="3"/>
             <w:tcBorders>
               <w:top w:val="single" w:sz="4" w:space="0" w:color="000000"/>
@@ -281,7 +281,7 @@
         </w:tc>
         <w:tc>
           <w:tcPr>
-            <w:tcW w:w="4446" w:type="dxa"/>
+            <w:tcW w:w="4061" w:type="dxa"/>
             <w:gridSpan w:val="5"/>
             <w:tcBorders>
               <w:top w:val="single" w:sz="4" w:space="0" w:color="000000"/>
@@ -379,7 +379,7 @@
         </w:trPr>
         <w:tc>
           <w:tcPr>
-            <w:tcW w:w="3571" w:type="dxa"/>
+            <w:tcW w:w="3236" w:type="dxa"/>
             <w:gridSpan w:val="4"/>
             <w:vMerge w:val="continue"/>
             <w:tcBorders>
@@ -407,7 +407,7 @@
         </w:tc>
         <w:tc>
           <w:tcPr>
-            <w:tcW w:w="3783" w:type="dxa"/>
+            <w:tcW w:w="4118" w:type="dxa"/>
             <w:gridSpan w:val="5"/>
             <w:tcBorders>
               <w:top w:val="single" w:sz="4" w:space="0" w:color="000000"/>
@@ -512,7 +512,7 @@
       </w:tr>
       <w:tr>
         <w:trPr>
-          <w:trHeight w:val="857" w:hRule="atLeast"/>
+          <w:trHeight w:val="813" w:hRule="atLeast"/>
         </w:trPr>
         <w:tc>
           <w:tcPr>
@@ -584,26 +584,6 @@
                 <w:szCs w:val="20"/>
               </w:rPr>
               <w:t>NOTIFY 1:{{ notify_1 }}</w:t>
-            </w:r>
-          </w:p>
-          <w:p>
-            <w:pPr>
-              <w:pStyle w:val="TableParagraph"/>
-              <w:ind w:left="90"/>
-              <w:rPr>
-                <w:rFonts w:ascii="Arial" w:hAnsi="Arial" w:cs="Arial"/>
-                <w:b/>
-                <w:sz w:val="20"/>
-                <w:szCs w:val="20"/>
-              </w:rPr>
-            </w:pPr>
-            <w:r>
-              <w:rPr>
-                <w:rFonts w:cs="Arial" w:ascii="Arial" w:hAnsi="Arial"/>
-                <w:b/>
-                <w:sz w:val="20"/>
-                <w:szCs w:val="20"/>
-              </w:rPr>
             </w:r>
           </w:p>
         </w:tc>
@@ -688,7 +668,7 @@
         </w:tc>
         <w:tc>
           <w:tcPr>
-            <w:tcW w:w="2680" w:type="dxa"/>
+            <w:tcW w:w="3065" w:type="dxa"/>
             <w:gridSpan w:val="4"/>
             <w:tcBorders>
               <w:top w:val="single" w:sz="4" w:space="0" w:color="000000"/>
@@ -736,13 +716,13 @@
                 <w:sz w:val="20"/>
                 <w:szCs w:val="20"/>
               </w:rPr>
-              <w:t>{{ place_of_receipt }}</w:t>
-            </w:r>
-          </w:p>
-        </w:tc>
-        <w:tc>
-          <w:tcPr>
-            <w:tcW w:w="1889" w:type="dxa"/>
+              <w:t>PRE-CARRIER</w:t>
+            </w:r>
+          </w:p>
+        </w:tc>
+        <w:tc>
+          <w:tcPr>
+            <w:tcW w:w="1504" w:type="dxa"/>
             <w:gridSpan w:val="2"/>
             <w:tcBorders>
               <w:top w:val="single" w:sz="4" w:space="0" w:color="000000"/>
@@ -1387,7 +1367,7 @@
         </w:tc>
         <w:tc>
           <w:tcPr>
-            <w:tcW w:w="900" w:type="dxa"/>
+            <w:tcW w:w="1083" w:type="dxa"/>
             <w:tcBorders>
               <w:top w:val="single" w:sz="4" w:space="0" w:color="000000"/>
               <w:left w:val="single" w:sz="4" w:space="0" w:color="000000"/>
@@ -1440,7 +1420,7 @@
         </w:tc>
         <w:tc>
           <w:tcPr>
-            <w:tcW w:w="4844" w:type="dxa"/>
+            <w:tcW w:w="4661" w:type="dxa"/>
             <w:gridSpan w:val="6"/>
             <w:tcBorders>
               <w:top w:val="single" w:sz="4" w:space="0" w:color="000000"/>
@@ -1728,13 +1708,13 @@
                 <w:sz w:val="20"/>
                 <w:szCs w:val="20"/>
               </w:rPr>
-              <w:t>{{ "%02d" % items[0].sr_start }} to {{ total_quantity }}</w:t>
-            </w:r>
-          </w:p>
-        </w:tc>
-        <w:tc>
-          <w:tcPr>
-            <w:tcW w:w="900" w:type="dxa"/>
+              <w:t>{{ "%02d" % items[0].sr_start }} to {{ "%02d" % total_quantity }}</w:t>
+            </w:r>
+          </w:p>
+        </w:tc>
+        <w:tc>
+          <w:tcPr>
+            <w:tcW w:w="1083" w:type="dxa"/>
             <w:tcBorders>
               <w:top w:val="single" w:sz="4" w:space="0" w:color="000000"/>
               <w:left w:val="single" w:sz="4" w:space="0" w:color="000000"/>
@@ -1766,7 +1746,7 @@
         </w:tc>
         <w:tc>
           <w:tcPr>
-            <w:tcW w:w="4844" w:type="dxa"/>
+            <w:tcW w:w="4661" w:type="dxa"/>
             <w:gridSpan w:val="6"/>
             <w:tcBorders>
               <w:top w:val="single" w:sz="4" w:space="0" w:color="000000"/>
@@ -1967,7 +1947,7 @@
                 <w:sz w:val="20"/>
                 <w:szCs w:val="20"/>
               </w:rPr>
-              <w:t>TOTAL {{total_quantity}} UNITS CIF (USD)</w:t>
+              <w:t>TOTAL {{total_quantity}} UNITS {% if has_freight_or_insurance %}CIF{% else %}FOB{% endif %} (USD)</w:t>
             </w:r>
           </w:p>
         </w:tc>
@@ -2666,7 +2646,7 @@
         </w:trPr>
         <w:tc>
           <w:tcPr>
-            <w:tcW w:w="5465" w:type="dxa"/>
+            <w:tcW w:w="5850" w:type="dxa"/>
             <w:gridSpan w:val="7"/>
             <w:tcBorders>
               <w:top w:val="single" w:sz="4" w:space="0" w:color="000000"/>
@@ -2784,7 +2764,7 @@
         </w:tc>
         <w:tc>
           <w:tcPr>
-            <w:tcW w:w="4446" w:type="dxa"/>
+            <w:tcW w:w="4061" w:type="dxa"/>
             <w:gridSpan w:val="5"/>
             <w:tcBorders>
               <w:top w:val="single" w:sz="4" w:space="0" w:color="000000"/>
@@ -2824,11 +2804,7 @@
               </w:rPr>
             </w:pPr>
             <w:r>
-              <w:rPr>
-                <w:rFonts w:ascii="Arial" w:hAnsi="Arial"/>
-                <w:sz w:val="20"/>
-                <w:szCs w:val="20"/>
-              </w:rPr>
+              <w:rPr/>
               <w:drawing>
                 <wp:inline distT="0" distB="0" distL="0" distR="0">
                   <wp:extent cx="2178050" cy="868680"/>

--- a/templates/CHA TI.docx
+++ b/templates/CHA TI.docx
@@ -662,7 +662,7 @@
                 <w:sz w:val="20"/>
                 <w:szCs w:val="20"/>
               </w:rPr>
-              <w:t>{{ pre_carriage_by }}</w:t>
+              <w:t>{{ mode_of_transport }}</w:t>
             </w:r>
           </w:p>
         </w:tc>

--- a/templates/CHA TI.docx
+++ b/templates/CHA TI.docx
@@ -76,12 +76,12 @@
         <w:gridCol w:w="451"/>
         <w:gridCol w:w="1126"/>
         <w:gridCol w:w="923"/>
-        <w:gridCol w:w="565"/>
-        <w:gridCol w:w="879"/>
-        <w:gridCol w:w="625"/>
-        <w:gridCol w:w="381"/>
-        <w:gridCol w:w="989"/>
-        <w:gridCol w:w="1187"/>
+        <w:gridCol w:w="567"/>
+        <w:gridCol w:w="448"/>
+        <w:gridCol w:w="1054"/>
+        <w:gridCol w:w="296"/>
+        <w:gridCol w:w="900"/>
+        <w:gridCol w:w="1361"/>
       </w:tblGrid>
       <w:tr>
         <w:trPr>
@@ -103,9 +103,8 @@
               <w:pStyle w:val="TableParagraph"/>
               <w:ind w:left="65"/>
               <w:rPr>
-                <w:rFonts w:ascii="Arial" w:hAnsi="Arial"/>
-                <w:sz w:val="20"/>
-                <w:szCs w:val="20"/>
+                <w:sz w:val="22"/>
+                <w:szCs w:val="22"/>
               </w:rPr>
             </w:pPr>
             <w:r>
@@ -113,8 +112,8 @@
                 <w:rFonts w:cs="Arial" w:ascii="Arial" w:hAnsi="Arial"/>
                 <w:b/>
                 <w:bCs/>
-                <w:sz w:val="20"/>
-                <w:szCs w:val="20"/>
+                <w:sz w:val="22"/>
+                <w:szCs w:val="22"/>
               </w:rPr>
               <w:t>EXPORTER / MANUFACTURER</w:t>
             </w:r>
@@ -125,17 +124,16 @@
               <w:spacing w:lineRule="auto" w:line="252" w:before="23" w:after="0"/>
               <w:ind w:left="52" w:right="-4"/>
               <w:rPr>
-                <w:rFonts w:ascii="Arial" w:hAnsi="Arial"/>
-                <w:sz w:val="20"/>
-                <w:szCs w:val="20"/>
-              </w:rPr>
-            </w:pPr>
-            <w:r>
-              <w:rPr>
-                <w:rFonts w:cs="Arial" w:ascii="Arial" w:hAnsi="Arial"/>
-                <w:b/>
-                <w:sz w:val="20"/>
-                <w:szCs w:val="20"/>
+                <w:sz w:val="22"/>
+                <w:szCs w:val="22"/>
+              </w:rPr>
+            </w:pPr>
+            <w:r>
+              <w:rPr>
+                <w:rFonts w:cs="Arial" w:ascii="Arial" w:hAnsi="Arial"/>
+                <w:b/>
+                <w:sz w:val="22"/>
+                <w:szCs w:val="22"/>
               </w:rPr>
               <w:t>{{ exporter.company_name }}</w:t>
             </w:r>
@@ -146,16 +144,15 @@
               <w:spacing w:lineRule="auto" w:line="252" w:before="23" w:after="0"/>
               <w:ind w:left="52" w:right="-4"/>
               <w:rPr>
-                <w:rFonts w:ascii="Arial" w:hAnsi="Arial"/>
-                <w:sz w:val="20"/>
-                <w:szCs w:val="20"/>
-              </w:rPr>
-            </w:pPr>
-            <w:r>
-              <w:rPr>
-                <w:rFonts w:cs="Arial" w:ascii="Arial" w:hAnsi="Arial"/>
-                <w:sz w:val="20"/>
-                <w:szCs w:val="20"/>
+                <w:sz w:val="22"/>
+                <w:szCs w:val="22"/>
+              </w:rPr>
+            </w:pPr>
+            <w:r>
+              <w:rPr>
+                <w:rFonts w:cs="Arial" w:ascii="Arial" w:hAnsi="Arial"/>
+                <w:sz w:val="22"/>
+                <w:szCs w:val="22"/>
               </w:rPr>
               <w:t>{{ exporter.address }}</w:t>
             </w:r>
@@ -166,16 +163,15 @@
               <w:spacing w:lineRule="auto" w:line="252" w:before="23" w:after="0"/>
               <w:ind w:left="52" w:right="-4"/>
               <w:rPr>
-                <w:rFonts w:ascii="Arial" w:hAnsi="Arial"/>
-                <w:sz w:val="20"/>
-                <w:szCs w:val="20"/>
-              </w:rPr>
-            </w:pPr>
-            <w:r>
-              <w:rPr>
-                <w:rFonts w:cs="Arial" w:ascii="Arial" w:hAnsi="Arial"/>
-                <w:sz w:val="20"/>
-                <w:szCs w:val="20"/>
+                <w:sz w:val="22"/>
+                <w:szCs w:val="22"/>
+              </w:rPr>
+            </w:pPr>
+            <w:r>
+              <w:rPr>
+                <w:rFonts w:cs="Arial" w:ascii="Arial" w:hAnsi="Arial"/>
+                <w:sz w:val="22"/>
+                <w:szCs w:val="22"/>
               </w:rPr>
               <w:t>INDIA</w:t>
             </w:r>
@@ -186,16 +182,15 @@
               <w:spacing w:lineRule="exact" w:line="247" w:before="2" w:after="0"/>
               <w:ind w:left="52"/>
               <w:rPr>
-                <w:rFonts w:ascii="Arial" w:hAnsi="Arial"/>
-                <w:sz w:val="20"/>
-                <w:szCs w:val="20"/>
-              </w:rPr>
-            </w:pPr>
-            <w:r>
-              <w:rPr>
-                <w:rFonts w:cs="Arial" w:ascii="Arial" w:hAnsi="Arial"/>
-                <w:sz w:val="20"/>
-                <w:szCs w:val="20"/>
+                <w:sz w:val="22"/>
+                <w:szCs w:val="22"/>
+              </w:rPr>
+            </w:pPr>
+            <w:r>
+              <w:rPr>
+                <w:rFonts w:cs="Arial" w:ascii="Arial" w:hAnsi="Arial"/>
+                <w:sz w:val="22"/>
+                <w:szCs w:val="22"/>
               </w:rPr>
               <w:t>{{ exporter.phone }}</w:t>
             </w:r>
@@ -203,7 +198,7 @@
         </w:tc>
         <w:tc>
           <w:tcPr>
-            <w:tcW w:w="2614" w:type="dxa"/>
+            <w:tcW w:w="2616" w:type="dxa"/>
             <w:gridSpan w:val="3"/>
             <w:tcBorders>
               <w:top w:val="single" w:sz="4" w:space="0" w:color="000000"/>
@@ -219,17 +214,16 @@
               <w:ind w:left="197" w:right="127"/>
               <w:jc w:val="center"/>
               <w:rPr>
-                <w:rFonts w:ascii="Arial" w:hAnsi="Arial"/>
-                <w:sz w:val="20"/>
-                <w:szCs w:val="20"/>
-              </w:rPr>
-            </w:pPr>
-            <w:r>
-              <w:rPr>
-                <w:rFonts w:cs="Arial" w:ascii="Arial" w:hAnsi="Arial"/>
-                <w:b/>
-                <w:sz w:val="20"/>
-                <w:szCs w:val="20"/>
+                <w:sz w:val="22"/>
+                <w:szCs w:val="22"/>
+              </w:rPr>
+            </w:pPr>
+            <w:r>
+              <w:rPr>
+                <w:rFonts w:cs="Arial" w:ascii="Arial" w:hAnsi="Arial"/>
+                <w:b/>
+                <w:sz w:val="22"/>
+                <w:szCs w:val="22"/>
               </w:rPr>
               <w:t>INVOICE NO. &amp; DATE</w:t>
             </w:r>
@@ -241,17 +235,16 @@
               <w:ind w:right="90"/>
               <w:jc w:val="center"/>
               <w:rPr>
-                <w:rFonts w:ascii="Arial" w:hAnsi="Arial"/>
-                <w:sz w:val="20"/>
-                <w:szCs w:val="20"/>
+                <w:sz w:val="22"/>
+                <w:szCs w:val="22"/>
               </w:rPr>
             </w:pPr>
             <w:r>
               <w:rPr>
                 <w:rFonts w:cs="Arial" w:ascii="Arial" w:hAnsi="Arial"/>
                 <w:bCs/>
-                <w:sz w:val="20"/>
-                <w:szCs w:val="20"/>
+                <w:sz w:val="22"/>
+                <w:szCs w:val="22"/>
               </w:rPr>
               <w:t>{{ invoice_no }}</w:t>
             </w:r>
@@ -263,17 +256,16 @@
               <w:ind w:left="4"/>
               <w:jc w:val="center"/>
               <w:rPr>
-                <w:rFonts w:ascii="Arial" w:hAnsi="Arial"/>
-                <w:sz w:val="20"/>
-                <w:szCs w:val="20"/>
+                <w:sz w:val="22"/>
+                <w:szCs w:val="22"/>
               </w:rPr>
             </w:pPr>
             <w:r>
               <w:rPr>
                 <w:rFonts w:cs="Arial" w:ascii="Arial" w:hAnsi="Arial"/>
                 <w:bCs/>
-                <w:sz w:val="20"/>
-                <w:szCs w:val="20"/>
+                <w:sz w:val="22"/>
+                <w:szCs w:val="22"/>
               </w:rPr>
               <w:t>DT: {{ invoice_date }}</w:t>
             </w:r>
@@ -281,7 +273,7 @@
         </w:tc>
         <w:tc>
           <w:tcPr>
-            <w:tcW w:w="4061" w:type="dxa"/>
+            <w:tcW w:w="4059" w:type="dxa"/>
             <w:gridSpan w:val="5"/>
             <w:tcBorders>
               <w:top w:val="single" w:sz="4" w:space="0" w:color="000000"/>
@@ -296,17 +288,16 @@
               <w:spacing w:before="60" w:after="0"/>
               <w:ind w:left="59"/>
               <w:rPr>
-                <w:rFonts w:ascii="Arial" w:hAnsi="Arial"/>
-                <w:sz w:val="20"/>
-                <w:szCs w:val="20"/>
-              </w:rPr>
-            </w:pPr>
-            <w:r>
-              <w:rPr>
-                <w:rFonts w:cs="Arial" w:ascii="Arial" w:hAnsi="Arial"/>
-                <w:b/>
-                <w:sz w:val="20"/>
-                <w:szCs w:val="20"/>
+                <w:sz w:val="22"/>
+                <w:szCs w:val="22"/>
+              </w:rPr>
+            </w:pPr>
+            <w:r>
+              <w:rPr>
+                <w:rFonts w:cs="Arial" w:ascii="Arial" w:hAnsi="Arial"/>
+                <w:b/>
+                <w:sz w:val="22"/>
+                <w:szCs w:val="22"/>
               </w:rPr>
               <w:t>EXPORTER'S REF.</w:t>
             </w:r>
@@ -317,16 +308,15 @@
               <w:spacing w:before="92" w:after="0"/>
               <w:ind w:left="68" w:right="1460"/>
               <w:rPr>
-                <w:rFonts w:ascii="Arial" w:hAnsi="Arial"/>
-                <w:sz w:val="20"/>
-                <w:szCs w:val="20"/>
-              </w:rPr>
-            </w:pPr>
-            <w:r>
-              <w:rPr>
-                <w:rFonts w:cs="Arial" w:ascii="Arial" w:hAnsi="Arial"/>
-                <w:sz w:val="20"/>
-                <w:szCs w:val="20"/>
+                <w:sz w:val="22"/>
+                <w:szCs w:val="22"/>
+              </w:rPr>
+            </w:pPr>
+            <w:r>
+              <w:rPr>
+                <w:rFonts w:cs="Arial" w:ascii="Arial" w:hAnsi="Arial"/>
+                <w:sz w:val="22"/>
+                <w:szCs w:val="22"/>
               </w:rPr>
               <w:t>IEC No: {{ exporter.iec }}</w:t>
             </w:r>
@@ -337,16 +327,15 @@
               <w:spacing w:before="92" w:after="0"/>
               <w:ind w:left="68" w:right="1460"/>
               <w:rPr>
-                <w:rFonts w:ascii="Arial" w:hAnsi="Arial"/>
-                <w:sz w:val="20"/>
-                <w:szCs w:val="20"/>
-              </w:rPr>
-            </w:pPr>
-            <w:r>
-              <w:rPr>
-                <w:rFonts w:cs="Arial" w:ascii="Arial" w:hAnsi="Arial"/>
-                <w:sz w:val="20"/>
-                <w:szCs w:val="20"/>
+                <w:sz w:val="22"/>
+                <w:szCs w:val="22"/>
+              </w:rPr>
+            </w:pPr>
+            <w:r>
+              <w:rPr>
+                <w:rFonts w:cs="Arial" w:ascii="Arial" w:hAnsi="Arial"/>
+                <w:sz w:val="22"/>
+                <w:szCs w:val="22"/>
               </w:rPr>
               <w:t>PAN No: {{ exporter.pan }}</w:t>
             </w:r>
@@ -357,16 +346,15 @@
               <w:spacing w:lineRule="exact" w:line="244" w:before="29" w:after="0"/>
               <w:ind w:left="68"/>
               <w:rPr>
-                <w:rFonts w:ascii="Arial" w:hAnsi="Arial"/>
-                <w:sz w:val="20"/>
-                <w:szCs w:val="20"/>
-              </w:rPr>
-            </w:pPr>
-            <w:r>
-              <w:rPr>
-                <w:rFonts w:cs="Arial" w:ascii="Arial" w:hAnsi="Arial"/>
-                <w:sz w:val="20"/>
-                <w:szCs w:val="20"/>
+                <w:sz w:val="22"/>
+                <w:szCs w:val="22"/>
+              </w:rPr>
+            </w:pPr>
+            <w:r>
+              <w:rPr>
+                <w:rFonts w:cs="Arial" w:ascii="Arial" w:hAnsi="Arial"/>
+                <w:sz w:val="22"/>
+                <w:szCs w:val="22"/>
               </w:rPr>
               <w:t>GST No: {{ exporter.gstin }}</w:t>
             </w:r>
@@ -392,15 +380,15 @@
               <w:pStyle w:val="Normal"/>
               <w:rPr>
                 <w:rFonts w:ascii="Arial" w:hAnsi="Arial" w:cs="Arial"/>
-                <w:sz w:val="20"/>
-                <w:szCs w:val="20"/>
-              </w:rPr>
-            </w:pPr>
-            <w:r>
-              <w:rPr>
-                <w:rFonts w:cs="Arial" w:ascii="Arial" w:hAnsi="Arial"/>
-                <w:sz w:val="20"/>
-                <w:szCs w:val="20"/>
+                <w:sz w:val="22"/>
+                <w:szCs w:val="22"/>
+              </w:rPr>
+            </w:pPr>
+            <w:r>
+              <w:rPr>
+                <w:rFonts w:cs="Arial" w:ascii="Arial" w:hAnsi="Arial"/>
+                <w:sz w:val="22"/>
+                <w:szCs w:val="22"/>
               </w:rPr>
             </w:r>
           </w:p>
@@ -421,17 +409,16 @@
               <w:spacing w:before="57" w:after="0"/>
               <w:ind w:left="66"/>
               <w:rPr>
-                <w:rFonts w:ascii="Arial" w:hAnsi="Arial"/>
-                <w:sz w:val="20"/>
-                <w:szCs w:val="20"/>
-              </w:rPr>
-            </w:pPr>
-            <w:r>
-              <w:rPr>
-                <w:rFonts w:cs="Arial" w:ascii="Arial" w:hAnsi="Arial"/>
-                <w:b/>
-                <w:sz w:val="20"/>
-                <w:szCs w:val="20"/>
+                <w:sz w:val="22"/>
+                <w:szCs w:val="22"/>
+              </w:rPr>
+            </w:pPr>
+            <w:r>
+              <w:rPr>
+                <w:rFonts w:cs="Arial" w:ascii="Arial" w:hAnsi="Arial"/>
+                <w:b/>
+                <w:sz w:val="22"/>
+                <w:szCs w:val="22"/>
               </w:rPr>
               <w:t>BUYER'S ORDER NO:</w:t>
             </w:r>
@@ -440,17 +427,16 @@
             <w:pPr>
               <w:pStyle w:val="TableParagraph"/>
               <w:rPr>
-                <w:rFonts w:ascii="Arial" w:hAnsi="Arial"/>
-                <w:sz w:val="20"/>
-                <w:szCs w:val="20"/>
+                <w:sz w:val="22"/>
+                <w:szCs w:val="22"/>
               </w:rPr>
             </w:pPr>
             <w:r>
               <w:rPr>
                 <w:rFonts w:cs="Arial" w:ascii="Arial" w:hAnsi="Arial"/>
                 <w:bCs/>
-                <w:sz w:val="20"/>
-                <w:szCs w:val="20"/>
+                <w:sz w:val="22"/>
+                <w:szCs w:val="22"/>
               </w:rPr>
               <w:t>{{ buyers_order_no }}</w:t>
             </w:r>
@@ -472,17 +458,16 @@
               <w:spacing w:before="57" w:after="0"/>
               <w:ind w:left="24"/>
               <w:rPr>
-                <w:rFonts w:ascii="Arial" w:hAnsi="Arial"/>
-                <w:sz w:val="20"/>
-                <w:szCs w:val="20"/>
-              </w:rPr>
-            </w:pPr>
-            <w:r>
-              <w:rPr>
-                <w:rFonts w:cs="Arial" w:ascii="Arial" w:hAnsi="Arial"/>
-                <w:b/>
-                <w:sz w:val="20"/>
-                <w:szCs w:val="20"/>
+                <w:sz w:val="22"/>
+                <w:szCs w:val="22"/>
+              </w:rPr>
+            </w:pPr>
+            <w:r>
+              <w:rPr>
+                <w:rFonts w:cs="Arial" w:ascii="Arial" w:hAnsi="Arial"/>
+                <w:b/>
+                <w:sz w:val="22"/>
+                <w:szCs w:val="22"/>
               </w:rPr>
               <w:t>INSURANCE REF NO:</w:t>
             </w:r>
@@ -493,17 +478,16 @@
               <w:spacing w:before="57" w:after="0"/>
               <w:ind w:left="24"/>
               <w:rPr>
-                <w:rFonts w:ascii="Arial" w:hAnsi="Arial"/>
-                <w:sz w:val="20"/>
-                <w:szCs w:val="20"/>
-              </w:rPr>
-            </w:pPr>
-            <w:r>
-              <w:rPr>
-                <w:rFonts w:cs="Arial" w:ascii="Arial" w:hAnsi="Arial"/>
-                <w:b/>
-                <w:sz w:val="20"/>
-                <w:szCs w:val="20"/>
+                <w:sz w:val="22"/>
+                <w:szCs w:val="22"/>
+              </w:rPr>
+            </w:pPr>
+            <w:r>
+              <w:rPr>
+                <w:rFonts w:cs="Arial" w:ascii="Arial" w:hAnsi="Arial"/>
+                <w:b/>
+                <w:sz w:val="22"/>
+                <w:szCs w:val="22"/>
               </w:rPr>
               <w:t>{{ insurance_ref_no }}</w:t>
             </w:r>
@@ -531,17 +515,16 @@
               <w:spacing w:before="30" w:after="0"/>
               <w:ind w:firstLine="5" w:left="60"/>
               <w:rPr>
-                <w:rFonts w:ascii="Arial" w:hAnsi="Arial"/>
-                <w:sz w:val="20"/>
-                <w:szCs w:val="20"/>
-              </w:rPr>
-            </w:pPr>
-            <w:r>
-              <w:rPr>
-                <w:rFonts w:cs="Arial" w:ascii="Arial" w:hAnsi="Arial"/>
-                <w:b/>
-                <w:sz w:val="20"/>
-                <w:szCs w:val="20"/>
+                <w:sz w:val="22"/>
+                <w:szCs w:val="22"/>
+              </w:rPr>
+            </w:pPr>
+            <w:r>
+              <w:rPr>
+                <w:rFonts w:cs="Arial" w:ascii="Arial" w:hAnsi="Arial"/>
+                <w:b/>
+                <w:sz w:val="22"/>
+                <w:szCs w:val="22"/>
               </w:rPr>
               <w:t>CONSIGNEE:</w:t>
             </w:r>
@@ -551,17 +534,16 @@
               <w:pStyle w:val="TableParagraph"/>
               <w:ind w:left="90"/>
               <w:rPr>
-                <w:rFonts w:ascii="Arial" w:hAnsi="Arial"/>
-                <w:sz w:val="20"/>
-                <w:szCs w:val="20"/>
+                <w:sz w:val="22"/>
+                <w:szCs w:val="22"/>
               </w:rPr>
             </w:pPr>
             <w:r>
               <w:rPr>
                 <w:rFonts w:cs="Arial" w:ascii="Arial" w:hAnsi="Arial"/>
                 <w:bCs/>
-                <w:sz w:val="20"/>
-                <w:szCs w:val="20"/>
+                <w:sz w:val="22"/>
+                <w:szCs w:val="22"/>
               </w:rPr>
               <w:t>TO ORDER</w:t>
             </w:r>
@@ -571,17 +553,16 @@
               <w:pStyle w:val="TableParagraph"/>
               <w:ind w:left="90"/>
               <w:rPr>
-                <w:rFonts w:ascii="Arial" w:hAnsi="Arial"/>
-                <w:sz w:val="20"/>
-                <w:szCs w:val="20"/>
+                <w:sz w:val="22"/>
+                <w:szCs w:val="22"/>
               </w:rPr>
             </w:pPr>
             <w:r>
               <w:rPr>
                 <w:rFonts w:cs="Arial" w:ascii="Arial" w:hAnsi="Arial"/>
                 <w:bCs/>
-                <w:sz w:val="20"/>
-                <w:szCs w:val="20"/>
+                <w:sz w:val="22"/>
+                <w:szCs w:val="22"/>
               </w:rPr>
               <w:t>NOTIFY 1:{{ notify_1 }}</w:t>
             </w:r>
@@ -610,17 +591,16 @@
               <w:ind w:left="152" w:right="94"/>
               <w:jc w:val="center"/>
               <w:rPr>
-                <w:rFonts w:ascii="Arial" w:hAnsi="Arial"/>
-                <w:sz w:val="20"/>
-                <w:szCs w:val="20"/>
-              </w:rPr>
-            </w:pPr>
-            <w:r>
-              <w:rPr>
-                <w:rFonts w:cs="Arial" w:ascii="Arial" w:hAnsi="Arial"/>
-                <w:b/>
-                <w:sz w:val="20"/>
-                <w:szCs w:val="20"/>
+                <w:sz w:val="22"/>
+                <w:szCs w:val="22"/>
+              </w:rPr>
+            </w:pPr>
+            <w:r>
+              <w:rPr>
+                <w:rFonts w:cs="Arial" w:ascii="Arial" w:hAnsi="Arial"/>
+                <w:b/>
+                <w:sz w:val="22"/>
+                <w:szCs w:val="22"/>
               </w:rPr>
               <w:t>PRE-CARRIEGE</w:t>
             </w:r>
@@ -629,8 +609,8 @@
                 <w:rFonts w:cs="Arial" w:ascii="Arial" w:hAnsi="Arial"/>
                 <w:b/>
                 <w:spacing w:val="-4"/>
-                <w:sz w:val="20"/>
-                <w:szCs w:val="20"/>
+                <w:sz w:val="22"/>
+                <w:szCs w:val="22"/>
               </w:rPr>
               <w:t xml:space="preserve"> </w:t>
             </w:r>
@@ -638,8 +618,8 @@
               <w:rPr>
                 <w:rFonts w:cs="Arial" w:ascii="Arial" w:hAnsi="Arial"/>
                 <w:b/>
-                <w:sz w:val="20"/>
-                <w:szCs w:val="20"/>
+                <w:sz w:val="22"/>
+                <w:szCs w:val="22"/>
               </w:rPr>
               <w:t>BY:</w:t>
             </w:r>
@@ -651,16 +631,15 @@
               <w:ind w:left="152" w:right="92"/>
               <w:jc w:val="center"/>
               <w:rPr>
-                <w:rFonts w:ascii="Arial" w:hAnsi="Arial"/>
-                <w:sz w:val="20"/>
-                <w:szCs w:val="20"/>
-              </w:rPr>
-            </w:pPr>
-            <w:r>
-              <w:rPr>
-                <w:rFonts w:cs="Arial" w:ascii="Arial" w:hAnsi="Arial"/>
-                <w:sz w:val="20"/>
-                <w:szCs w:val="20"/>
+                <w:sz w:val="22"/>
+                <w:szCs w:val="22"/>
+              </w:rPr>
+            </w:pPr>
+            <w:r>
+              <w:rPr>
+                <w:rFonts w:cs="Arial" w:ascii="Arial" w:hAnsi="Arial"/>
+                <w:sz w:val="22"/>
+                <w:szCs w:val="22"/>
               </w:rPr>
               <w:t>{{ mode_of_transport }}</w:t>
             </w:r>
@@ -668,7 +647,7 @@
         </w:tc>
         <w:tc>
           <w:tcPr>
-            <w:tcW w:w="3065" w:type="dxa"/>
+            <w:tcW w:w="3067" w:type="dxa"/>
             <w:gridSpan w:val="4"/>
             <w:tcBorders>
               <w:top w:val="single" w:sz="4" w:space="0" w:color="000000"/>
@@ -683,17 +662,16 @@
               <w:spacing w:lineRule="auto" w:line="259" w:before="24" w:after="0"/>
               <w:jc w:val="center"/>
               <w:rPr>
-                <w:rFonts w:ascii="Arial" w:hAnsi="Arial"/>
-                <w:sz w:val="20"/>
-                <w:szCs w:val="20"/>
-              </w:rPr>
-            </w:pPr>
-            <w:r>
-              <w:rPr>
-                <w:rFonts w:cs="Arial" w:ascii="Arial" w:hAnsi="Arial"/>
-                <w:b/>
-                <w:sz w:val="20"/>
-                <w:szCs w:val="20"/>
+                <w:sz w:val="22"/>
+                <w:szCs w:val="22"/>
+              </w:rPr>
+            </w:pPr>
+            <w:r>
+              <w:rPr>
+                <w:rFonts w:cs="Arial" w:ascii="Arial" w:hAnsi="Arial"/>
+                <w:b/>
+                <w:sz w:val="22"/>
+                <w:szCs w:val="22"/>
               </w:rPr>
               <w:t>PLACE OF RECEIPT BY</w:t>
             </w:r>
@@ -704,17 +682,16 @@
               <w:spacing w:lineRule="auto" w:line="259" w:before="24" w:after="0"/>
               <w:jc w:val="center"/>
               <w:rPr>
-                <w:rFonts w:ascii="Arial" w:hAnsi="Arial"/>
-                <w:sz w:val="20"/>
-                <w:szCs w:val="20"/>
-              </w:rPr>
-            </w:pPr>
-            <w:r>
-              <w:rPr>
-                <w:rFonts w:cs="Arial" w:ascii="Arial" w:hAnsi="Arial"/>
-                <w:b/>
-                <w:sz w:val="20"/>
-                <w:szCs w:val="20"/>
+                <w:sz w:val="22"/>
+                <w:szCs w:val="22"/>
+              </w:rPr>
+            </w:pPr>
+            <w:r>
+              <w:rPr>
+                <w:rFonts w:cs="Arial" w:ascii="Arial" w:hAnsi="Arial"/>
+                <w:b/>
+                <w:sz w:val="22"/>
+                <w:szCs w:val="22"/>
               </w:rPr>
               <w:t>PRE-CARRIER</w:t>
             </w:r>
@@ -722,7 +699,7 @@
         </w:tc>
         <w:tc>
           <w:tcPr>
-            <w:tcW w:w="1504" w:type="dxa"/>
+            <w:tcW w:w="1502" w:type="dxa"/>
             <w:gridSpan w:val="2"/>
             <w:tcBorders>
               <w:top w:val="single" w:sz="4" w:space="0" w:color="000000"/>
@@ -738,17 +715,16 @@
               <w:ind w:hanging="1" w:left="81" w:right="180"/>
               <w:jc w:val="center"/>
               <w:rPr>
-                <w:rFonts w:ascii="Arial" w:hAnsi="Arial"/>
-                <w:sz w:val="20"/>
-                <w:szCs w:val="20"/>
-              </w:rPr>
-            </w:pPr>
-            <w:r>
-              <w:rPr>
-                <w:rFonts w:cs="Arial" w:ascii="Arial" w:hAnsi="Arial"/>
-                <w:b/>
-                <w:sz w:val="20"/>
-                <w:szCs w:val="20"/>
+                <w:sz w:val="22"/>
+                <w:szCs w:val="22"/>
+              </w:rPr>
+            </w:pPr>
+            <w:r>
+              <w:rPr>
+                <w:rFonts w:cs="Arial" w:ascii="Arial" w:hAnsi="Arial"/>
+                <w:b/>
+                <w:sz w:val="22"/>
+                <w:szCs w:val="22"/>
               </w:rPr>
               <w:t>COUNTRY</w:t>
             </w:r>
@@ -757,8 +733,8 @@
                 <w:rFonts w:cs="Arial" w:ascii="Arial" w:hAnsi="Arial"/>
                 <w:b/>
                 <w:spacing w:val="1"/>
-                <w:sz w:val="20"/>
-                <w:szCs w:val="20"/>
+                <w:sz w:val="22"/>
+                <w:szCs w:val="22"/>
               </w:rPr>
               <w:t xml:space="preserve"> </w:t>
             </w:r>
@@ -766,8 +742,8 @@
               <w:rPr>
                 <w:rFonts w:cs="Arial" w:ascii="Arial" w:hAnsi="Arial"/>
                 <w:b/>
-                <w:sz w:val="20"/>
-                <w:szCs w:val="20"/>
+                <w:sz w:val="22"/>
+                <w:szCs w:val="22"/>
               </w:rPr>
               <w:t>OF</w:t>
             </w:r>
@@ -776,8 +752,8 @@
                 <w:rFonts w:cs="Arial" w:ascii="Arial" w:hAnsi="Arial"/>
                 <w:b/>
                 <w:spacing w:val="1"/>
-                <w:sz w:val="20"/>
-                <w:szCs w:val="20"/>
+                <w:sz w:val="22"/>
+                <w:szCs w:val="22"/>
               </w:rPr>
               <w:t xml:space="preserve"> </w:t>
             </w:r>
@@ -785,8 +761,8 @@
               <w:rPr>
                 <w:rFonts w:cs="Arial" w:ascii="Arial" w:hAnsi="Arial"/>
                 <w:b/>
-                <w:sz w:val="20"/>
-                <w:szCs w:val="20"/>
+                <w:sz w:val="22"/>
+                <w:szCs w:val="22"/>
               </w:rPr>
               <w:t>ORIGIN</w:t>
             </w:r>
@@ -798,16 +774,15 @@
               <w:ind w:hanging="24" w:left="24"/>
               <w:jc w:val="center"/>
               <w:rPr>
-                <w:rFonts w:ascii="Arial" w:hAnsi="Arial"/>
-                <w:sz w:val="20"/>
-                <w:szCs w:val="20"/>
-              </w:rPr>
-            </w:pPr>
-            <w:r>
-              <w:rPr>
-                <w:rFonts w:cs="Arial" w:ascii="Arial" w:hAnsi="Arial"/>
-                <w:sz w:val="20"/>
-                <w:szCs w:val="20"/>
+                <w:sz w:val="22"/>
+                <w:szCs w:val="22"/>
+              </w:rPr>
+            </w:pPr>
+            <w:r>
+              <w:rPr>
+                <w:rFonts w:cs="Arial" w:ascii="Arial" w:hAnsi="Arial"/>
+                <w:sz w:val="22"/>
+                <w:szCs w:val="22"/>
               </w:rPr>
               <w:t>{{ country_of_origin }}</w:t>
             </w:r>
@@ -831,17 +806,16 @@
               <w:ind w:right="16"/>
               <w:jc w:val="center"/>
               <w:rPr>
-                <w:rFonts w:ascii="Arial" w:hAnsi="Arial"/>
-                <w:sz w:val="20"/>
-                <w:szCs w:val="20"/>
-              </w:rPr>
-            </w:pPr>
-            <w:r>
-              <w:rPr>
-                <w:rFonts w:cs="Arial" w:ascii="Arial" w:hAnsi="Arial"/>
-                <w:b/>
-                <w:sz w:val="20"/>
-                <w:szCs w:val="20"/>
+                <w:sz w:val="22"/>
+                <w:szCs w:val="22"/>
+              </w:rPr>
+            </w:pPr>
+            <w:r>
+              <w:rPr>
+                <w:rFonts w:cs="Arial" w:ascii="Arial" w:hAnsi="Arial"/>
+                <w:b/>
+                <w:sz w:val="22"/>
+                <w:szCs w:val="22"/>
               </w:rPr>
               <w:t>COUNTRY OF FINAL</w:t>
             </w:r>
@@ -850,8 +824,8 @@
                 <w:rFonts w:cs="Arial" w:ascii="Arial" w:hAnsi="Arial"/>
                 <w:b/>
                 <w:spacing w:val="-59"/>
-                <w:sz w:val="20"/>
-                <w:szCs w:val="20"/>
+                <w:sz w:val="22"/>
+                <w:szCs w:val="22"/>
               </w:rPr>
               <w:t xml:space="preserve"> </w:t>
             </w:r>
@@ -859,8 +833,8 @@
               <w:rPr>
                 <w:rFonts w:cs="Arial" w:ascii="Arial" w:hAnsi="Arial"/>
                 <w:b/>
-                <w:sz w:val="20"/>
-                <w:szCs w:val="20"/>
+                <w:sz w:val="22"/>
+                <w:szCs w:val="22"/>
               </w:rPr>
               <w:t>DESTINATION</w:t>
             </w:r>
@@ -872,16 +846,15 @@
               <w:ind w:left="265" w:right="180"/>
               <w:jc w:val="center"/>
               <w:rPr>
-                <w:rFonts w:ascii="Arial" w:hAnsi="Arial"/>
-                <w:sz w:val="20"/>
-                <w:szCs w:val="20"/>
-              </w:rPr>
-            </w:pPr>
-            <w:r>
-              <w:rPr>
-                <w:rFonts w:cs="Arial" w:ascii="Arial" w:hAnsi="Arial"/>
-                <w:sz w:val="20"/>
-                <w:szCs w:val="20"/>
+                <w:sz w:val="22"/>
+                <w:szCs w:val="22"/>
+              </w:rPr>
+            </w:pPr>
+            <w:r>
+              <w:rPr>
+                <w:rFonts w:cs="Arial" w:ascii="Arial" w:hAnsi="Arial"/>
+                <w:sz w:val="22"/>
+                <w:szCs w:val="22"/>
               </w:rPr>
               <w:t>{{ country_of_destination }}</w:t>
             </w:r>
@@ -908,17 +881,16 @@
               <w:spacing w:lineRule="exact" w:line="243" w:before="21" w:after="0"/>
               <w:ind w:left="367"/>
               <w:rPr>
-                <w:rFonts w:ascii="Arial" w:hAnsi="Arial"/>
-                <w:sz w:val="20"/>
-                <w:szCs w:val="20"/>
-              </w:rPr>
-            </w:pPr>
-            <w:r>
-              <w:rPr>
-                <w:rFonts w:cs="Arial" w:ascii="Arial" w:hAnsi="Arial"/>
-                <w:b/>
-                <w:sz w:val="20"/>
-                <w:szCs w:val="20"/>
+                <w:sz w:val="22"/>
+                <w:szCs w:val="22"/>
+              </w:rPr>
+            </w:pPr>
+            <w:r>
+              <w:rPr>
+                <w:rFonts w:cs="Arial" w:ascii="Arial" w:hAnsi="Arial"/>
+                <w:b/>
+                <w:sz w:val="22"/>
+                <w:szCs w:val="22"/>
               </w:rPr>
               <w:t>CARTING</w:t>
             </w:r>
@@ -927,8 +899,8 @@
                 <w:rFonts w:cs="Arial" w:ascii="Arial" w:hAnsi="Arial"/>
                 <w:b/>
                 <w:spacing w:val="-2"/>
-                <w:sz w:val="20"/>
-                <w:szCs w:val="20"/>
+                <w:sz w:val="22"/>
+                <w:szCs w:val="22"/>
               </w:rPr>
               <w:t xml:space="preserve"> </w:t>
             </w:r>
@@ -936,8 +908,8 @@
               <w:rPr>
                 <w:rFonts w:cs="Arial" w:ascii="Arial" w:hAnsi="Arial"/>
                 <w:b/>
-                <w:sz w:val="20"/>
-                <w:szCs w:val="20"/>
+                <w:sz w:val="22"/>
+                <w:szCs w:val="22"/>
               </w:rPr>
               <w:t>POINT</w:t>
             </w:r>
@@ -960,17 +932,16 @@
               <w:ind w:firstLine="15" w:left="-15"/>
               <w:jc w:val="center"/>
               <w:rPr>
-                <w:rFonts w:ascii="Arial" w:hAnsi="Arial"/>
-                <w:sz w:val="20"/>
-                <w:szCs w:val="20"/>
-              </w:rPr>
-            </w:pPr>
-            <w:r>
-              <w:rPr>
-                <w:rFonts w:cs="Arial" w:ascii="Arial" w:hAnsi="Arial"/>
-                <w:b/>
-                <w:sz w:val="20"/>
-                <w:szCs w:val="20"/>
+                <w:sz w:val="22"/>
+                <w:szCs w:val="22"/>
+              </w:rPr>
+            </w:pPr>
+            <w:r>
+              <w:rPr>
+                <w:rFonts w:cs="Arial" w:ascii="Arial" w:hAnsi="Arial"/>
+                <w:b/>
+                <w:sz w:val="22"/>
+                <w:szCs w:val="22"/>
               </w:rPr>
               <w:t>PORT</w:t>
             </w:r>
@@ -979,8 +950,8 @@
                 <w:rFonts w:cs="Arial" w:ascii="Arial" w:hAnsi="Arial"/>
                 <w:b/>
                 <w:spacing w:val="-3"/>
-                <w:sz w:val="20"/>
-                <w:szCs w:val="20"/>
+                <w:sz w:val="22"/>
+                <w:szCs w:val="22"/>
               </w:rPr>
               <w:t xml:space="preserve"> </w:t>
             </w:r>
@@ -988,8 +959,8 @@
               <w:rPr>
                 <w:rFonts w:cs="Arial" w:ascii="Arial" w:hAnsi="Arial"/>
                 <w:b/>
-                <w:sz w:val="20"/>
-                <w:szCs w:val="20"/>
+                <w:sz w:val="22"/>
+                <w:szCs w:val="22"/>
               </w:rPr>
               <w:t>OF</w:t>
             </w:r>
@@ -998,8 +969,8 @@
                 <w:rFonts w:cs="Arial" w:ascii="Arial" w:hAnsi="Arial"/>
                 <w:b/>
                 <w:spacing w:val="-1"/>
-                <w:sz w:val="20"/>
-                <w:szCs w:val="20"/>
+                <w:sz w:val="22"/>
+                <w:szCs w:val="22"/>
               </w:rPr>
               <w:t xml:space="preserve"> </w:t>
             </w:r>
@@ -1007,8 +978,8 @@
               <w:rPr>
                 <w:rFonts w:cs="Arial" w:ascii="Arial" w:hAnsi="Arial"/>
                 <w:b/>
-                <w:sz w:val="20"/>
-                <w:szCs w:val="20"/>
+                <w:sz w:val="22"/>
+                <w:szCs w:val="22"/>
               </w:rPr>
               <w:t>LOADING</w:t>
             </w:r>
@@ -1031,17 +1002,16 @@
               <w:pStyle w:val="TableParagraph"/>
               <w:jc w:val="center"/>
               <w:rPr>
-                <w:rFonts w:ascii="Arial" w:hAnsi="Arial"/>
-                <w:sz w:val="20"/>
-                <w:szCs w:val="20"/>
-              </w:rPr>
-            </w:pPr>
-            <w:r>
-              <w:rPr>
-                <w:rFonts w:cs="Arial" w:ascii="Arial" w:hAnsi="Arial"/>
-                <w:b/>
-                <w:sz w:val="20"/>
-                <w:szCs w:val="20"/>
+                <w:sz w:val="22"/>
+                <w:szCs w:val="22"/>
+              </w:rPr>
+            </w:pPr>
+            <w:r>
+              <w:rPr>
+                <w:rFonts w:cs="Arial" w:ascii="Arial" w:hAnsi="Arial"/>
+                <w:b/>
+                <w:sz w:val="22"/>
+                <w:szCs w:val="22"/>
               </w:rPr>
               <w:t>TERMS OF PAYMENT &amp; DELIVERY</w:t>
             </w:r>
@@ -1051,16 +1021,15 @@
               <w:pStyle w:val="TableParagraph"/>
               <w:jc w:val="center"/>
               <w:rPr>
-                <w:rFonts w:ascii="Arial" w:hAnsi="Arial"/>
-                <w:sz w:val="20"/>
-                <w:szCs w:val="20"/>
-              </w:rPr>
-            </w:pPr>
-            <w:r>
-              <w:rPr>
-                <w:rFonts w:cs="Arial" w:ascii="Arial" w:hAnsi="Arial"/>
-                <w:sz w:val="20"/>
-                <w:szCs w:val="20"/>
+                <w:sz w:val="22"/>
+                <w:szCs w:val="22"/>
+              </w:rPr>
+            </w:pPr>
+            <w:r>
+              <w:rPr>
+                <w:rFonts w:cs="Arial" w:ascii="Arial" w:hAnsi="Arial"/>
+                <w:sz w:val="22"/>
+                <w:szCs w:val="22"/>
               </w:rPr>
               <w:t>{{ terms_of_payment }}</w:t>
             </w:r>
@@ -1086,15 +1055,15 @@
               <w:pStyle w:val="TableParagraph"/>
               <w:rPr>
                 <w:rFonts w:ascii="Arial" w:hAnsi="Arial" w:cs="Arial"/>
-                <w:sz w:val="20"/>
-                <w:szCs w:val="20"/>
-              </w:rPr>
-            </w:pPr>
-            <w:r>
-              <w:rPr>
-                <w:rFonts w:cs="Arial" w:ascii="Arial" w:hAnsi="Arial"/>
-                <w:sz w:val="20"/>
-                <w:szCs w:val="20"/>
+                <w:sz w:val="22"/>
+                <w:szCs w:val="22"/>
+              </w:rPr>
+            </w:pPr>
+            <w:r>
+              <w:rPr>
+                <w:rFonts w:cs="Arial" w:ascii="Arial" w:hAnsi="Arial"/>
+                <w:sz w:val="22"/>
+                <w:szCs w:val="22"/>
               </w:rPr>
             </w:r>
           </w:p>
@@ -1116,16 +1085,15 @@
               <w:ind w:left="-15"/>
               <w:jc w:val="center"/>
               <w:rPr>
-                <w:rFonts w:ascii="Arial" w:hAnsi="Arial"/>
-                <w:sz w:val="20"/>
-                <w:szCs w:val="20"/>
-              </w:rPr>
-            </w:pPr>
-            <w:r>
-              <w:rPr>
-                <w:rFonts w:cs="Arial" w:ascii="Arial" w:hAnsi="Arial"/>
-                <w:sz w:val="20"/>
-                <w:szCs w:val="20"/>
+                <w:sz w:val="22"/>
+                <w:szCs w:val="22"/>
+              </w:rPr>
+            </w:pPr>
+            <w:r>
+              <w:rPr>
+                <w:rFonts w:cs="Arial" w:ascii="Arial" w:hAnsi="Arial"/>
+                <w:sz w:val="22"/>
+                <w:szCs w:val="22"/>
               </w:rPr>
               <w:t>{{ port_of_loading }}</w:t>
             </w:r>
@@ -1147,15 +1115,15 @@
               <w:pStyle w:val="Normal"/>
               <w:rPr>
                 <w:rFonts w:ascii="Arial" w:hAnsi="Arial" w:cs="Arial"/>
-                <w:sz w:val="20"/>
-                <w:szCs w:val="20"/>
-              </w:rPr>
-            </w:pPr>
-            <w:r>
-              <w:rPr>
-                <w:rFonts w:cs="Arial" w:ascii="Arial" w:hAnsi="Arial"/>
-                <w:sz w:val="20"/>
-                <w:szCs w:val="20"/>
+                <w:sz w:val="22"/>
+                <w:szCs w:val="22"/>
+              </w:rPr>
+            </w:pPr>
+            <w:r>
+              <w:rPr>
+                <w:rFonts w:cs="Arial" w:ascii="Arial" w:hAnsi="Arial"/>
+                <w:sz w:val="22"/>
+                <w:szCs w:val="22"/>
               </w:rPr>
             </w:r>
           </w:p>
@@ -1182,9 +1150,8 @@
               <w:ind w:left="88"/>
               <w:jc w:val="center"/>
               <w:rPr>
-                <w:rFonts w:ascii="Arial" w:hAnsi="Arial"/>
-                <w:sz w:val="20"/>
-                <w:szCs w:val="20"/>
+                <w:sz w:val="22"/>
+                <w:szCs w:val="22"/>
               </w:rPr>
             </w:pPr>
             <w:r>
@@ -1192,8 +1159,8 @@
                 <w:rFonts w:cs="Arial" w:ascii="Arial" w:hAnsi="Arial"/>
                 <w:b/>
                 <w:bCs/>
-                <w:sz w:val="20"/>
-                <w:szCs w:val="20"/>
+                <w:sz w:val="22"/>
+                <w:szCs w:val="22"/>
               </w:rPr>
               <w:t>PORT OF DISCHARGE</w:t>
             </w:r>
@@ -1205,16 +1172,15 @@
               <w:ind w:hanging="25" w:left="90"/>
               <w:jc w:val="center"/>
               <w:rPr>
-                <w:rFonts w:ascii="Arial" w:hAnsi="Arial"/>
-                <w:sz w:val="20"/>
-                <w:szCs w:val="20"/>
-              </w:rPr>
-            </w:pPr>
-            <w:r>
-              <w:rPr>
-                <w:rFonts w:cs="Arial" w:ascii="Arial" w:hAnsi="Arial"/>
-                <w:sz w:val="20"/>
-                <w:szCs w:val="20"/>
+                <w:sz w:val="22"/>
+                <w:szCs w:val="22"/>
+              </w:rPr>
+            </w:pPr>
+            <w:r>
+              <w:rPr>
+                <w:rFonts w:cs="Arial" w:ascii="Arial" w:hAnsi="Arial"/>
+                <w:sz w:val="22"/>
+                <w:szCs w:val="22"/>
               </w:rPr>
               <w:t>{{ port_of_discharge }}</w:t>
             </w:r>
@@ -1237,9 +1203,8 @@
               <w:ind w:left="103"/>
               <w:jc w:val="center"/>
               <w:rPr>
-                <w:rFonts w:ascii="Arial" w:hAnsi="Arial"/>
-                <w:sz w:val="20"/>
-                <w:szCs w:val="20"/>
+                <w:sz w:val="22"/>
+                <w:szCs w:val="22"/>
               </w:rPr>
             </w:pPr>
             <w:r>
@@ -1247,8 +1212,8 @@
                 <w:rFonts w:cs="Arial" w:ascii="Arial" w:hAnsi="Arial"/>
                 <w:b/>
                 <w:bCs/>
-                <w:sz w:val="20"/>
-                <w:szCs w:val="20"/>
+                <w:sz w:val="22"/>
+                <w:szCs w:val="22"/>
               </w:rPr>
               <w:t>FINAL DESTINATION</w:t>
             </w:r>
@@ -1260,16 +1225,15 @@
               <w:ind w:firstLine="15" w:left="-15"/>
               <w:jc w:val="center"/>
               <w:rPr>
-                <w:rFonts w:ascii="Arial" w:hAnsi="Arial"/>
-                <w:sz w:val="20"/>
-                <w:szCs w:val="20"/>
-              </w:rPr>
-            </w:pPr>
-            <w:r>
-              <w:rPr>
-                <w:rFonts w:cs="Arial" w:ascii="Arial" w:hAnsi="Arial"/>
-                <w:sz w:val="20"/>
-                <w:szCs w:val="20"/>
+                <w:sz w:val="22"/>
+                <w:szCs w:val="22"/>
+              </w:rPr>
+            </w:pPr>
+            <w:r>
+              <w:rPr>
+                <w:rFonts w:cs="Arial" w:ascii="Arial" w:hAnsi="Arial"/>
+                <w:sz w:val="22"/>
+                <w:szCs w:val="22"/>
               </w:rPr>
               <w:t>{{ final_destination }}</w:t>
             </w:r>
@@ -1291,15 +1255,15 @@
               <w:pStyle w:val="Normal"/>
               <w:rPr>
                 <w:rFonts w:ascii="Arial" w:hAnsi="Arial" w:cs="Arial"/>
-                <w:sz w:val="20"/>
-                <w:szCs w:val="20"/>
-              </w:rPr>
-            </w:pPr>
-            <w:r>
-              <w:rPr>
-                <w:rFonts w:cs="Arial" w:ascii="Arial" w:hAnsi="Arial"/>
-                <w:sz w:val="20"/>
-                <w:szCs w:val="20"/>
+                <w:sz w:val="22"/>
+                <w:szCs w:val="22"/>
+              </w:rPr>
+            </w:pPr>
+            <w:r>
+              <w:rPr>
+                <w:rFonts w:cs="Arial" w:ascii="Arial" w:hAnsi="Arial"/>
+                <w:sz w:val="22"/>
+                <w:szCs w:val="22"/>
               </w:rPr>
             </w:r>
           </w:p>
@@ -1327,17 +1291,16 @@
               <w:ind w:hanging="27" w:left="170" w:right="71"/>
               <w:jc w:val="center"/>
               <w:rPr>
-                <w:rFonts w:ascii="Arial" w:hAnsi="Arial"/>
-                <w:sz w:val="20"/>
-                <w:szCs w:val="20"/>
-              </w:rPr>
-            </w:pPr>
-            <w:r>
-              <w:rPr>
-                <w:rFonts w:cs="Arial" w:ascii="Arial" w:hAnsi="Arial"/>
-                <w:b/>
-                <w:sz w:val="20"/>
-                <w:szCs w:val="20"/>
+                <w:sz w:val="22"/>
+                <w:szCs w:val="22"/>
+              </w:rPr>
+            </w:pPr>
+            <w:r>
+              <w:rPr>
+                <w:rFonts w:cs="Arial" w:ascii="Arial" w:hAnsi="Arial"/>
+                <w:b/>
+                <w:sz w:val="22"/>
+                <w:szCs w:val="22"/>
               </w:rPr>
               <w:t>MARKS</w:t>
             </w:r>
@@ -1349,17 +1312,16 @@
               <w:ind w:hanging="27" w:left="170" w:right="71"/>
               <w:jc w:val="center"/>
               <w:rPr>
-                <w:rFonts w:ascii="Arial" w:hAnsi="Arial"/>
-                <w:sz w:val="20"/>
-                <w:szCs w:val="20"/>
-              </w:rPr>
-            </w:pPr>
-            <w:r>
-              <w:rPr>
-                <w:rFonts w:cs="Arial" w:ascii="Arial" w:hAnsi="Arial"/>
-                <w:b/>
-                <w:sz w:val="20"/>
-                <w:szCs w:val="20"/>
+                <w:sz w:val="22"/>
+                <w:szCs w:val="22"/>
+              </w:rPr>
+            </w:pPr>
+            <w:r>
+              <w:rPr>
+                <w:rFonts w:cs="Arial" w:ascii="Arial" w:hAnsi="Arial"/>
+                <w:b/>
+                <w:sz w:val="22"/>
+                <w:szCs w:val="22"/>
               </w:rPr>
               <w:t>&amp; NOS.</w:t>
             </w:r>
@@ -1383,17 +1345,16 @@
               <w:ind w:right="32"/>
               <w:jc w:val="center"/>
               <w:rPr>
-                <w:rFonts w:ascii="Arial" w:hAnsi="Arial"/>
-                <w:sz w:val="20"/>
-                <w:szCs w:val="20"/>
-              </w:rPr>
-            </w:pPr>
-            <w:r>
-              <w:rPr>
-                <w:rFonts w:cs="Arial" w:ascii="Arial" w:hAnsi="Arial"/>
-                <w:b/>
-                <w:sz w:val="20"/>
-                <w:szCs w:val="20"/>
+                <w:sz w:val="22"/>
+                <w:szCs w:val="22"/>
+              </w:rPr>
+            </w:pPr>
+            <w:r>
+              <w:rPr>
+                <w:rFonts w:cs="Arial" w:ascii="Arial" w:hAnsi="Arial"/>
+                <w:b/>
+                <w:sz w:val="22"/>
+                <w:szCs w:val="22"/>
               </w:rPr>
               <w:t>HSN</w:t>
             </w:r>
@@ -1402,8 +1363,8 @@
                 <w:rFonts w:cs="Arial" w:ascii="Arial" w:hAnsi="Arial"/>
                 <w:b/>
                 <w:spacing w:val="1"/>
-                <w:sz w:val="20"/>
-                <w:szCs w:val="20"/>
+                <w:sz w:val="22"/>
+                <w:szCs w:val="22"/>
               </w:rPr>
               <w:t xml:space="preserve"> </w:t>
             </w:r>
@@ -1411,8 +1372,8 @@
               <w:rPr>
                 <w:rFonts w:cs="Arial" w:ascii="Arial" w:hAnsi="Arial"/>
                 <w:b/>
-                <w:sz w:val="20"/>
-                <w:szCs w:val="20"/>
+                <w:sz w:val="22"/>
+                <w:szCs w:val="22"/>
               </w:rPr>
               <w:t>CODE</w:t>
             </w:r>
@@ -1420,7 +1381,7 @@
         </w:tc>
         <w:tc>
           <w:tcPr>
-            <w:tcW w:w="4661" w:type="dxa"/>
+            <w:tcW w:w="4232" w:type="dxa"/>
             <w:gridSpan w:val="6"/>
             <w:tcBorders>
               <w:top w:val="single" w:sz="4" w:space="0" w:color="000000"/>
@@ -1437,17 +1398,16 @@
               <w:ind w:left="-30"/>
               <w:jc w:val="center"/>
               <w:rPr>
-                <w:rFonts w:ascii="Arial" w:hAnsi="Arial"/>
-                <w:sz w:val="20"/>
-                <w:szCs w:val="20"/>
-              </w:rPr>
-            </w:pPr>
-            <w:r>
-              <w:rPr>
-                <w:rFonts w:cs="Arial" w:ascii="Arial" w:hAnsi="Arial"/>
-                <w:b/>
-                <w:sz w:val="20"/>
-                <w:szCs w:val="20"/>
+                <w:sz w:val="22"/>
+                <w:szCs w:val="22"/>
+              </w:rPr>
+            </w:pPr>
+            <w:r>
+              <w:rPr>
+                <w:rFonts w:cs="Arial" w:ascii="Arial" w:hAnsi="Arial"/>
+                <w:b/>
+                <w:sz w:val="22"/>
+                <w:szCs w:val="22"/>
               </w:rPr>
               <w:t>DESCRIPTION</w:t>
             </w:r>
@@ -1456,8 +1416,8 @@
                 <w:rFonts w:cs="Arial" w:ascii="Arial" w:hAnsi="Arial"/>
                 <w:b/>
                 <w:spacing w:val="-2"/>
-                <w:sz w:val="20"/>
-                <w:szCs w:val="20"/>
+                <w:sz w:val="22"/>
+                <w:szCs w:val="22"/>
               </w:rPr>
               <w:t xml:space="preserve"> </w:t>
             </w:r>
@@ -1465,8 +1425,8 @@
               <w:rPr>
                 <w:rFonts w:cs="Arial" w:ascii="Arial" w:hAnsi="Arial"/>
                 <w:b/>
-                <w:sz w:val="20"/>
-                <w:szCs w:val="20"/>
+                <w:sz w:val="22"/>
+                <w:szCs w:val="22"/>
               </w:rPr>
               <w:t>OF</w:t>
             </w:r>
@@ -1475,8 +1435,8 @@
                 <w:rFonts w:cs="Arial" w:ascii="Arial" w:hAnsi="Arial"/>
                 <w:b/>
                 <w:spacing w:val="-2"/>
-                <w:sz w:val="20"/>
-                <w:szCs w:val="20"/>
+                <w:sz w:val="22"/>
+                <w:szCs w:val="22"/>
               </w:rPr>
               <w:t xml:space="preserve"> </w:t>
             </w:r>
@@ -1484,8 +1444,8 @@
               <w:rPr>
                 <w:rFonts w:cs="Arial" w:ascii="Arial" w:hAnsi="Arial"/>
                 <w:b/>
-                <w:sz w:val="20"/>
-                <w:szCs w:val="20"/>
+                <w:sz w:val="22"/>
+                <w:szCs w:val="22"/>
               </w:rPr>
               <w:t>GOODS</w:t>
             </w:r>
@@ -1493,7 +1453,7 @@
         </w:tc>
         <w:tc>
           <w:tcPr>
-            <w:tcW w:w="1006" w:type="dxa"/>
+            <w:tcW w:w="1350" w:type="dxa"/>
             <w:gridSpan w:val="2"/>
             <w:tcBorders>
               <w:top w:val="single" w:sz="4" w:space="0" w:color="000000"/>
@@ -1510,17 +1470,16 @@
               <w:ind w:firstLine="90" w:right="135"/>
               <w:jc w:val="center"/>
               <w:rPr>
-                <w:rFonts w:ascii="Arial" w:hAnsi="Arial"/>
-                <w:sz w:val="20"/>
-                <w:szCs w:val="20"/>
-              </w:rPr>
-            </w:pPr>
-            <w:r>
-              <w:rPr>
-                <w:rFonts w:cs="Arial" w:ascii="Arial" w:hAnsi="Arial"/>
-                <w:b/>
-                <w:sz w:val="20"/>
-                <w:szCs w:val="20"/>
+                <w:sz w:val="22"/>
+                <w:szCs w:val="22"/>
+              </w:rPr>
+            </w:pPr>
+            <w:r>
+              <w:rPr>
+                <w:rFonts w:cs="Arial" w:ascii="Arial" w:hAnsi="Arial"/>
+                <w:b/>
+                <w:sz w:val="22"/>
+                <w:szCs w:val="22"/>
               </w:rPr>
               <w:t>QTY</w:t>
             </w:r>
@@ -1532,9 +1491,8 @@
               <w:ind w:firstLine="90" w:right="135"/>
               <w:jc w:val="center"/>
               <w:rPr>
-                <w:rFonts w:ascii="Arial" w:hAnsi="Arial"/>
-                <w:sz w:val="20"/>
-                <w:szCs w:val="20"/>
+                <w:sz w:val="22"/>
+                <w:szCs w:val="22"/>
               </w:rPr>
             </w:pPr>
             <w:r>
@@ -1542,8 +1500,8 @@
                 <w:rFonts w:cs="Arial" w:ascii="Arial" w:hAnsi="Arial"/>
                 <w:b w:val="false"/>
                 <w:bCs w:val="false"/>
-                <w:sz w:val="20"/>
-                <w:szCs w:val="20"/>
+                <w:sz w:val="22"/>
+                <w:szCs w:val="22"/>
               </w:rPr>
               <w:t>(IN NO)</w:t>
             </w:r>
@@ -1551,7 +1509,7 @@
         </w:tc>
         <w:tc>
           <w:tcPr>
-            <w:tcW w:w="989" w:type="dxa"/>
+            <w:tcW w:w="900" w:type="dxa"/>
             <w:tcBorders>
               <w:top w:val="single" w:sz="4" w:space="0" w:color="000000"/>
               <w:left w:val="single" w:sz="4" w:space="0" w:color="000000"/>
@@ -1567,17 +1525,16 @@
               <w:ind w:firstLine="90" w:right="135"/>
               <w:jc w:val="center"/>
               <w:rPr>
-                <w:rFonts w:ascii="Arial" w:hAnsi="Arial"/>
-                <w:sz w:val="20"/>
-                <w:szCs w:val="20"/>
-              </w:rPr>
-            </w:pPr>
-            <w:r>
-              <w:rPr>
-                <w:rFonts w:cs="Arial" w:ascii="Arial" w:hAnsi="Arial"/>
-                <w:b/>
-                <w:sz w:val="20"/>
-                <w:szCs w:val="20"/>
+                <w:sz w:val="22"/>
+                <w:szCs w:val="22"/>
+              </w:rPr>
+            </w:pPr>
+            <w:r>
+              <w:rPr>
+                <w:rFonts w:cs="Arial" w:ascii="Arial" w:hAnsi="Arial"/>
+                <w:b/>
+                <w:sz w:val="22"/>
+                <w:szCs w:val="22"/>
               </w:rPr>
               <w:t>RATE</w:t>
             </w:r>
@@ -1589,17 +1546,16 @@
               <w:ind w:firstLine="90" w:right="135"/>
               <w:jc w:val="center"/>
               <w:rPr>
-                <w:rFonts w:ascii="Arial" w:hAnsi="Arial"/>
-                <w:sz w:val="20"/>
-                <w:szCs w:val="20"/>
-              </w:rPr>
-            </w:pPr>
-            <w:r>
-              <w:rPr>
-                <w:rFonts w:cs="Arial" w:ascii="Arial" w:hAnsi="Arial"/>
-                <w:b/>
-                <w:sz w:val="20"/>
-                <w:szCs w:val="20"/>
+                <w:sz w:val="22"/>
+                <w:szCs w:val="22"/>
+              </w:rPr>
+            </w:pPr>
+            <w:r>
+              <w:rPr>
+                <w:rFonts w:cs="Arial" w:ascii="Arial" w:hAnsi="Arial"/>
+                <w:b/>
+                <w:sz w:val="22"/>
+                <w:szCs w:val="22"/>
               </w:rPr>
               <w:t>PER</w:t>
             </w:r>
@@ -1608,8 +1564,8 @@
                 <w:rFonts w:cs="Arial" w:ascii="Arial" w:hAnsi="Arial"/>
                 <w:b/>
                 <w:spacing w:val="-13"/>
-                <w:sz w:val="20"/>
-                <w:szCs w:val="20"/>
+                <w:sz w:val="22"/>
+                <w:szCs w:val="22"/>
               </w:rPr>
               <w:t xml:space="preserve"> </w:t>
             </w:r>
@@ -1617,8 +1573,8 @@
               <w:rPr>
                 <w:rFonts w:cs="Arial" w:ascii="Arial" w:hAnsi="Arial"/>
                 <w:b/>
-                <w:sz w:val="20"/>
-                <w:szCs w:val="20"/>
+                <w:sz w:val="22"/>
+                <w:szCs w:val="22"/>
               </w:rPr>
               <w:t>UNIT</w:t>
             </w:r>
@@ -1626,7 +1582,7 @@
         </w:tc>
         <w:tc>
           <w:tcPr>
-            <w:tcW w:w="1187" w:type="dxa"/>
+            <w:tcW w:w="1361" w:type="dxa"/>
             <w:tcBorders>
               <w:top w:val="single" w:sz="4" w:space="0" w:color="000000"/>
               <w:left w:val="single" w:sz="4" w:space="0" w:color="000000"/>
@@ -1642,17 +1598,16 @@
               <w:ind w:firstLine="3" w:left="90" w:right="166"/>
               <w:jc w:val="center"/>
               <w:rPr>
-                <w:rFonts w:ascii="Arial" w:hAnsi="Arial"/>
-                <w:sz w:val="20"/>
-                <w:szCs w:val="20"/>
-              </w:rPr>
-            </w:pPr>
-            <w:r>
-              <w:rPr>
-                <w:rFonts w:cs="Arial" w:ascii="Arial" w:hAnsi="Arial"/>
-                <w:b/>
-                <w:sz w:val="20"/>
-                <w:szCs w:val="20"/>
+                <w:sz w:val="22"/>
+                <w:szCs w:val="22"/>
+              </w:rPr>
+            </w:pPr>
+            <w:r>
+              <w:rPr>
+                <w:rFonts w:cs="Arial" w:ascii="Arial" w:hAnsi="Arial"/>
+                <w:b/>
+                <w:sz w:val="22"/>
+                <w:szCs w:val="22"/>
               </w:rPr>
               <w:t>AMOUNT</w:t>
             </w:r>
@@ -1661,8 +1616,8 @@
                 <w:rFonts w:cs="Arial" w:ascii="Arial" w:hAnsi="Arial"/>
                 <w:b/>
                 <w:spacing w:val="-59"/>
-                <w:sz w:val="20"/>
-                <w:szCs w:val="20"/>
+                <w:sz w:val="22"/>
+                <w:szCs w:val="22"/>
               </w:rPr>
               <w:t xml:space="preserve"> </w:t>
             </w:r>
@@ -1670,8 +1625,8 @@
               <w:rPr>
                 <w:rFonts w:cs="Arial" w:ascii="Arial" w:hAnsi="Arial"/>
                 <w:b/>
-                <w:sz w:val="20"/>
-                <w:szCs w:val="20"/>
+                <w:sz w:val="22"/>
+                <w:szCs w:val="22"/>
               </w:rPr>
               <w:t>USD</w:t>
             </w:r>
@@ -1697,16 +1652,15 @@
               <w:pStyle w:val="Normal"/>
               <w:jc w:val="center"/>
               <w:rPr>
-                <w:rFonts w:ascii="Arial" w:hAnsi="Arial"/>
-                <w:sz w:val="20"/>
-                <w:szCs w:val="20"/>
-              </w:rPr>
-            </w:pPr>
-            <w:r>
-              <w:rPr>
-                <w:rFonts w:cs="Arial" w:ascii="Arial" w:hAnsi="Arial"/>
-                <w:sz w:val="20"/>
-                <w:szCs w:val="20"/>
+                <w:sz w:val="22"/>
+                <w:szCs w:val="22"/>
+              </w:rPr>
+            </w:pPr>
+            <w:r>
+              <w:rPr>
+                <w:rFonts w:cs="Arial" w:ascii="Arial" w:hAnsi="Arial"/>
+                <w:sz w:val="22"/>
+                <w:szCs w:val="22"/>
               </w:rPr>
               <w:t>{{ "%02d" % items[0].sr_start }} to {{ "%02d" % total_quantity }}</w:t>
             </w:r>
@@ -1727,26 +1681,26 @@
               <w:pStyle w:val="Normal"/>
               <w:jc w:val="center"/>
               <w:rPr>
-                <w:rFonts w:ascii="Arial" w:hAnsi="Arial"/>
-                <w:sz w:val="20"/>
-                <w:szCs w:val="20"/>
-              </w:rPr>
-            </w:pPr>
-            <w:r>
-              <w:rPr>
-                <w:rFonts w:cs="Arial" w:ascii="Arial" w:hAnsi="Arial"/>
-                <w:sz w:val="20"/>
-                <w:szCs w:val="20"/>
+                <w:sz w:val="22"/>
+                <w:szCs w:val="22"/>
+              </w:rPr>
+            </w:pPr>
+            <w:r>
+              <w:rPr>
+                <w:rFonts w:cs="Arial" w:ascii="Arial" w:hAnsi="Arial"/>
+                <w:sz w:val="22"/>
+                <w:szCs w:val="22"/>
               </w:rPr>
               <w:t>{% for it in items %}{{ it.hsn_code }}</w:t>
               <w:br/>
+              <w:br/>
               <w:t>{% endfor %}</w:t>
             </w:r>
           </w:p>
         </w:tc>
         <w:tc>
           <w:tcPr>
-            <w:tcW w:w="4661" w:type="dxa"/>
+            <w:tcW w:w="4232" w:type="dxa"/>
             <w:gridSpan w:val="6"/>
             <w:tcBorders>
               <w:top w:val="single" w:sz="4" w:space="0" w:color="000000"/>
@@ -1759,26 +1713,26 @@
             <w:pPr>
               <w:pStyle w:val="Normal"/>
               <w:rPr>
-                <w:rFonts w:ascii="Arial" w:hAnsi="Arial"/>
-                <w:sz w:val="20"/>
-                <w:szCs w:val="20"/>
-              </w:rPr>
-            </w:pPr>
-            <w:r>
-              <w:rPr>
-                <w:rFonts w:cs="Arial" w:ascii="Arial" w:hAnsi="Arial"/>
-                <w:sz w:val="20"/>
-                <w:szCs w:val="20"/>
+                <w:sz w:val="22"/>
+                <w:szCs w:val="22"/>
+              </w:rPr>
+            </w:pPr>
+            <w:r>
+              <w:rPr>
+                <w:rFonts w:cs="Arial" w:ascii="Arial" w:hAnsi="Arial"/>
+                <w:sz w:val="22"/>
+                <w:szCs w:val="22"/>
               </w:rPr>
               <w:t>{% for it in items %}{{ it.description }}</w:t>
               <w:br/>
+              <w:br/>
               <w:t>{% endfor %}</w:t>
             </w:r>
           </w:p>
         </w:tc>
         <w:tc>
           <w:tcPr>
-            <w:tcW w:w="1006" w:type="dxa"/>
+            <w:tcW w:w="1350" w:type="dxa"/>
             <w:gridSpan w:val="2"/>
             <w:tcBorders>
               <w:top w:val="single" w:sz="4" w:space="0" w:color="000000"/>
@@ -1792,26 +1746,26 @@
               <w:pStyle w:val="Normal"/>
               <w:jc w:val="center"/>
               <w:rPr>
-                <w:rFonts w:ascii="Arial" w:hAnsi="Arial"/>
-                <w:sz w:val="20"/>
-                <w:szCs w:val="20"/>
-              </w:rPr>
-            </w:pPr>
-            <w:r>
-              <w:rPr>
-                <w:rFonts w:cs="Arial" w:ascii="Arial" w:hAnsi="Arial"/>
-                <w:sz w:val="20"/>
-                <w:szCs w:val="20"/>
+                <w:sz w:val="22"/>
+                <w:szCs w:val="22"/>
+              </w:rPr>
+            </w:pPr>
+            <w:r>
+              <w:rPr>
+                <w:rFonts w:cs="Arial" w:ascii="Arial" w:hAnsi="Arial"/>
+                <w:sz w:val="22"/>
+                <w:szCs w:val="22"/>
               </w:rPr>
               <w:t>{% for it in items %}{{ it.quantity }}</w:t>
               <w:br/>
+              <w:br/>
               <w:t>{% endfor %}</w:t>
             </w:r>
           </w:p>
         </w:tc>
         <w:tc>
           <w:tcPr>
-            <w:tcW w:w="989" w:type="dxa"/>
+            <w:tcW w:w="900" w:type="dxa"/>
             <w:tcBorders>
               <w:top w:val="single" w:sz="4" w:space="0" w:color="000000"/>
               <w:left w:val="single" w:sz="4" w:space="0" w:color="000000"/>
@@ -1824,26 +1778,26 @@
               <w:pStyle w:val="Normal"/>
               <w:jc w:val="center"/>
               <w:rPr>
-                <w:rFonts w:ascii="Arial" w:hAnsi="Arial"/>
-                <w:sz w:val="20"/>
-                <w:szCs w:val="20"/>
-              </w:rPr>
-            </w:pPr>
-            <w:r>
-              <w:rPr>
-                <w:rFonts w:cs="Arial" w:ascii="Arial" w:hAnsi="Arial"/>
-                <w:sz w:val="20"/>
-                <w:szCs w:val="20"/>
+                <w:sz w:val="22"/>
+                <w:szCs w:val="22"/>
+              </w:rPr>
+            </w:pPr>
+            <w:r>
+              <w:rPr>
+                <w:rFonts w:cs="Arial" w:ascii="Arial" w:hAnsi="Arial"/>
+                <w:sz w:val="22"/>
+                <w:szCs w:val="22"/>
               </w:rPr>
               <w:t>{% for it in items %}${{ it.rate_per_unit }}</w:t>
               <w:br/>
+              <w:br/>
               <w:t>{% endfor %}</w:t>
             </w:r>
           </w:p>
         </w:tc>
         <w:tc>
           <w:tcPr>
-            <w:tcW w:w="1187" w:type="dxa"/>
+            <w:tcW w:w="1361" w:type="dxa"/>
             <w:tcBorders>
               <w:top w:val="single" w:sz="4" w:space="0" w:color="000000"/>
               <w:left w:val="single" w:sz="4" w:space="0" w:color="000000"/>
@@ -1857,18 +1811,18 @@
               <w:ind w:right="134"/>
               <w:jc w:val="right"/>
               <w:rPr>
-                <w:rFonts w:ascii="Arial" w:hAnsi="Arial"/>
-                <w:sz w:val="20"/>
-                <w:szCs w:val="20"/>
-              </w:rPr>
-            </w:pPr>
-            <w:r>
-              <w:rPr>
-                <w:rFonts w:cs="Arial" w:ascii="Arial" w:hAnsi="Arial"/>
-                <w:sz w:val="20"/>
-                <w:szCs w:val="20"/>
+                <w:sz w:val="22"/>
+                <w:szCs w:val="22"/>
+              </w:rPr>
+            </w:pPr>
+            <w:r>
+              <w:rPr>
+                <w:rFonts w:cs="Arial" w:ascii="Arial" w:hAnsi="Arial"/>
+                <w:sz w:val="22"/>
+                <w:szCs w:val="22"/>
               </w:rPr>
               <w:t>{% for it in items %}${{ it.amount_usd }}</w:t>
+              <w:br/>
               <w:br/>
               <w:t>{% endfor %}</w:t>
             </w:r>
@@ -1901,8 +1855,8 @@
                 <w:rFonts w:ascii="Arial" w:hAnsi="Arial" w:cs="Arial"/>
                 <w:b/>
                 <w:bCs/>
-                <w:sz w:val="20"/>
-                <w:szCs w:val="20"/>
+                <w:sz w:val="22"/>
+                <w:szCs w:val="22"/>
               </w:rPr>
             </w:pPr>
             <w:r>
@@ -1910,15 +1864,15 @@
                 <w:rFonts w:cs="Arial" w:ascii="Arial" w:hAnsi="Arial"/>
                 <w:b/>
                 <w:bCs/>
-                <w:sz w:val="20"/>
-                <w:szCs w:val="20"/>
-              </w:rPr>
-            </w:r>
-          </w:p>
-        </w:tc>
-        <w:tc>
-          <w:tcPr>
-            <w:tcW w:w="4362" w:type="dxa"/>
+                <w:sz w:val="22"/>
+                <w:szCs w:val="22"/>
+              </w:rPr>
+            </w:r>
+          </w:p>
+        </w:tc>
+        <w:tc>
+          <w:tcPr>
+            <w:tcW w:w="4188" w:type="dxa"/>
             <w:gridSpan w:val="6"/>
             <w:tcBorders>
               <w:top w:val="single" w:sz="4" w:space="0" w:color="000000"/>
@@ -1934,9 +1888,8 @@
               <w:ind w:right="192"/>
               <w:jc w:val="right"/>
               <w:rPr>
-                <w:rFonts w:ascii="Arial" w:hAnsi="Arial"/>
-                <w:sz w:val="20"/>
-                <w:szCs w:val="20"/>
+                <w:sz w:val="22"/>
+                <w:szCs w:val="22"/>
               </w:rPr>
             </w:pPr>
             <w:r>
@@ -1944,8 +1897,8 @@
                 <w:rFonts w:cs="Arial" w:ascii="Arial" w:hAnsi="Arial"/>
                 <w:b/>
                 <w:bCs/>
-                <w:sz w:val="20"/>
-                <w:szCs w:val="20"/>
+                <w:sz w:val="22"/>
+                <w:szCs w:val="22"/>
               </w:rPr>
               <w:t>TOTAL {{total_quantity}} UNITS {% if has_freight_or_insurance %}CIF{% else %}FOB{% endif %} (USD)</w:t>
             </w:r>
@@ -1953,7 +1906,7 @@
         </w:tc>
         <w:tc>
           <w:tcPr>
-            <w:tcW w:w="1187" w:type="dxa"/>
+            <w:tcW w:w="1361" w:type="dxa"/>
             <w:tcBorders>
               <w:top w:val="single" w:sz="4" w:space="0" w:color="000000"/>
               <w:left w:val="single" w:sz="4" w:space="0" w:color="000000"/>
@@ -1967,11 +1920,10 @@
               <w:pStyle w:val="TableParagraph"/>
               <w:spacing w:lineRule="exact" w:line="234" w:before="2" w:after="0"/>
               <w:ind w:right="192"/>
-              <w:jc w:val="right"/>
-              <w:rPr>
-                <w:rFonts w:ascii="Arial" w:hAnsi="Arial"/>
-                <w:sz w:val="20"/>
-                <w:szCs w:val="20"/>
+              <w:jc w:val="center"/>
+              <w:rPr>
+                <w:sz w:val="22"/>
+                <w:szCs w:val="22"/>
               </w:rPr>
             </w:pPr>
             <w:r>
@@ -1979,8 +1931,8 @@
                 <w:rFonts w:cs="Arial" w:ascii="Arial" w:hAnsi="Arial"/>
                 <w:b/>
                 <w:bCs/>
-                <w:sz w:val="20"/>
-                <w:szCs w:val="20"/>
+                <w:sz w:val="22"/>
+                <w:szCs w:val="22"/>
               </w:rPr>
               <w:t>${{ total_cif_usd }}</w:t>
             </w:r>
@@ -2013,8 +1965,8 @@
                 <w:rFonts w:ascii="Arial" w:hAnsi="Arial" w:cs="Arial"/>
                 <w:b/>
                 <w:bCs/>
-                <w:sz w:val="20"/>
-                <w:szCs w:val="20"/>
+                <w:sz w:val="22"/>
+                <w:szCs w:val="22"/>
               </w:rPr>
             </w:pPr>
             <w:r>
@@ -2022,15 +1974,15 @@
                 <w:rFonts w:cs="Arial" w:ascii="Arial" w:hAnsi="Arial"/>
                 <w:b/>
                 <w:bCs/>
-                <w:sz w:val="20"/>
-                <w:szCs w:val="20"/>
-              </w:rPr>
-            </w:r>
-          </w:p>
-        </w:tc>
-        <w:tc>
-          <w:tcPr>
-            <w:tcW w:w="4362" w:type="dxa"/>
+                <w:sz w:val="22"/>
+                <w:szCs w:val="22"/>
+              </w:rPr>
+            </w:r>
+          </w:p>
+        </w:tc>
+        <w:tc>
+          <w:tcPr>
+            <w:tcW w:w="4188" w:type="dxa"/>
             <w:gridSpan w:val="6"/>
             <w:tcBorders>
               <w:top w:val="single" w:sz="4" w:space="0" w:color="000000"/>
@@ -2046,9 +1998,8 @@
               <w:ind w:right="192"/>
               <w:jc w:val="right"/>
               <w:rPr>
-                <w:rFonts w:ascii="Arial" w:hAnsi="Arial"/>
-                <w:sz w:val="20"/>
-                <w:szCs w:val="20"/>
+                <w:sz w:val="22"/>
+                <w:szCs w:val="22"/>
               </w:rPr>
             </w:pPr>
             <w:r>
@@ -2056,8 +2007,8 @@
                 <w:rFonts w:cs="Arial" w:ascii="Arial" w:hAnsi="Arial"/>
                 <w:b/>
                 <w:bCs/>
-                <w:sz w:val="20"/>
-                <w:szCs w:val="20"/>
+                <w:sz w:val="22"/>
+                <w:szCs w:val="22"/>
               </w:rPr>
               <w:t>CUS. EXCHANGE RATE</w:t>
             </w:r>
@@ -2065,7 +2016,7 @@
         </w:tc>
         <w:tc>
           <w:tcPr>
-            <w:tcW w:w="1187" w:type="dxa"/>
+            <w:tcW w:w="1361" w:type="dxa"/>
             <w:tcBorders>
               <w:top w:val="single" w:sz="4" w:space="0" w:color="000000"/>
               <w:left w:val="single" w:sz="4" w:space="0" w:color="000000"/>
@@ -2079,11 +2030,10 @@
               <w:pStyle w:val="TableParagraph"/>
               <w:spacing w:lineRule="exact" w:line="234" w:before="2" w:after="0"/>
               <w:ind w:right="192"/>
-              <w:jc w:val="right"/>
-              <w:rPr>
-                <w:rFonts w:ascii="Arial" w:hAnsi="Arial"/>
-                <w:sz w:val="20"/>
-                <w:szCs w:val="20"/>
+              <w:jc w:val="center"/>
+              <w:rPr>
+                <w:sz w:val="22"/>
+                <w:szCs w:val="22"/>
               </w:rPr>
             </w:pPr>
             <w:r>
@@ -2091,8 +2041,8 @@
                 <w:rFonts w:cs="Arial" w:ascii="Arial" w:hAnsi="Arial"/>
                 <w:b/>
                 <w:bCs/>
-                <w:sz w:val="20"/>
-                <w:szCs w:val="20"/>
+                <w:sz w:val="22"/>
+                <w:szCs w:val="22"/>
               </w:rPr>
               <w:t>{{ exchange_rate }}</w:t>
             </w:r>
@@ -2125,8 +2075,8 @@
                 <w:rFonts w:ascii="Arial" w:hAnsi="Arial" w:cs="Arial"/>
                 <w:b/>
                 <w:bCs/>
-                <w:sz w:val="20"/>
-                <w:szCs w:val="20"/>
+                <w:sz w:val="22"/>
+                <w:szCs w:val="22"/>
               </w:rPr>
             </w:pPr>
             <w:r>
@@ -2134,15 +2084,15 @@
                 <w:rFonts w:cs="Arial" w:ascii="Arial" w:hAnsi="Arial"/>
                 <w:b/>
                 <w:bCs/>
-                <w:sz w:val="20"/>
-                <w:szCs w:val="20"/>
-              </w:rPr>
-            </w:r>
-          </w:p>
-        </w:tc>
-        <w:tc>
-          <w:tcPr>
-            <w:tcW w:w="4362" w:type="dxa"/>
+                <w:sz w:val="22"/>
+                <w:szCs w:val="22"/>
+              </w:rPr>
+            </w:r>
+          </w:p>
+        </w:tc>
+        <w:tc>
+          <w:tcPr>
+            <w:tcW w:w="4188" w:type="dxa"/>
             <w:gridSpan w:val="6"/>
             <w:tcBorders>
               <w:top w:val="single" w:sz="4" w:space="0" w:color="000000"/>
@@ -2158,9 +2108,8 @@
               <w:ind w:right="192"/>
               <w:jc w:val="right"/>
               <w:rPr>
-                <w:rFonts w:ascii="Arial" w:hAnsi="Arial"/>
-                <w:sz w:val="20"/>
-                <w:szCs w:val="20"/>
+                <w:sz w:val="22"/>
+                <w:szCs w:val="22"/>
               </w:rPr>
             </w:pPr>
             <w:r>
@@ -2168,16 +2117,26 @@
                 <w:rFonts w:cs="Arial" w:ascii="Arial" w:hAnsi="Arial"/>
                 <w:b/>
                 <w:bCs/>
-                <w:sz w:val="20"/>
-                <w:szCs w:val="20"/>
-              </w:rPr>
-              <w:t>TAXABLE VALUE (INR)</w:t>
-            </w:r>
-          </w:p>
-        </w:tc>
-        <w:tc>
-          <w:tcPr>
-            <w:tcW w:w="1187" w:type="dxa"/>
+                <w:sz w:val="22"/>
+                <w:szCs w:val="22"/>
+              </w:rPr>
+              <w:t xml:space="preserve">TOTAL </w:t>
+            </w:r>
+            <w:r>
+              <w:rPr>
+                <w:rFonts w:cs="Arial" w:ascii="Arial" w:hAnsi="Arial"/>
+                <w:b/>
+                <w:bCs/>
+                <w:sz w:val="22"/>
+                <w:szCs w:val="22"/>
+              </w:rPr>
+              <w:t>AX VALUE (INR)</w:t>
+            </w:r>
+          </w:p>
+        </w:tc>
+        <w:tc>
+          <w:tcPr>
+            <w:tcW w:w="1361" w:type="dxa"/>
             <w:tcBorders>
               <w:top w:val="single" w:sz="4" w:space="0" w:color="000000"/>
               <w:left w:val="single" w:sz="4" w:space="0" w:color="000000"/>
@@ -2190,11 +2149,10 @@
               <w:pStyle w:val="TableParagraph"/>
               <w:spacing w:lineRule="exact" w:line="234" w:before="2" w:after="0"/>
               <w:ind w:right="192"/>
-              <w:jc w:val="right"/>
-              <w:rPr>
-                <w:rFonts w:ascii="Arial" w:hAnsi="Arial"/>
-                <w:sz w:val="20"/>
-                <w:szCs w:val="20"/>
+              <w:jc w:val="center"/>
+              <w:rPr>
+                <w:sz w:val="22"/>
+                <w:szCs w:val="22"/>
               </w:rPr>
             </w:pPr>
             <w:r>
@@ -2202,8 +2160,8 @@
                 <w:rFonts w:cs="Arial" w:ascii="Arial" w:hAnsi="Arial"/>
                 <w:b/>
                 <w:bCs/>
-                <w:sz w:val="20"/>
-                <w:szCs w:val="20"/>
+                <w:sz w:val="22"/>
+                <w:szCs w:val="22"/>
               </w:rPr>
               <w:t>₹</w:t>
             </w:r>
@@ -2212,8 +2170,8 @@
                 <w:rFonts w:cs="Arial" w:ascii="Arial" w:hAnsi="Arial"/>
                 <w:b/>
                 <w:bCs/>
-                <w:sz w:val="20"/>
-                <w:szCs w:val="20"/>
+                <w:sz w:val="22"/>
+                <w:szCs w:val="22"/>
               </w:rPr>
               <w:t>{{ total_taxable_inr }}</w:t>
             </w:r>
@@ -2246,8 +2204,8 @@
                 <w:rFonts w:ascii="Arial" w:hAnsi="Arial" w:cs="Arial"/>
                 <w:b/>
                 <w:bCs/>
-                <w:sz w:val="20"/>
-                <w:szCs w:val="20"/>
+                <w:sz w:val="22"/>
+                <w:szCs w:val="22"/>
               </w:rPr>
             </w:pPr>
             <w:r>
@@ -2255,15 +2213,15 @@
                 <w:rFonts w:cs="Arial" w:ascii="Arial" w:hAnsi="Arial"/>
                 <w:b/>
                 <w:bCs/>
-                <w:sz w:val="20"/>
-                <w:szCs w:val="20"/>
-              </w:rPr>
-            </w:r>
-          </w:p>
-        </w:tc>
-        <w:tc>
-          <w:tcPr>
-            <w:tcW w:w="4362" w:type="dxa"/>
+                <w:sz w:val="22"/>
+                <w:szCs w:val="22"/>
+              </w:rPr>
+            </w:r>
+          </w:p>
+        </w:tc>
+        <w:tc>
+          <w:tcPr>
+            <w:tcW w:w="4188" w:type="dxa"/>
             <w:gridSpan w:val="6"/>
             <w:tcBorders>
               <w:top w:val="single" w:sz="4" w:space="0" w:color="000000"/>
@@ -2279,9 +2237,8 @@
               <w:ind w:right="192"/>
               <w:jc w:val="right"/>
               <w:rPr>
-                <w:rFonts w:ascii="Arial" w:hAnsi="Arial"/>
-                <w:sz w:val="20"/>
-                <w:szCs w:val="20"/>
+                <w:sz w:val="22"/>
+                <w:szCs w:val="22"/>
               </w:rPr>
             </w:pPr>
             <w:r>
@@ -2289,8 +2246,8 @@
                 <w:rFonts w:cs="Arial" w:ascii="Arial" w:hAnsi="Arial"/>
                 <w:b/>
                 <w:bCs/>
-                <w:sz w:val="20"/>
-                <w:szCs w:val="20"/>
+                <w:sz w:val="22"/>
+                <w:szCs w:val="22"/>
               </w:rPr>
               <w:t>IGST {{ igst_percent }}% (INR)</w:t>
             </w:r>
@@ -2298,7 +2255,7 @@
         </w:tc>
         <w:tc>
           <w:tcPr>
-            <w:tcW w:w="1187" w:type="dxa"/>
+            <w:tcW w:w="1361" w:type="dxa"/>
             <w:tcBorders>
               <w:top w:val="single" w:sz="4" w:space="0" w:color="000000"/>
               <w:left w:val="single" w:sz="4" w:space="0" w:color="000000"/>
@@ -2311,11 +2268,10 @@
               <w:pStyle w:val="TableParagraph"/>
               <w:spacing w:lineRule="exact" w:line="234" w:before="2" w:after="0"/>
               <w:ind w:right="192"/>
-              <w:jc w:val="right"/>
-              <w:rPr>
-                <w:rFonts w:ascii="Arial" w:hAnsi="Arial"/>
-                <w:sz w:val="20"/>
-                <w:szCs w:val="20"/>
+              <w:jc w:val="center"/>
+              <w:rPr>
+                <w:sz w:val="22"/>
+                <w:szCs w:val="22"/>
               </w:rPr>
             </w:pPr>
             <w:r>
@@ -2323,8 +2279,8 @@
                 <w:rFonts w:cs="Arial" w:ascii="Arial" w:hAnsi="Arial"/>
                 <w:b/>
                 <w:bCs/>
-                <w:sz w:val="20"/>
-                <w:szCs w:val="20"/>
+                <w:sz w:val="22"/>
+                <w:szCs w:val="22"/>
               </w:rPr>
               <w:t>₹</w:t>
             </w:r>
@@ -2333,8 +2289,8 @@
                 <w:rFonts w:cs="Arial" w:ascii="Arial" w:hAnsi="Arial"/>
                 <w:b/>
                 <w:bCs/>
-                <w:sz w:val="20"/>
-                <w:szCs w:val="20"/>
+                <w:sz w:val="22"/>
+                <w:szCs w:val="22"/>
               </w:rPr>
               <w:t>{{ igst_amount_inr }}</w:t>
             </w:r>
@@ -2367,8 +2323,8 @@
                 <w:rFonts w:ascii="Arial" w:hAnsi="Arial" w:cs="Arial"/>
                 <w:b/>
                 <w:bCs/>
-                <w:sz w:val="20"/>
-                <w:szCs w:val="20"/>
+                <w:sz w:val="22"/>
+                <w:szCs w:val="22"/>
               </w:rPr>
             </w:pPr>
             <w:r>
@@ -2376,15 +2332,15 @@
                 <w:rFonts w:cs="Arial" w:ascii="Arial" w:hAnsi="Arial"/>
                 <w:b/>
                 <w:bCs/>
-                <w:sz w:val="20"/>
-                <w:szCs w:val="20"/>
-              </w:rPr>
-            </w:r>
-          </w:p>
-        </w:tc>
-        <w:tc>
-          <w:tcPr>
-            <w:tcW w:w="4362" w:type="dxa"/>
+                <w:sz w:val="22"/>
+                <w:szCs w:val="22"/>
+              </w:rPr>
+            </w:r>
+          </w:p>
+        </w:tc>
+        <w:tc>
+          <w:tcPr>
+            <w:tcW w:w="4188" w:type="dxa"/>
             <w:gridSpan w:val="6"/>
             <w:tcBorders>
               <w:top w:val="single" w:sz="4" w:space="0" w:color="000000"/>
@@ -2400,9 +2356,8 @@
               <w:ind w:right="192"/>
               <w:jc w:val="right"/>
               <w:rPr>
-                <w:rFonts w:ascii="Arial" w:hAnsi="Arial"/>
-                <w:sz w:val="20"/>
-                <w:szCs w:val="20"/>
+                <w:sz w:val="22"/>
+                <w:szCs w:val="22"/>
               </w:rPr>
             </w:pPr>
             <w:r>
@@ -2410,8 +2365,8 @@
                 <w:rFonts w:cs="Arial" w:ascii="Arial" w:hAnsi="Arial"/>
                 <w:b/>
                 <w:bCs/>
-                <w:sz w:val="20"/>
-                <w:szCs w:val="20"/>
+                <w:sz w:val="22"/>
+                <w:szCs w:val="22"/>
               </w:rPr>
               <w:t>TOTAL VALUE (INR)</w:t>
             </w:r>
@@ -2419,7 +2374,7 @@
         </w:tc>
         <w:tc>
           <w:tcPr>
-            <w:tcW w:w="1187" w:type="dxa"/>
+            <w:tcW w:w="1361" w:type="dxa"/>
             <w:tcBorders>
               <w:top w:val="single" w:sz="4" w:space="0" w:color="000000"/>
               <w:left w:val="single" w:sz="4" w:space="0" w:color="000000"/>
@@ -2432,11 +2387,10 @@
               <w:pStyle w:val="TableParagraph"/>
               <w:spacing w:lineRule="exact" w:line="234" w:before="2" w:after="0"/>
               <w:ind w:right="192"/>
-              <w:jc w:val="right"/>
-              <w:rPr>
-                <w:rFonts w:ascii="Arial" w:hAnsi="Arial"/>
-                <w:sz w:val="20"/>
-                <w:szCs w:val="20"/>
+              <w:jc w:val="center"/>
+              <w:rPr>
+                <w:sz w:val="22"/>
+                <w:szCs w:val="22"/>
               </w:rPr>
             </w:pPr>
             <w:r>
@@ -2444,8 +2398,8 @@
                 <w:rFonts w:cs="Arial" w:ascii="Arial" w:hAnsi="Arial"/>
                 <w:b/>
                 <w:bCs/>
-                <w:sz w:val="20"/>
-                <w:szCs w:val="20"/>
+                <w:sz w:val="22"/>
+                <w:szCs w:val="22"/>
               </w:rPr>
               <w:t>₹</w:t>
             </w:r>
@@ -2454,8 +2408,8 @@
                 <w:rFonts w:cs="Arial" w:ascii="Arial" w:hAnsi="Arial"/>
                 <w:b/>
                 <w:bCs/>
-                <w:sz w:val="20"/>
-                <w:szCs w:val="20"/>
+                <w:sz w:val="22"/>
+                <w:szCs w:val="22"/>
               </w:rPr>
               <w:t>{{ total_value_inr }}</w:t>
             </w:r>
@@ -2485,17 +2439,16 @@
               <w:ind w:hanging="2610" w:left="2610"/>
               <w:jc w:val="both"/>
               <w:rPr>
-                <w:rFonts w:ascii="Arial" w:hAnsi="Arial"/>
-                <w:sz w:val="20"/>
-                <w:szCs w:val="20"/>
-              </w:rPr>
-            </w:pPr>
-            <w:r>
-              <w:rPr>
-                <w:rFonts w:cs="Arial" w:ascii="Arial" w:hAnsi="Arial"/>
-                <w:b/>
-                <w:sz w:val="20"/>
-                <w:szCs w:val="20"/>
+                <w:sz w:val="22"/>
+                <w:szCs w:val="22"/>
+              </w:rPr>
+            </w:pPr>
+            <w:r>
+              <w:rPr>
+                <w:rFonts w:cs="Arial" w:ascii="Arial" w:hAnsi="Arial"/>
+                <w:b/>
+                <w:sz w:val="22"/>
+                <w:szCs w:val="22"/>
               </w:rPr>
               <w:t>AMOUNT CHARGEABLE INR: {{ amount_inr_words.replace("INR Rupees ", "") }}</w:t>
             </w:r>
@@ -2522,16 +2475,15 @@
               <w:pStyle w:val="TableParagraph"/>
               <w:ind w:left="4" w:right="404"/>
               <w:rPr>
-                <w:rFonts w:ascii="Arial" w:hAnsi="Arial"/>
-                <w:sz w:val="20"/>
-                <w:szCs w:val="20"/>
-              </w:rPr>
-            </w:pPr>
-            <w:r>
-              <w:rPr>
-                <w:rFonts w:cs="Arial" w:ascii="Arial" w:hAnsi="Arial"/>
-                <w:sz w:val="20"/>
-                <w:szCs w:val="20"/>
+                <w:sz w:val="22"/>
+                <w:szCs w:val="22"/>
+              </w:rPr>
+            </w:pPr>
+            <w:r>
+              <w:rPr>
+                <w:rFonts w:cs="Arial" w:ascii="Arial" w:hAnsi="Arial"/>
+                <w:sz w:val="22"/>
+                <w:szCs w:val="22"/>
               </w:rPr>
               <w:t>We undertake to abide by provisions of foreign Exchange Management Act, 1999, amended from</w:t>
             </w:r>
@@ -2539,16 +2491,16 @@
               <w:rPr>
                 <w:rFonts w:cs="Arial" w:ascii="Arial" w:hAnsi="Arial"/>
                 <w:spacing w:val="-59"/>
-                <w:sz w:val="20"/>
-                <w:szCs w:val="20"/>
+                <w:sz w:val="22"/>
+                <w:szCs w:val="22"/>
               </w:rPr>
               <w:t xml:space="preserve"> </w:t>
             </w:r>
             <w:r>
               <w:rPr>
                 <w:rFonts w:cs="Arial" w:ascii="Arial" w:hAnsi="Arial"/>
-                <w:sz w:val="20"/>
-                <w:szCs w:val="20"/>
+                <w:sz w:val="22"/>
+                <w:szCs w:val="22"/>
               </w:rPr>
               <w:t>time</w:t>
             </w:r>
@@ -2556,16 +2508,16 @@
               <w:rPr>
                 <w:rFonts w:cs="Arial" w:ascii="Arial" w:hAnsi="Arial"/>
                 <w:spacing w:val="-4"/>
-                <w:sz w:val="20"/>
-                <w:szCs w:val="20"/>
+                <w:sz w:val="22"/>
+                <w:szCs w:val="22"/>
               </w:rPr>
               <w:t xml:space="preserve"> </w:t>
             </w:r>
             <w:r>
               <w:rPr>
                 <w:rFonts w:cs="Arial" w:ascii="Arial" w:hAnsi="Arial"/>
-                <w:sz w:val="20"/>
-                <w:szCs w:val="20"/>
+                <w:sz w:val="22"/>
+                <w:szCs w:val="22"/>
               </w:rPr>
               <w:t>to</w:t>
             </w:r>
@@ -2573,16 +2525,16 @@
               <w:rPr>
                 <w:rFonts w:cs="Arial" w:ascii="Arial" w:hAnsi="Arial"/>
                 <w:spacing w:val="-3"/>
-                <w:sz w:val="20"/>
-                <w:szCs w:val="20"/>
+                <w:sz w:val="22"/>
+                <w:szCs w:val="22"/>
               </w:rPr>
               <w:t xml:space="preserve"> </w:t>
             </w:r>
             <w:r>
               <w:rPr>
                 <w:rFonts w:cs="Arial" w:ascii="Arial" w:hAnsi="Arial"/>
-                <w:sz w:val="20"/>
-                <w:szCs w:val="20"/>
+                <w:sz w:val="22"/>
+                <w:szCs w:val="22"/>
               </w:rPr>
               <w:t>time,</w:t>
             </w:r>
@@ -2590,16 +2542,16 @@
               <w:rPr>
                 <w:rFonts w:cs="Arial" w:ascii="Arial" w:hAnsi="Arial"/>
                 <w:spacing w:val="2"/>
-                <w:sz w:val="20"/>
-                <w:szCs w:val="20"/>
+                <w:sz w:val="22"/>
+                <w:szCs w:val="22"/>
               </w:rPr>
               <w:t xml:space="preserve"> </w:t>
             </w:r>
             <w:r>
               <w:rPr>
                 <w:rFonts w:cs="Arial" w:ascii="Arial" w:hAnsi="Arial"/>
-                <w:sz w:val="20"/>
-                <w:szCs w:val="20"/>
+                <w:sz w:val="22"/>
+                <w:szCs w:val="22"/>
               </w:rPr>
               <w:t>including</w:t>
             </w:r>
@@ -2607,16 +2559,16 @@
               <w:rPr>
                 <w:rFonts w:cs="Arial" w:ascii="Arial" w:hAnsi="Arial"/>
                 <w:spacing w:val="-1"/>
-                <w:sz w:val="20"/>
-                <w:szCs w:val="20"/>
+                <w:sz w:val="22"/>
+                <w:szCs w:val="22"/>
               </w:rPr>
               <w:t xml:space="preserve"> </w:t>
             </w:r>
             <w:r>
               <w:rPr>
                 <w:rFonts w:cs="Arial" w:ascii="Arial" w:hAnsi="Arial"/>
-                <w:sz w:val="20"/>
-                <w:szCs w:val="20"/>
+                <w:sz w:val="22"/>
+                <w:szCs w:val="22"/>
               </w:rPr>
               <w:t>realization/repatriation of foreign Exchange</w:t>
             </w:r>
@@ -2624,16 +2576,16 @@
               <w:rPr>
                 <w:rFonts w:cs="Arial" w:ascii="Arial" w:hAnsi="Arial"/>
                 <w:spacing w:val="-2"/>
-                <w:sz w:val="20"/>
-                <w:szCs w:val="20"/>
+                <w:sz w:val="22"/>
+                <w:szCs w:val="22"/>
               </w:rPr>
               <w:t xml:space="preserve"> </w:t>
             </w:r>
             <w:r>
               <w:rPr>
                 <w:rFonts w:cs="Arial" w:ascii="Arial" w:hAnsi="Arial"/>
-                <w:sz w:val="20"/>
-                <w:szCs w:val="20"/>
+                <w:sz w:val="22"/>
+                <w:szCs w:val="22"/>
               </w:rPr>
               <w:t>to/from India.</w:t>
             </w:r>
@@ -2646,7 +2598,7 @@
         </w:trPr>
         <w:tc>
           <w:tcPr>
-            <w:tcW w:w="5850" w:type="dxa"/>
+            <w:tcW w:w="5852" w:type="dxa"/>
             <w:gridSpan w:val="7"/>
             <w:tcBorders>
               <w:top w:val="single" w:sz="4" w:space="0" w:color="000000"/>
@@ -2660,16 +2612,15 @@
               <w:pStyle w:val="TableParagraph"/>
               <w:ind w:left="4" w:right="193"/>
               <w:rPr>
-                <w:rFonts w:ascii="Arial" w:hAnsi="Arial"/>
-                <w:sz w:val="20"/>
-                <w:szCs w:val="20"/>
-              </w:rPr>
-            </w:pPr>
-            <w:r>
-              <w:rPr>
-                <w:rFonts w:cs="Arial" w:ascii="Arial" w:hAnsi="Arial"/>
-                <w:sz w:val="20"/>
-                <w:szCs w:val="20"/>
+                <w:sz w:val="22"/>
+                <w:szCs w:val="22"/>
+              </w:rPr>
+            </w:pPr>
+            <w:r>
+              <w:rPr>
+                <w:rFonts w:cs="Arial" w:ascii="Arial" w:hAnsi="Arial"/>
+                <w:sz w:val="22"/>
+                <w:szCs w:val="22"/>
               </w:rPr>
               <w:t>Declaration: We declare that this invoice shows the actual</w:t>
             </w:r>
@@ -2677,16 +2628,16 @@
               <w:rPr>
                 <w:rFonts w:cs="Arial" w:ascii="Arial" w:hAnsi="Arial"/>
                 <w:spacing w:val="1"/>
-                <w:sz w:val="20"/>
-                <w:szCs w:val="20"/>
+                <w:sz w:val="22"/>
+                <w:szCs w:val="22"/>
               </w:rPr>
               <w:t xml:space="preserve"> </w:t>
             </w:r>
             <w:r>
               <w:rPr>
                 <w:rFonts w:cs="Arial" w:ascii="Arial" w:hAnsi="Arial"/>
-                <w:sz w:val="20"/>
-                <w:szCs w:val="20"/>
+                <w:sz w:val="22"/>
+                <w:szCs w:val="22"/>
               </w:rPr>
               <w:t>price of the goods described and that all particulars are true</w:t>
             </w:r>
@@ -2694,16 +2645,16 @@
               <w:rPr>
                 <w:rFonts w:cs="Arial" w:ascii="Arial" w:hAnsi="Arial"/>
                 <w:spacing w:val="-59"/>
-                <w:sz w:val="20"/>
-                <w:szCs w:val="20"/>
+                <w:sz w:val="22"/>
+                <w:szCs w:val="22"/>
               </w:rPr>
               <w:t xml:space="preserve"> </w:t>
             </w:r>
             <w:r>
               <w:rPr>
                 <w:rFonts w:cs="Arial" w:ascii="Arial" w:hAnsi="Arial"/>
-                <w:sz w:val="20"/>
-                <w:szCs w:val="20"/>
+                <w:sz w:val="22"/>
+                <w:szCs w:val="22"/>
               </w:rPr>
               <w:t>and</w:t>
             </w:r>
@@ -2711,16 +2662,16 @@
               <w:rPr>
                 <w:rFonts w:cs="Arial" w:ascii="Arial" w:hAnsi="Arial"/>
                 <w:spacing w:val="-1"/>
-                <w:sz w:val="20"/>
-                <w:szCs w:val="20"/>
+                <w:sz w:val="22"/>
+                <w:szCs w:val="22"/>
               </w:rPr>
               <w:t xml:space="preserve"> </w:t>
             </w:r>
             <w:r>
               <w:rPr>
                 <w:rFonts w:cs="Arial" w:ascii="Arial" w:hAnsi="Arial"/>
-                <w:sz w:val="20"/>
-                <w:szCs w:val="20"/>
+                <w:sz w:val="22"/>
+                <w:szCs w:val="22"/>
               </w:rPr>
               <w:t>correct.</w:t>
             </w:r>
@@ -2731,15 +2682,15 @@
               <w:ind w:left="4" w:right="193"/>
               <w:rPr>
                 <w:rFonts w:ascii="Arial" w:hAnsi="Arial" w:cs="Arial"/>
-                <w:sz w:val="20"/>
-                <w:szCs w:val="20"/>
-              </w:rPr>
-            </w:pPr>
-            <w:r>
-              <w:rPr>
-                <w:rFonts w:cs="Arial" w:ascii="Arial" w:hAnsi="Arial"/>
-                <w:sz w:val="20"/>
-                <w:szCs w:val="20"/>
+                <w:sz w:val="22"/>
+                <w:szCs w:val="22"/>
+              </w:rPr>
+            </w:pPr>
+            <w:r>
+              <w:rPr>
+                <w:rFonts w:cs="Arial" w:ascii="Arial" w:hAnsi="Arial"/>
+                <w:sz w:val="22"/>
+                <w:szCs w:val="22"/>
               </w:rPr>
             </w:r>
           </w:p>
@@ -2749,22 +2700,22 @@
               <w:ind w:left="4" w:right="193"/>
               <w:rPr>
                 <w:rFonts w:ascii="Arial" w:hAnsi="Arial" w:cs="Arial"/>
-                <w:sz w:val="20"/>
-                <w:szCs w:val="20"/>
-              </w:rPr>
-            </w:pPr>
-            <w:r>
-              <w:rPr>
-                <w:rFonts w:cs="Arial" w:ascii="Arial" w:hAnsi="Arial"/>
-                <w:sz w:val="20"/>
-                <w:szCs w:val="20"/>
-              </w:rPr>
-            </w:r>
-          </w:p>
-        </w:tc>
-        <w:tc>
-          <w:tcPr>
-            <w:tcW w:w="4061" w:type="dxa"/>
+                <w:sz w:val="22"/>
+                <w:szCs w:val="22"/>
+              </w:rPr>
+            </w:pPr>
+            <w:r>
+              <w:rPr>
+                <w:rFonts w:cs="Arial" w:ascii="Arial" w:hAnsi="Arial"/>
+                <w:sz w:val="22"/>
+                <w:szCs w:val="22"/>
+              </w:rPr>
+            </w:r>
+          </w:p>
+        </w:tc>
+        <w:tc>
+          <w:tcPr>
+            <w:tcW w:w="4059" w:type="dxa"/>
             <w:gridSpan w:val="5"/>
             <w:tcBorders>
               <w:top w:val="single" w:sz="4" w:space="0" w:color="000000"/>
@@ -2778,17 +2729,16 @@
               <w:pStyle w:val="TableParagraph"/>
               <w:ind w:left="68"/>
               <w:rPr>
-                <w:rFonts w:ascii="Arial" w:hAnsi="Arial"/>
-                <w:sz w:val="20"/>
-                <w:szCs w:val="20"/>
-              </w:rPr>
-            </w:pPr>
-            <w:r>
-              <w:rPr>
-                <w:rFonts w:cs="Arial" w:ascii="Arial" w:hAnsi="Arial"/>
-                <w:b/>
-                <w:sz w:val="20"/>
-                <w:szCs w:val="20"/>
+                <w:sz w:val="22"/>
+                <w:szCs w:val="22"/>
+              </w:rPr>
+            </w:pPr>
+            <w:r>
+              <w:rPr>
+                <w:rFonts w:cs="Arial" w:ascii="Arial" w:hAnsi="Arial"/>
+                <w:b/>
+                <w:sz w:val="22"/>
+                <w:szCs w:val="22"/>
               </w:rPr>
               <w:t>For {{ exporter.company_name }}</w:t>
             </w:r>
@@ -2798,9 +2748,8 @@
               <w:pStyle w:val="TableParagraph"/>
               <w:ind w:left="188"/>
               <w:rPr>
-                <w:rFonts w:ascii="Arial" w:hAnsi="Arial"/>
-                <w:sz w:val="20"/>
-                <w:szCs w:val="20"/>
+                <w:sz w:val="22"/>
+                <w:szCs w:val="22"/>
               </w:rPr>
             </w:pPr>
             <w:r>
@@ -2849,17 +2798,16 @@
             <w:pPr>
               <w:pStyle w:val="TableParagraph"/>
               <w:rPr>
-                <w:rFonts w:ascii="Arial" w:hAnsi="Arial"/>
-                <w:sz w:val="20"/>
-                <w:szCs w:val="20"/>
-              </w:rPr>
-            </w:pPr>
-            <w:r>
-              <w:rPr>
-                <w:rFonts w:cs="Arial" w:ascii="Arial" w:hAnsi="Arial"/>
-                <w:b/>
-                <w:sz w:val="20"/>
-                <w:szCs w:val="20"/>
+                <w:sz w:val="22"/>
+                <w:szCs w:val="22"/>
+              </w:rPr>
+            </w:pPr>
+            <w:r>
+              <w:rPr>
+                <w:rFonts w:cs="Arial" w:ascii="Arial" w:hAnsi="Arial"/>
+                <w:b/>
+                <w:sz w:val="22"/>
+                <w:szCs w:val="22"/>
               </w:rPr>
               <w:t xml:space="preserve"> </w:t>
             </w:r>
@@ -2867,8 +2815,8 @@
               <w:rPr>
                 <w:rFonts w:cs="Arial" w:ascii="Arial" w:hAnsi="Arial"/>
                 <w:b/>
-                <w:sz w:val="20"/>
-                <w:szCs w:val="20"/>
+                <w:sz w:val="22"/>
+                <w:szCs w:val="22"/>
               </w:rPr>
               <w:t>Authorized Signatory</w:t>
             </w:r>
@@ -2876,101 +2824,6 @@
         </w:tc>
       </w:tr>
     </w:tbl>
-    <w:p>
-      <w:pPr>
-        <w:pStyle w:val="Normal"/>
-        <w:rPr>
-          <w:rFonts w:ascii="Arial" w:hAnsi="Arial" w:cs="Arial"/>
-          <w:sz w:val="22"/>
-          <w:szCs w:val="22"/>
-          <w:lang w:bidi="hi-IN"/>
-        </w:rPr>
-      </w:pPr>
-      <w:r>
-        <w:rPr>
-          <w:rFonts w:cs="Arial" w:ascii="Arial" w:hAnsi="Arial"/>
-          <w:sz w:val="22"/>
-          <w:szCs w:val="22"/>
-          <w:lang w:bidi="hi-IN"/>
-        </w:rPr>
-      </w:r>
-    </w:p>
-    <w:p>
-      <w:pPr>
-        <w:pStyle w:val="Normal"/>
-        <w:rPr>
-          <w:rFonts w:ascii="Arial" w:hAnsi="Arial" w:cs="Arial"/>
-          <w:sz w:val="22"/>
-          <w:szCs w:val="22"/>
-          <w:lang w:bidi="hi-IN"/>
-        </w:rPr>
-      </w:pPr>
-      <w:r>
-        <w:rPr>
-          <w:rFonts w:cs="Arial" w:ascii="Arial" w:hAnsi="Arial"/>
-          <w:sz w:val="22"/>
-          <w:szCs w:val="22"/>
-          <w:lang w:bidi="hi-IN"/>
-        </w:rPr>
-      </w:r>
-    </w:p>
-    <w:p>
-      <w:pPr>
-        <w:pStyle w:val="Normal"/>
-        <w:rPr>
-          <w:rFonts w:ascii="Arial" w:hAnsi="Arial" w:cs="Arial"/>
-          <w:sz w:val="22"/>
-          <w:szCs w:val="22"/>
-          <w:lang w:bidi="hi-IN"/>
-        </w:rPr>
-      </w:pPr>
-      <w:r>
-        <w:rPr>
-          <w:rFonts w:cs="Arial" w:ascii="Arial" w:hAnsi="Arial"/>
-          <w:sz w:val="22"/>
-          <w:szCs w:val="22"/>
-          <w:lang w:bidi="hi-IN"/>
-        </w:rPr>
-      </w:r>
-    </w:p>
-    <w:p>
-      <w:pPr>
-        <w:pStyle w:val="Normal"/>
-        <w:rPr>
-          <w:rFonts w:ascii="Arial" w:hAnsi="Arial" w:cs="Arial"/>
-          <w:sz w:val="22"/>
-          <w:szCs w:val="22"/>
-          <w:lang w:bidi="hi-IN"/>
-        </w:rPr>
-      </w:pPr>
-      <w:r>
-        <w:rPr>
-          <w:rFonts w:cs="Arial" w:ascii="Arial" w:hAnsi="Arial"/>
-          <w:sz w:val="22"/>
-          <w:szCs w:val="22"/>
-          <w:lang w:bidi="hi-IN"/>
-        </w:rPr>
-      </w:r>
-    </w:p>
-    <w:p>
-      <w:pPr>
-        <w:pStyle w:val="Normal"/>
-        <w:rPr>
-          <w:rFonts w:ascii="Arial" w:hAnsi="Arial" w:cs="Arial"/>
-          <w:sz w:val="22"/>
-          <w:szCs w:val="22"/>
-          <w:lang w:bidi="hi-IN"/>
-        </w:rPr>
-      </w:pPr>
-      <w:r>
-        <w:rPr>
-          <w:rFonts w:cs="Arial" w:ascii="Arial" w:hAnsi="Arial"/>
-          <w:sz w:val="22"/>
-          <w:szCs w:val="22"/>
-          <w:lang w:bidi="hi-IN"/>
-        </w:rPr>
-      </w:r>
-    </w:p>
     <w:p>
       <w:pPr>
         <w:pStyle w:val="Standard"/>

--- a/templates/CHA TI.docx
+++ b/templates/CHA TI.docx
@@ -70,18 +70,18 @@
         <w:tblLook w:val="01e0" w:noHBand="0" w:noVBand="0" w:firstColumn="1" w:lastRow="1" w:lastColumn="1" w:firstRow="1"/>
       </w:tblPr>
       <w:tblGrid>
-        <w:gridCol w:w="985"/>
-        <w:gridCol w:w="1083"/>
-        <w:gridCol w:w="717"/>
+        <w:gridCol w:w="1166"/>
+        <w:gridCol w:w="1084"/>
+        <w:gridCol w:w="535"/>
         <w:gridCol w:w="451"/>
         <w:gridCol w:w="1126"/>
         <w:gridCol w:w="923"/>
-        <w:gridCol w:w="567"/>
+        <w:gridCol w:w="570"/>
         <w:gridCol w:w="448"/>
-        <w:gridCol w:w="1054"/>
-        <w:gridCol w:w="296"/>
+        <w:gridCol w:w="1051"/>
+        <w:gridCol w:w="299"/>
         <w:gridCol w:w="900"/>
-        <w:gridCol w:w="1361"/>
+        <w:gridCol w:w="1358"/>
       </w:tblGrid>
       <w:tr>
         <w:trPr>
@@ -198,7 +198,7 @@
         </w:tc>
         <w:tc>
           <w:tcPr>
-            <w:tcW w:w="2616" w:type="dxa"/>
+            <w:tcW w:w="2619" w:type="dxa"/>
             <w:gridSpan w:val="3"/>
             <w:tcBorders>
               <w:top w:val="single" w:sz="4" w:space="0" w:color="000000"/>
@@ -273,7 +273,7 @@
         </w:tc>
         <w:tc>
           <w:tcPr>
-            <w:tcW w:w="4059" w:type="dxa"/>
+            <w:tcW w:w="4056" w:type="dxa"/>
             <w:gridSpan w:val="5"/>
             <w:tcBorders>
               <w:top w:val="single" w:sz="4" w:space="0" w:color="000000"/>
@@ -647,7 +647,7 @@
         </w:tc>
         <w:tc>
           <w:tcPr>
-            <w:tcW w:w="3067" w:type="dxa"/>
+            <w:tcW w:w="3070" w:type="dxa"/>
             <w:gridSpan w:val="4"/>
             <w:tcBorders>
               <w:top w:val="single" w:sz="4" w:space="0" w:color="000000"/>
@@ -699,7 +699,7 @@
         </w:tc>
         <w:tc>
           <w:tcPr>
-            <w:tcW w:w="1502" w:type="dxa"/>
+            <w:tcW w:w="1499" w:type="dxa"/>
             <w:gridSpan w:val="2"/>
             <w:tcBorders>
               <w:top w:val="single" w:sz="4" w:space="0" w:color="000000"/>
@@ -1275,7 +1275,7 @@
         </w:trPr>
         <w:tc>
           <w:tcPr>
-            <w:tcW w:w="985" w:type="dxa"/>
+            <w:tcW w:w="1166" w:type="dxa"/>
             <w:tcBorders>
               <w:top w:val="single" w:sz="4" w:space="0" w:color="000000"/>
               <w:left w:val="single" w:sz="4" w:space="0" w:color="000000"/>
@@ -1329,7 +1329,7 @@
         </w:tc>
         <w:tc>
           <w:tcPr>
-            <w:tcW w:w="1083" w:type="dxa"/>
+            <w:tcW w:w="1084" w:type="dxa"/>
             <w:tcBorders>
               <w:top w:val="single" w:sz="4" w:space="0" w:color="000000"/>
               <w:left w:val="single" w:sz="4" w:space="0" w:color="000000"/>
@@ -1381,7 +1381,7 @@
         </w:tc>
         <w:tc>
           <w:tcPr>
-            <w:tcW w:w="4232" w:type="dxa"/>
+            <w:tcW w:w="4053" w:type="dxa"/>
             <w:gridSpan w:val="6"/>
             <w:tcBorders>
               <w:top w:val="single" w:sz="4" w:space="0" w:color="000000"/>
@@ -1582,7 +1582,7 @@
         </w:tc>
         <w:tc>
           <w:tcPr>
-            <w:tcW w:w="1361" w:type="dxa"/>
+            <w:tcW w:w="1358" w:type="dxa"/>
             <w:tcBorders>
               <w:top w:val="single" w:sz="4" w:space="0" w:color="000000"/>
               <w:left w:val="single" w:sz="4" w:space="0" w:color="000000"/>
@@ -1639,7 +1639,7 @@
         </w:trPr>
         <w:tc>
           <w:tcPr>
-            <w:tcW w:w="985" w:type="dxa"/>
+            <w:tcW w:w="1166" w:type="dxa"/>
             <w:tcBorders>
               <w:top w:val="single" w:sz="4" w:space="0" w:color="000000"/>
               <w:left w:val="single" w:sz="4" w:space="0" w:color="000000"/>
@@ -1663,12 +1663,14 @@
                 <w:szCs w:val="22"/>
               </w:rPr>
               <w:t>{{ "%02d" % items[0].sr_start }} to {{ "%02d" % total_quantity }}</w:t>
-            </w:r>
-          </w:p>
-        </w:tc>
-        <w:tc>
-          <w:tcPr>
-            <w:tcW w:w="1083" w:type="dxa"/>
+              <w:br/>
+              <w:t>UNITS</w:t>
+            </w:r>
+          </w:p>
+        </w:tc>
+        <w:tc>
+          <w:tcPr>
+            <w:tcW w:w="1084" w:type="dxa"/>
             <w:tcBorders>
               <w:top w:val="single" w:sz="4" w:space="0" w:color="000000"/>
               <w:left w:val="single" w:sz="4" w:space="0" w:color="000000"/>
@@ -1700,7 +1702,7 @@
         </w:tc>
         <w:tc>
           <w:tcPr>
-            <w:tcW w:w="4232" w:type="dxa"/>
+            <w:tcW w:w="4053" w:type="dxa"/>
             <w:gridSpan w:val="6"/>
             <w:tcBorders>
               <w:top w:val="single" w:sz="4" w:space="0" w:color="000000"/>
@@ -1797,7 +1799,7 @@
         </w:tc>
         <w:tc>
           <w:tcPr>
-            <w:tcW w:w="1361" w:type="dxa"/>
+            <w:tcW w:w="1358" w:type="dxa"/>
             <w:tcBorders>
               <w:top w:val="single" w:sz="4" w:space="0" w:color="000000"/>
               <w:left w:val="single" w:sz="4" w:space="0" w:color="000000"/>
@@ -1808,7 +1810,6 @@
           <w:p>
             <w:pPr>
               <w:pStyle w:val="Normal"/>
-              <w:ind w:right="134"/>
               <w:jc w:val="right"/>
               <w:rPr>
                 <w:sz w:val="22"/>
@@ -1849,7 +1850,7 @@
             <w:pPr>
               <w:pStyle w:val="TableParagraph"/>
               <w:spacing w:lineRule="exact" w:line="234" w:before="2" w:after="0"/>
-              <w:ind w:right="192"/>
+              <w:ind w:right="106"/>
               <w:jc w:val="right"/>
               <w:rPr>
                 <w:rFonts w:ascii="Arial" w:hAnsi="Arial" w:cs="Arial"/>
@@ -1872,7 +1873,7 @@
         </w:tc>
         <w:tc>
           <w:tcPr>
-            <w:tcW w:w="4188" w:type="dxa"/>
+            <w:tcW w:w="4191" w:type="dxa"/>
             <w:gridSpan w:val="6"/>
             <w:tcBorders>
               <w:top w:val="single" w:sz="4" w:space="0" w:color="000000"/>
@@ -1885,7 +1886,7 @@
             <w:pPr>
               <w:pStyle w:val="TableParagraph"/>
               <w:spacing w:lineRule="exact" w:line="234" w:before="2" w:after="0"/>
-              <w:ind w:right="192"/>
+              <w:ind w:right="106"/>
               <w:jc w:val="right"/>
               <w:rPr>
                 <w:sz w:val="22"/>
@@ -1906,7 +1907,7 @@
         </w:tc>
         <w:tc>
           <w:tcPr>
-            <w:tcW w:w="1361" w:type="dxa"/>
+            <w:tcW w:w="1358" w:type="dxa"/>
             <w:tcBorders>
               <w:top w:val="single" w:sz="4" w:space="0" w:color="000000"/>
               <w:left w:val="single" w:sz="4" w:space="0" w:color="000000"/>
@@ -1919,12 +1920,9 @@
             <w:pPr>
               <w:pStyle w:val="TableParagraph"/>
               <w:spacing w:lineRule="exact" w:line="234" w:before="2" w:after="0"/>
-              <w:ind w:right="192"/>
-              <w:jc w:val="center"/>
-              <w:rPr>
-                <w:sz w:val="22"/>
-                <w:szCs w:val="22"/>
-              </w:rPr>
+              <w:ind w:right="106"/>
+              <w:jc w:val="right"/>
+              <w:rPr/>
             </w:pPr>
             <w:r>
               <w:rPr>
@@ -1982,7 +1980,7 @@
         </w:tc>
         <w:tc>
           <w:tcPr>
-            <w:tcW w:w="4188" w:type="dxa"/>
+            <w:tcW w:w="4191" w:type="dxa"/>
             <w:gridSpan w:val="6"/>
             <w:tcBorders>
               <w:top w:val="single" w:sz="4" w:space="0" w:color="000000"/>
@@ -1995,7 +1993,7 @@
             <w:pPr>
               <w:pStyle w:val="TableParagraph"/>
               <w:spacing w:lineRule="exact" w:line="234" w:before="2" w:after="0"/>
-              <w:ind w:right="192"/>
+              <w:ind w:right="106"/>
               <w:jc w:val="right"/>
               <w:rPr>
                 <w:sz w:val="22"/>
@@ -2016,7 +2014,7 @@
         </w:tc>
         <w:tc>
           <w:tcPr>
-            <w:tcW w:w="1361" w:type="dxa"/>
+            <w:tcW w:w="1358" w:type="dxa"/>
             <w:tcBorders>
               <w:top w:val="single" w:sz="4" w:space="0" w:color="000000"/>
               <w:left w:val="single" w:sz="4" w:space="0" w:color="000000"/>
@@ -2029,12 +2027,9 @@
             <w:pPr>
               <w:pStyle w:val="TableParagraph"/>
               <w:spacing w:lineRule="exact" w:line="234" w:before="2" w:after="0"/>
-              <w:ind w:right="192"/>
-              <w:jc w:val="center"/>
-              <w:rPr>
-                <w:sz w:val="22"/>
-                <w:szCs w:val="22"/>
-              </w:rPr>
+              <w:ind w:right="106"/>
+              <w:jc w:val="right"/>
+              <w:rPr/>
             </w:pPr>
             <w:r>
               <w:rPr>
@@ -2092,7 +2087,7 @@
         </w:tc>
         <w:tc>
           <w:tcPr>
-            <w:tcW w:w="4188" w:type="dxa"/>
+            <w:tcW w:w="4191" w:type="dxa"/>
             <w:gridSpan w:val="6"/>
             <w:tcBorders>
               <w:top w:val="single" w:sz="4" w:space="0" w:color="000000"/>
@@ -2105,7 +2100,7 @@
             <w:pPr>
               <w:pStyle w:val="TableParagraph"/>
               <w:spacing w:lineRule="exact" w:line="234" w:before="2" w:after="0"/>
-              <w:ind w:right="192"/>
+              <w:ind w:right="106"/>
               <w:jc w:val="right"/>
               <w:rPr>
                 <w:sz w:val="22"/>
@@ -2120,23 +2115,13 @@
                 <w:sz w:val="22"/>
                 <w:szCs w:val="22"/>
               </w:rPr>
-              <w:t xml:space="preserve">TOTAL </w:t>
-            </w:r>
-            <w:r>
-              <w:rPr>
-                <w:rFonts w:cs="Arial" w:ascii="Arial" w:hAnsi="Arial"/>
-                <w:b/>
-                <w:bCs/>
-                <w:sz w:val="22"/>
-                <w:szCs w:val="22"/>
-              </w:rPr>
-              <w:t>AX VALUE (INR)</w:t>
-            </w:r>
-          </w:p>
-        </w:tc>
-        <w:tc>
-          <w:tcPr>
-            <w:tcW w:w="1361" w:type="dxa"/>
+              <w:t>TOTAL TAX VALUE (INR)</w:t>
+            </w:r>
+          </w:p>
+        </w:tc>
+        <w:tc>
+          <w:tcPr>
+            <w:tcW w:w="1358" w:type="dxa"/>
             <w:tcBorders>
               <w:top w:val="single" w:sz="4" w:space="0" w:color="000000"/>
               <w:left w:val="single" w:sz="4" w:space="0" w:color="000000"/>
@@ -2148,12 +2133,9 @@
             <w:pPr>
               <w:pStyle w:val="TableParagraph"/>
               <w:spacing w:lineRule="exact" w:line="234" w:before="2" w:after="0"/>
-              <w:ind w:right="192"/>
-              <w:jc w:val="center"/>
-              <w:rPr>
-                <w:sz w:val="22"/>
-                <w:szCs w:val="22"/>
-              </w:rPr>
+              <w:ind w:right="106"/>
+              <w:jc w:val="right"/>
+              <w:rPr/>
             </w:pPr>
             <w:r>
               <w:rPr>
@@ -2221,7 +2203,7 @@
         </w:tc>
         <w:tc>
           <w:tcPr>
-            <w:tcW w:w="4188" w:type="dxa"/>
+            <w:tcW w:w="4191" w:type="dxa"/>
             <w:gridSpan w:val="6"/>
             <w:tcBorders>
               <w:top w:val="single" w:sz="4" w:space="0" w:color="000000"/>
@@ -2234,7 +2216,7 @@
             <w:pPr>
               <w:pStyle w:val="TableParagraph"/>
               <w:spacing w:lineRule="exact" w:line="234" w:before="2" w:after="0"/>
-              <w:ind w:right="192"/>
+              <w:ind w:right="106"/>
               <w:jc w:val="right"/>
               <w:rPr>
                 <w:sz w:val="22"/>
@@ -2255,7 +2237,7 @@
         </w:tc>
         <w:tc>
           <w:tcPr>
-            <w:tcW w:w="1361" w:type="dxa"/>
+            <w:tcW w:w="1358" w:type="dxa"/>
             <w:tcBorders>
               <w:top w:val="single" w:sz="4" w:space="0" w:color="000000"/>
               <w:left w:val="single" w:sz="4" w:space="0" w:color="000000"/>
@@ -2267,12 +2249,9 @@
             <w:pPr>
               <w:pStyle w:val="TableParagraph"/>
               <w:spacing w:lineRule="exact" w:line="234" w:before="2" w:after="0"/>
-              <w:ind w:right="192"/>
-              <w:jc w:val="center"/>
-              <w:rPr>
-                <w:sz w:val="22"/>
-                <w:szCs w:val="22"/>
-              </w:rPr>
+              <w:ind w:right="106"/>
+              <w:jc w:val="right"/>
+              <w:rPr/>
             </w:pPr>
             <w:r>
               <w:rPr>
@@ -2340,7 +2319,7 @@
         </w:tc>
         <w:tc>
           <w:tcPr>
-            <w:tcW w:w="4188" w:type="dxa"/>
+            <w:tcW w:w="4191" w:type="dxa"/>
             <w:gridSpan w:val="6"/>
             <w:tcBorders>
               <w:top w:val="single" w:sz="4" w:space="0" w:color="000000"/>
@@ -2353,7 +2332,7 @@
             <w:pPr>
               <w:pStyle w:val="TableParagraph"/>
               <w:spacing w:lineRule="exact" w:line="234" w:before="2" w:after="0"/>
-              <w:ind w:right="192"/>
+              <w:ind w:right="106"/>
               <w:jc w:val="right"/>
               <w:rPr>
                 <w:sz w:val="22"/>
@@ -2374,7 +2353,7 @@
         </w:tc>
         <w:tc>
           <w:tcPr>
-            <w:tcW w:w="1361" w:type="dxa"/>
+            <w:tcW w:w="1358" w:type="dxa"/>
             <w:tcBorders>
               <w:top w:val="single" w:sz="4" w:space="0" w:color="000000"/>
               <w:left w:val="single" w:sz="4" w:space="0" w:color="000000"/>
@@ -2386,12 +2365,9 @@
             <w:pPr>
               <w:pStyle w:val="TableParagraph"/>
               <w:spacing w:lineRule="exact" w:line="234" w:before="2" w:after="0"/>
-              <w:ind w:right="192"/>
-              <w:jc w:val="center"/>
-              <w:rPr>
-                <w:sz w:val="22"/>
-                <w:szCs w:val="22"/>
-              </w:rPr>
+              <w:ind w:right="106"/>
+              <w:jc w:val="right"/>
+              <w:rPr/>
             </w:pPr>
             <w:r>
               <w:rPr>
@@ -2439,18 +2415,47 @@
               <w:ind w:hanging="2610" w:left="2610"/>
               <w:jc w:val="both"/>
               <w:rPr>
-                <w:sz w:val="22"/>
-                <w:szCs w:val="22"/>
-              </w:rPr>
-            </w:pPr>
-            <w:r>
-              <w:rPr>
-                <w:rFonts w:cs="Arial" w:ascii="Arial" w:hAnsi="Arial"/>
-                <w:b/>
-                <w:sz w:val="22"/>
-                <w:szCs w:val="22"/>
-              </w:rPr>
-              <w:t>AMOUNT CHARGEABLE INR: {{ amount_inr_words.replace("INR Rupees ", "") }}</w:t>
+                <w:sz w:val="20"/>
+                <w:szCs w:val="20"/>
+              </w:rPr>
+            </w:pPr>
+            <w:r>
+              <w:rPr>
+                <w:rFonts w:cs="Arial" w:ascii="Arial" w:hAnsi="Arial"/>
+                <w:b/>
+                <w:sz w:val="20"/>
+                <w:szCs w:val="20"/>
+              </w:rPr>
+              <w:t xml:space="preserve">AMOUNT CHARGEABLE INR: </w:t>
+            </w:r>
+            <w:r>
+              <w:rPr>
+                <w:rFonts w:cs="Arial" w:ascii="Arial" w:hAnsi="Arial"/>
+                <w:b w:val="false"/>
+                <w:bCs w:val="false"/>
+                <w:sz w:val="20"/>
+                <w:szCs w:val="20"/>
+              </w:rPr>
+              <w:t>Rupees</w:t>
+            </w:r>
+            <w:r>
+              <w:rPr>
+                <w:rFonts w:cs="Arial" w:ascii="Arial" w:hAnsi="Arial"/>
+                <w:b/>
+                <w:sz w:val="20"/>
+                <w:szCs w:val="20"/>
+              </w:rPr>
+              <w:t xml:space="preserve"> </w:t>
+            </w:r>
+            <w:r>
+              <w:rPr>
+                <w:rFonts w:cs="Arial" w:ascii="Arial" w:hAnsi="Arial"/>
+                <w:b w:val="false"/>
+                <w:bCs w:val="false"/>
+                <w:sz w:val="20"/>
+                <w:szCs w:val="20"/>
+              </w:rPr>
+              <w:t>{{ amount_inr_words.replace("INR Rupees ", "") }}</w:t>
             </w:r>
           </w:p>
         </w:tc>
@@ -2598,7 +2603,7 @@
         </w:trPr>
         <w:tc>
           <w:tcPr>
-            <w:tcW w:w="5852" w:type="dxa"/>
+            <w:tcW w:w="5855" w:type="dxa"/>
             <w:gridSpan w:val="7"/>
             <w:tcBorders>
               <w:top w:val="single" w:sz="4" w:space="0" w:color="000000"/>
@@ -2715,7 +2720,7 @@
         </w:tc>
         <w:tc>
           <w:tcPr>
-            <w:tcW w:w="4059" w:type="dxa"/>
+            <w:tcW w:w="4056" w:type="dxa"/>
             <w:gridSpan w:val="5"/>
             <w:tcBorders>
               <w:top w:val="single" w:sz="4" w:space="0" w:color="000000"/>
